--- a/C++程序设计/C++实训/实训工作报告/202430551135马启凡第三次工作报告.docx
+++ b/C++程序设计/C++实训/实训工作报告/202430551135马启凡第三次工作报告.docx
@@ -47,19 +47,6471 @@
           <w:rFonts w:hint="eastAsia"/>
           <w:lang w:val="en-US" w:eastAsia="zh-CN"/>
         </w:rPr>
-        <w:t>本周（4/14-4/20</w:t>
-      </w:r>
+        <w:t>本周（4/14-4/20）情况汇报：</w:t>
+      </w:r>
+    </w:p>
+    <w:p>
+      <w:pPr>
+        <w:numPr>
+          <w:ilvl w:val="0"/>
+          <w:numId w:val="0"/>
+        </w:numPr>
+        <w:rPr>
+          <w:rFonts w:hint="default"/>
+          <w:lang w:val="en-US" w:eastAsia="zh-CN"/>
+        </w:rPr>
+      </w:pPr>
+      <w:r>
+        <w:rPr>
+          <w:rFonts w:hint="eastAsia" w:asciiTheme="minorHAnsi" w:hAnsiTheme="minorHAnsi" w:eastAsiaTheme="minorEastAsia" w:cstheme="minorBidi"/>
+          <w:kern w:val="2"/>
+          <w:sz w:val="21"/>
+          <w:szCs w:val="24"/>
+          <w:lang w:val="en-US" w:eastAsia="zh-CN" w:bidi="ar-SA"/>
+        </w:rPr>
+        <w:t>一、</w:t>
+      </w:r>
+      <w:r>
+        <w:rPr>
+          <w:rFonts w:hint="default"/>
+          <w:lang w:val="en-US" w:eastAsia="zh-CN"/>
+        </w:rPr>
+        <w:t>本周工作概述</w:t>
+      </w:r>
+    </w:p>
+    <w:p>
+      <w:pPr>
+        <w:numPr>
+          <w:ilvl w:val="0"/>
+          <w:numId w:val="0"/>
+        </w:numPr>
+        <w:rPr>
+          <w:rFonts w:hint="eastAsia"/>
+          <w:lang w:val="en-US" w:eastAsia="zh-CN"/>
+        </w:rPr>
+      </w:pPr>
+      <w:r>
+        <w:rPr>
+          <w:rFonts w:hint="eastAsia" w:asciiTheme="minorHAnsi" w:hAnsiTheme="minorHAnsi" w:eastAsiaTheme="minorEastAsia" w:cstheme="minorBidi"/>
+          <w:kern w:val="2"/>
+          <w:sz w:val="21"/>
+          <w:szCs w:val="24"/>
+          <w:lang w:val="en-US" w:eastAsia="zh-CN" w:bidi="ar-SA"/>
+        </w:rPr>
+        <w:t>1.</w:t>
+      </w:r>
+      <w:r>
+        <w:rPr>
+          <w:rFonts w:hint="eastAsia"/>
+          <w:lang w:val="en-US" w:eastAsia="zh-CN"/>
+        </w:rPr>
+        <w:t>改进用户数据存储方式</w:t>
+      </w:r>
+    </w:p>
+    <w:p>
+      <w:pPr>
+        <w:numPr>
+          <w:ilvl w:val="0"/>
+          <w:numId w:val="0"/>
+        </w:numPr>
+        <w:rPr>
+          <w:rFonts w:hint="default"/>
+          <w:lang w:val="en-US" w:eastAsia="zh-CN"/>
+        </w:rPr>
+      </w:pPr>
+      <w:r>
+        <w:rPr>
+          <w:rFonts w:hint="default" w:asciiTheme="minorHAnsi" w:hAnsiTheme="minorHAnsi" w:eastAsiaTheme="minorEastAsia" w:cstheme="minorBidi"/>
+          <w:kern w:val="2"/>
+          <w:sz w:val="21"/>
+          <w:szCs w:val="24"/>
+          <w:lang w:val="en-US" w:eastAsia="zh-CN" w:bidi="ar-SA"/>
+        </w:rPr>
+        <w:t>2.</w:t>
+      </w:r>
+      <w:r>
+        <w:rPr>
+          <w:rFonts w:hint="eastAsia"/>
+          <w:lang w:val="en-US" w:eastAsia="zh-CN"/>
+        </w:rPr>
+        <w:t>完善关卡交互设计，提高游玩体验感</w:t>
+      </w:r>
+    </w:p>
+    <w:p>
+      <w:pPr>
+        <w:numPr>
+          <w:ilvl w:val="0"/>
+          <w:numId w:val="0"/>
+        </w:numPr>
+        <w:ind w:left="0" w:leftChars="0" w:firstLine="0" w:firstLineChars="0"/>
+        <w:rPr>
+          <w:rFonts w:hint="default" w:eastAsiaTheme="minorEastAsia"/>
+          <w:lang w:val="en-US" w:eastAsia="zh-CN"/>
+        </w:rPr>
+      </w:pPr>
+      <w:r>
+        <w:rPr>
+          <w:rFonts w:hint="default" w:asciiTheme="minorHAnsi" w:hAnsiTheme="minorHAnsi" w:eastAsiaTheme="minorEastAsia" w:cstheme="minorBidi"/>
+          <w:kern w:val="2"/>
+          <w:sz w:val="21"/>
+          <w:szCs w:val="24"/>
+          <w:lang w:val="en-US" w:eastAsia="zh-CN" w:bidi="ar-SA"/>
+        </w:rPr>
+        <w:t>3.</w:t>
+      </w:r>
+      <w:r>
+        <w:rPr>
+          <w:rFonts w:hint="eastAsia"/>
+          <w:lang w:val="en-US" w:eastAsia="zh-CN"/>
+        </w:rPr>
+        <w:t>添加勋章系统，为排行榜的实现奠定基础</w:t>
+      </w:r>
+    </w:p>
+    <w:p>
+      <w:pPr>
+        <w:numPr>
+          <w:numId w:val="0"/>
+        </w:numPr>
+        <w:ind w:leftChars="0"/>
+        <w:rPr>
+          <w:rFonts w:hint="default" w:eastAsiaTheme="minorEastAsia"/>
+          <w:lang w:val="en-US" w:eastAsia="zh-CN"/>
+        </w:rPr>
+      </w:pPr>
+    </w:p>
+    <w:p>
+      <w:pPr>
+        <w:numPr>
+          <w:ilvl w:val="0"/>
+          <w:numId w:val="1"/>
+        </w:numPr>
+        <w:rPr>
+          <w:rFonts w:hint="default"/>
+          <w:lang w:val="en-US" w:eastAsia="zh-CN"/>
+        </w:rPr>
+      </w:pPr>
+      <w:r>
+        <w:rPr>
+          <w:rFonts w:hint="default"/>
+          <w:lang w:val="en-US" w:eastAsia="zh-CN"/>
+        </w:rPr>
+        <w:t>详细工作内容</w:t>
+      </w:r>
+    </w:p>
+    <w:p>
+      <w:pPr>
+        <w:numPr>
+          <w:ilvl w:val="0"/>
+          <w:numId w:val="0"/>
+        </w:numPr>
+        <w:ind w:leftChars="0"/>
+        <w:rPr>
+          <w:rFonts w:hint="eastAsia"/>
+          <w:lang w:val="en-US" w:eastAsia="zh-CN"/>
+        </w:rPr>
+      </w:pPr>
+      <w:r>
+        <w:rPr>
+          <w:rFonts w:hint="eastAsia"/>
+          <w:lang w:val="en-US" w:eastAsia="zh-CN"/>
+        </w:rPr>
+        <w:t>1.采用哈希加密用户密码，使用二进制方式存储用户信息，有效解决数据安全问题</w:t>
+      </w:r>
+    </w:p>
+    <w:p>
+      <w:pPr>
+        <w:pStyle w:val="4"/>
+        <w:keepNext w:val="0"/>
+        <w:keepLines w:val="0"/>
+        <w:widowControl/>
+        <w:suppressLineNumbers w:val="0"/>
+        <w:spacing w:before="0" w:beforeAutospacing="0" w:after="0" w:afterAutospacing="0"/>
+        <w:ind w:left="0" w:right="0" w:firstLine="0"/>
+        <w:rPr>
+          <w:sz w:val="21"/>
+          <w:szCs w:val="21"/>
+        </w:rPr>
+      </w:pPr>
+      <w:r>
+        <w:rPr>
+          <w:color w:val="808000"/>
+          <w:sz w:val="21"/>
+          <w:szCs w:val="21"/>
+        </w:rPr>
+        <w:t>bool</w:t>
+      </w:r>
+      <w:r>
+        <w:rPr>
+          <w:color w:val="C0C0C0"/>
+          <w:sz w:val="21"/>
+          <w:szCs w:val="21"/>
+        </w:rPr>
+        <w:t xml:space="preserve"> </w:t>
+      </w:r>
+      <w:r>
+        <w:rPr>
+          <w:color w:val="800080"/>
+          <w:sz w:val="21"/>
+          <w:szCs w:val="21"/>
+        </w:rPr>
+        <w:t>UserFileManager</w:t>
+      </w:r>
+      <w:r>
+        <w:rPr>
+          <w:sz w:val="21"/>
+          <w:szCs w:val="21"/>
+        </w:rPr>
+        <w:t>::</w:t>
+      </w:r>
+      <w:r>
+        <w:rPr>
+          <w:b/>
+          <w:bCs/>
+          <w:color w:val="00677C"/>
+          <w:sz w:val="21"/>
+          <w:szCs w:val="21"/>
+        </w:rPr>
+        <w:t>loadUsers</w:t>
+      </w:r>
+      <w:r>
+        <w:rPr>
+          <w:sz w:val="21"/>
+          <w:szCs w:val="21"/>
+        </w:rPr>
+        <w:t>(</w:t>
+      </w:r>
+      <w:r>
+        <w:rPr>
+          <w:color w:val="800080"/>
+          <w:sz w:val="21"/>
+          <w:szCs w:val="21"/>
+        </w:rPr>
+        <w:t>std</w:t>
+      </w:r>
+      <w:r>
+        <w:rPr>
+          <w:sz w:val="21"/>
+          <w:szCs w:val="21"/>
+        </w:rPr>
+        <w:t>::</w:t>
+      </w:r>
+      <w:r>
+        <w:rPr>
+          <w:color w:val="800080"/>
+          <w:sz w:val="21"/>
+          <w:szCs w:val="21"/>
+        </w:rPr>
+        <w:t>vector</w:t>
+      </w:r>
+      <w:r>
+        <w:rPr>
+          <w:sz w:val="21"/>
+          <w:szCs w:val="21"/>
+        </w:rPr>
+        <w:t>&lt;</w:t>
+      </w:r>
+      <w:r>
+        <w:rPr>
+          <w:color w:val="800080"/>
+          <w:sz w:val="21"/>
+          <w:szCs w:val="21"/>
+        </w:rPr>
+        <w:t>User</w:t>
+      </w:r>
+      <w:r>
+        <w:rPr>
+          <w:sz w:val="21"/>
+          <w:szCs w:val="21"/>
+        </w:rPr>
+        <w:t>&gt;&amp;</w:t>
+      </w:r>
+      <w:r>
+        <w:rPr>
+          <w:color w:val="C0C0C0"/>
+          <w:sz w:val="21"/>
+          <w:szCs w:val="21"/>
+        </w:rPr>
+        <w:t xml:space="preserve"> </w:t>
+      </w:r>
+      <w:r>
+        <w:rPr>
+          <w:color w:val="092E64"/>
+          <w:sz w:val="21"/>
+          <w:szCs w:val="21"/>
+        </w:rPr>
+        <w:t>users</w:t>
+      </w:r>
+      <w:r>
+        <w:rPr>
+          <w:sz w:val="21"/>
+          <w:szCs w:val="21"/>
+        </w:rPr>
+        <w:t>,</w:t>
+      </w:r>
+      <w:r>
+        <w:rPr>
+          <w:color w:val="C0C0C0"/>
+          <w:sz w:val="21"/>
+          <w:szCs w:val="21"/>
+        </w:rPr>
+        <w:t xml:space="preserve"> </w:t>
+      </w:r>
+      <w:r>
+        <w:rPr>
+          <w:color w:val="808000"/>
+          <w:sz w:val="21"/>
+          <w:szCs w:val="21"/>
+        </w:rPr>
+        <w:t>const</w:t>
+      </w:r>
+      <w:r>
+        <w:rPr>
+          <w:color w:val="C0C0C0"/>
+          <w:sz w:val="21"/>
+          <w:szCs w:val="21"/>
+        </w:rPr>
+        <w:t xml:space="preserve"> </w:t>
+      </w:r>
+      <w:r>
+        <w:rPr>
+          <w:color w:val="800080"/>
+          <w:sz w:val="21"/>
+          <w:szCs w:val="21"/>
+        </w:rPr>
+        <w:t>std</w:t>
+      </w:r>
+      <w:r>
+        <w:rPr>
+          <w:sz w:val="21"/>
+          <w:szCs w:val="21"/>
+        </w:rPr>
+        <w:t>::</w:t>
+      </w:r>
+      <w:r>
+        <w:rPr>
+          <w:color w:val="800080"/>
+          <w:sz w:val="21"/>
+          <w:szCs w:val="21"/>
+        </w:rPr>
+        <w:t>string</w:t>
+      </w:r>
+      <w:r>
+        <w:rPr>
+          <w:sz w:val="21"/>
+          <w:szCs w:val="21"/>
+        </w:rPr>
+        <w:t>&amp;</w:t>
+      </w:r>
+      <w:r>
+        <w:rPr>
+          <w:color w:val="C0C0C0"/>
+          <w:sz w:val="21"/>
+          <w:szCs w:val="21"/>
+        </w:rPr>
+        <w:t xml:space="preserve"> </w:t>
+      </w:r>
+      <w:r>
+        <w:rPr>
+          <w:color w:val="092E64"/>
+          <w:sz w:val="21"/>
+          <w:szCs w:val="21"/>
+        </w:rPr>
+        <w:t>filename</w:t>
+      </w:r>
+      <w:r>
+        <w:rPr>
+          <w:sz w:val="21"/>
+          <w:szCs w:val="21"/>
+        </w:rPr>
+        <w:t>)</w:t>
+      </w:r>
+    </w:p>
+    <w:p>
+      <w:pPr>
+        <w:pStyle w:val="4"/>
+        <w:keepNext w:val="0"/>
+        <w:keepLines w:val="0"/>
+        <w:widowControl/>
+        <w:suppressLineNumbers w:val="0"/>
+        <w:spacing w:before="0" w:beforeAutospacing="0" w:after="0" w:afterAutospacing="0"/>
+        <w:ind w:left="0" w:right="0" w:firstLine="0"/>
+        <w:rPr>
+          <w:sz w:val="21"/>
+          <w:szCs w:val="21"/>
+        </w:rPr>
+      </w:pPr>
+      <w:r>
+        <w:rPr>
+          <w:sz w:val="21"/>
+          <w:szCs w:val="21"/>
+        </w:rPr>
+        <w:t>{</w:t>
+      </w:r>
+    </w:p>
+    <w:p>
+      <w:pPr>
+        <w:pStyle w:val="4"/>
+        <w:keepNext w:val="0"/>
+        <w:keepLines w:val="0"/>
+        <w:widowControl/>
+        <w:suppressLineNumbers w:val="0"/>
+        <w:spacing w:before="0" w:beforeAutospacing="0" w:after="0" w:afterAutospacing="0"/>
+        <w:ind w:left="0" w:right="0" w:firstLine="0"/>
+        <w:rPr>
+          <w:sz w:val="21"/>
+          <w:szCs w:val="21"/>
+        </w:rPr>
+      </w:pPr>
+      <w:r>
+        <w:rPr>
+          <w:color w:val="C0C0C0"/>
+          <w:sz w:val="21"/>
+          <w:szCs w:val="21"/>
+        </w:rPr>
+        <w:t xml:space="preserve">    </w:t>
+      </w:r>
+      <w:r>
+        <w:rPr>
+          <w:color w:val="800080"/>
+          <w:sz w:val="21"/>
+          <w:szCs w:val="21"/>
+        </w:rPr>
+        <w:t>std</w:t>
+      </w:r>
+      <w:r>
+        <w:rPr>
+          <w:sz w:val="21"/>
+          <w:szCs w:val="21"/>
+        </w:rPr>
+        <w:t>::</w:t>
+      </w:r>
+      <w:r>
+        <w:rPr>
+          <w:color w:val="800080"/>
+          <w:sz w:val="21"/>
+          <w:szCs w:val="21"/>
+        </w:rPr>
+        <w:t>ifstream</w:t>
+      </w:r>
+      <w:r>
+        <w:rPr>
+          <w:color w:val="C0C0C0"/>
+          <w:sz w:val="21"/>
+          <w:szCs w:val="21"/>
+        </w:rPr>
+        <w:t xml:space="preserve"> </w:t>
+      </w:r>
+      <w:r>
+        <w:rPr>
+          <w:color w:val="092E64"/>
+          <w:sz w:val="21"/>
+          <w:szCs w:val="21"/>
+        </w:rPr>
+        <w:t>inFile</w:t>
+      </w:r>
+      <w:r>
+        <w:rPr>
+          <w:sz w:val="21"/>
+          <w:szCs w:val="21"/>
+        </w:rPr>
+        <w:t>(</w:t>
+      </w:r>
+      <w:r>
+        <w:rPr>
+          <w:color w:val="092E64"/>
+          <w:sz w:val="21"/>
+          <w:szCs w:val="21"/>
+        </w:rPr>
+        <w:t>filename</w:t>
+      </w:r>
+      <w:r>
+        <w:rPr>
+          <w:sz w:val="21"/>
+          <w:szCs w:val="21"/>
+        </w:rPr>
+        <w:t>,</w:t>
+      </w:r>
+      <w:r>
+        <w:rPr>
+          <w:color w:val="C0C0C0"/>
+          <w:sz w:val="21"/>
+          <w:szCs w:val="21"/>
+        </w:rPr>
+        <w:t xml:space="preserve"> </w:t>
+      </w:r>
+      <w:r>
+        <w:rPr>
+          <w:color w:val="800080"/>
+          <w:sz w:val="21"/>
+          <w:szCs w:val="21"/>
+        </w:rPr>
+        <w:t>std</w:t>
+      </w:r>
+      <w:r>
+        <w:rPr>
+          <w:sz w:val="21"/>
+          <w:szCs w:val="21"/>
+        </w:rPr>
+        <w:t>::</w:t>
+      </w:r>
+      <w:r>
+        <w:rPr>
+          <w:color w:val="800080"/>
+          <w:sz w:val="21"/>
+          <w:szCs w:val="21"/>
+        </w:rPr>
+        <w:t>ios</w:t>
+      </w:r>
+      <w:r>
+        <w:rPr>
+          <w:sz w:val="21"/>
+          <w:szCs w:val="21"/>
+        </w:rPr>
+        <w:t>::</w:t>
+      </w:r>
+      <w:r>
+        <w:rPr>
+          <w:color w:val="CE5C00"/>
+          <w:sz w:val="21"/>
+          <w:szCs w:val="21"/>
+        </w:rPr>
+        <w:t>binary</w:t>
+      </w:r>
+      <w:r>
+        <w:rPr>
+          <w:sz w:val="21"/>
+          <w:szCs w:val="21"/>
+        </w:rPr>
+        <w:t>);</w:t>
+      </w:r>
+    </w:p>
+    <w:p>
+      <w:pPr>
+        <w:pStyle w:val="4"/>
+        <w:keepNext w:val="0"/>
+        <w:keepLines w:val="0"/>
+        <w:widowControl/>
+        <w:suppressLineNumbers w:val="0"/>
+        <w:spacing w:before="0" w:beforeAutospacing="0" w:after="0" w:afterAutospacing="0"/>
+        <w:ind w:left="0" w:right="0" w:firstLine="0"/>
+        <w:rPr>
+          <w:sz w:val="21"/>
+          <w:szCs w:val="21"/>
+        </w:rPr>
+      </w:pPr>
+      <w:r>
+        <w:rPr>
+          <w:color w:val="C0C0C0"/>
+          <w:sz w:val="21"/>
+          <w:szCs w:val="21"/>
+        </w:rPr>
+        <w:t xml:space="preserve">    </w:t>
+      </w:r>
+      <w:r>
+        <w:rPr>
+          <w:color w:val="808000"/>
+          <w:sz w:val="21"/>
+          <w:szCs w:val="21"/>
+        </w:rPr>
+        <w:t>if</w:t>
+      </w:r>
+      <w:r>
+        <w:rPr>
+          <w:color w:val="C0C0C0"/>
+          <w:sz w:val="21"/>
+          <w:szCs w:val="21"/>
+        </w:rPr>
+        <w:t xml:space="preserve"> </w:t>
+      </w:r>
+      <w:r>
+        <w:rPr>
+          <w:sz w:val="21"/>
+          <w:szCs w:val="21"/>
+        </w:rPr>
+        <w:t>(</w:t>
+      </w:r>
+      <w:r>
+        <w:rPr>
+          <w:color w:val="00677C"/>
+          <w:sz w:val="21"/>
+          <w:szCs w:val="21"/>
+        </w:rPr>
+        <w:t>!</w:t>
+      </w:r>
+      <w:r>
+        <w:rPr>
+          <w:color w:val="092E64"/>
+          <w:sz w:val="21"/>
+          <w:szCs w:val="21"/>
+        </w:rPr>
+        <w:t>inFile</w:t>
+      </w:r>
+      <w:r>
+        <w:rPr>
+          <w:sz w:val="21"/>
+          <w:szCs w:val="21"/>
+        </w:rPr>
+        <w:t>)</w:t>
+      </w:r>
+      <w:r>
+        <w:rPr>
+          <w:color w:val="C0C0C0"/>
+          <w:sz w:val="21"/>
+          <w:szCs w:val="21"/>
+        </w:rPr>
+        <w:t xml:space="preserve"> </w:t>
+      </w:r>
+      <w:r>
+        <w:rPr>
+          <w:color w:val="808000"/>
+          <w:sz w:val="21"/>
+          <w:szCs w:val="21"/>
+        </w:rPr>
+        <w:t>return</w:t>
+      </w:r>
+      <w:r>
+        <w:rPr>
+          <w:color w:val="C0C0C0"/>
+          <w:sz w:val="21"/>
+          <w:szCs w:val="21"/>
+        </w:rPr>
+        <w:t xml:space="preserve"> </w:t>
+      </w:r>
+      <w:r>
+        <w:rPr>
+          <w:color w:val="808000"/>
+          <w:sz w:val="21"/>
+          <w:szCs w:val="21"/>
+        </w:rPr>
+        <w:t>false</w:t>
+      </w:r>
+      <w:r>
+        <w:rPr>
+          <w:sz w:val="21"/>
+          <w:szCs w:val="21"/>
+        </w:rPr>
+        <w:t>;</w:t>
+      </w:r>
+    </w:p>
+    <w:p>
+      <w:pPr>
+        <w:pStyle w:val="4"/>
+        <w:keepNext w:val="0"/>
+        <w:keepLines w:val="0"/>
+        <w:widowControl/>
+        <w:suppressLineNumbers w:val="0"/>
+        <w:spacing w:before="0" w:beforeAutospacing="0" w:after="0" w:afterAutospacing="0"/>
+        <w:ind w:left="0" w:right="0" w:firstLine="0"/>
+        <w:rPr>
+          <w:sz w:val="21"/>
+          <w:szCs w:val="21"/>
+        </w:rPr>
+      </w:pPr>
+    </w:p>
+    <w:p>
+      <w:pPr>
+        <w:pStyle w:val="4"/>
+        <w:keepNext w:val="0"/>
+        <w:keepLines w:val="0"/>
+        <w:widowControl/>
+        <w:suppressLineNumbers w:val="0"/>
+        <w:spacing w:before="0" w:beforeAutospacing="0" w:after="0" w:afterAutospacing="0"/>
+        <w:ind w:left="0" w:right="0" w:firstLine="0"/>
+        <w:rPr>
+          <w:sz w:val="21"/>
+          <w:szCs w:val="21"/>
+        </w:rPr>
+      </w:pPr>
+      <w:r>
+        <w:rPr>
+          <w:color w:val="C0C0C0"/>
+          <w:sz w:val="21"/>
+          <w:szCs w:val="21"/>
+        </w:rPr>
+        <w:t xml:space="preserve">    </w:t>
+      </w:r>
+      <w:r>
+        <w:rPr>
+          <w:color w:val="800080"/>
+          <w:sz w:val="21"/>
+          <w:szCs w:val="21"/>
+        </w:rPr>
+        <w:t>size_t</w:t>
+      </w:r>
+      <w:r>
+        <w:rPr>
+          <w:color w:val="C0C0C0"/>
+          <w:sz w:val="21"/>
+          <w:szCs w:val="21"/>
+        </w:rPr>
+        <w:t xml:space="preserve"> </w:t>
+      </w:r>
+      <w:r>
+        <w:rPr>
+          <w:color w:val="092E64"/>
+          <w:sz w:val="21"/>
+          <w:szCs w:val="21"/>
+        </w:rPr>
+        <w:t>userCount</w:t>
+      </w:r>
+      <w:r>
+        <w:rPr>
+          <w:sz w:val="21"/>
+          <w:szCs w:val="21"/>
+        </w:rPr>
+        <w:t>;</w:t>
+      </w:r>
+    </w:p>
+    <w:p>
+      <w:pPr>
+        <w:pStyle w:val="4"/>
+        <w:keepNext w:val="0"/>
+        <w:keepLines w:val="0"/>
+        <w:widowControl/>
+        <w:suppressLineNumbers w:val="0"/>
+        <w:spacing w:before="0" w:beforeAutospacing="0" w:after="0" w:afterAutospacing="0"/>
+        <w:ind w:left="0" w:right="0" w:firstLine="0"/>
+        <w:rPr>
+          <w:sz w:val="21"/>
+          <w:szCs w:val="21"/>
+        </w:rPr>
+      </w:pPr>
+      <w:r>
+        <w:rPr>
+          <w:color w:val="C0C0C0"/>
+          <w:sz w:val="21"/>
+          <w:szCs w:val="21"/>
+        </w:rPr>
+        <w:t xml:space="preserve">    </w:t>
+      </w:r>
+      <w:r>
+        <w:rPr>
+          <w:color w:val="092E64"/>
+          <w:sz w:val="21"/>
+          <w:szCs w:val="21"/>
+        </w:rPr>
+        <w:t>inFile</w:t>
+      </w:r>
+      <w:r>
+        <w:rPr>
+          <w:sz w:val="21"/>
+          <w:szCs w:val="21"/>
+        </w:rPr>
+        <w:t>.</w:t>
+      </w:r>
+      <w:r>
+        <w:rPr>
+          <w:color w:val="00677C"/>
+          <w:sz w:val="21"/>
+          <w:szCs w:val="21"/>
+        </w:rPr>
+        <w:t>read</w:t>
+      </w:r>
+      <w:r>
+        <w:rPr>
+          <w:sz w:val="21"/>
+          <w:szCs w:val="21"/>
+        </w:rPr>
+        <w:t>(</w:t>
+      </w:r>
+      <w:r>
+        <w:rPr>
+          <w:color w:val="808000"/>
+          <w:sz w:val="21"/>
+          <w:szCs w:val="21"/>
+        </w:rPr>
+        <w:t>reinterpret_cast</w:t>
+      </w:r>
+      <w:r>
+        <w:rPr>
+          <w:sz w:val="21"/>
+          <w:szCs w:val="21"/>
+        </w:rPr>
+        <w:t>&lt;</w:t>
+      </w:r>
+      <w:r>
+        <w:rPr>
+          <w:color w:val="808000"/>
+          <w:sz w:val="21"/>
+          <w:szCs w:val="21"/>
+        </w:rPr>
+        <w:t>char</w:t>
+      </w:r>
+      <w:r>
+        <w:rPr>
+          <w:sz w:val="21"/>
+          <w:szCs w:val="21"/>
+        </w:rPr>
+        <w:t>*&gt;(&amp;</w:t>
+      </w:r>
+      <w:r>
+        <w:rPr>
+          <w:color w:val="092E64"/>
+          <w:sz w:val="21"/>
+          <w:szCs w:val="21"/>
+        </w:rPr>
+        <w:t>userCount</w:t>
+      </w:r>
+      <w:r>
+        <w:rPr>
+          <w:sz w:val="21"/>
+          <w:szCs w:val="21"/>
+        </w:rPr>
+        <w:t>),</w:t>
+      </w:r>
+      <w:r>
+        <w:rPr>
+          <w:color w:val="C0C0C0"/>
+          <w:sz w:val="21"/>
+          <w:szCs w:val="21"/>
+        </w:rPr>
+        <w:t xml:space="preserve"> </w:t>
+      </w:r>
+      <w:r>
+        <w:rPr>
+          <w:color w:val="808000"/>
+          <w:sz w:val="21"/>
+          <w:szCs w:val="21"/>
+        </w:rPr>
+        <w:t>sizeof</w:t>
+      </w:r>
+      <w:r>
+        <w:rPr>
+          <w:sz w:val="21"/>
+          <w:szCs w:val="21"/>
+        </w:rPr>
+        <w:t>(</w:t>
+      </w:r>
+      <w:r>
+        <w:rPr>
+          <w:color w:val="092E64"/>
+          <w:sz w:val="21"/>
+          <w:szCs w:val="21"/>
+        </w:rPr>
+        <w:t>userCount</w:t>
+      </w:r>
+      <w:r>
+        <w:rPr>
+          <w:sz w:val="21"/>
+          <w:szCs w:val="21"/>
+        </w:rPr>
+        <w:t>));</w:t>
+      </w:r>
+    </w:p>
+    <w:p>
+      <w:pPr>
+        <w:pStyle w:val="4"/>
+        <w:keepNext w:val="0"/>
+        <w:keepLines w:val="0"/>
+        <w:widowControl/>
+        <w:suppressLineNumbers w:val="0"/>
+        <w:spacing w:before="0" w:beforeAutospacing="0" w:after="0" w:afterAutospacing="0"/>
+        <w:ind w:left="0" w:right="0" w:firstLine="0"/>
+        <w:rPr>
+          <w:sz w:val="21"/>
+          <w:szCs w:val="21"/>
+        </w:rPr>
+      </w:pPr>
+      <w:r>
+        <w:rPr>
+          <w:color w:val="C0C0C0"/>
+          <w:sz w:val="21"/>
+          <w:szCs w:val="21"/>
+        </w:rPr>
+        <w:t xml:space="preserve">    </w:t>
+      </w:r>
+      <w:r>
+        <w:rPr>
+          <w:color w:val="008000"/>
+          <w:sz w:val="21"/>
+          <w:szCs w:val="21"/>
+        </w:rPr>
+        <w:t>//users.resize(userCount);</w:t>
+      </w:r>
+    </w:p>
+    <w:p>
+      <w:pPr>
+        <w:pStyle w:val="4"/>
+        <w:keepNext w:val="0"/>
+        <w:keepLines w:val="0"/>
+        <w:widowControl/>
+        <w:suppressLineNumbers w:val="0"/>
+        <w:spacing w:before="0" w:beforeAutospacing="0" w:after="0" w:afterAutospacing="0"/>
+        <w:ind w:left="0" w:right="0" w:firstLine="0"/>
+        <w:rPr>
+          <w:sz w:val="21"/>
+          <w:szCs w:val="21"/>
+        </w:rPr>
+      </w:pPr>
+      <w:r>
+        <w:rPr>
+          <w:color w:val="C0C0C0"/>
+          <w:sz w:val="21"/>
+          <w:szCs w:val="21"/>
+        </w:rPr>
+        <w:t xml:space="preserve">    </w:t>
+      </w:r>
+      <w:r>
+        <w:rPr>
+          <w:color w:val="092E64"/>
+          <w:sz w:val="21"/>
+          <w:szCs w:val="21"/>
+        </w:rPr>
+        <w:t>users</w:t>
+      </w:r>
+      <w:r>
+        <w:rPr>
+          <w:sz w:val="21"/>
+          <w:szCs w:val="21"/>
+        </w:rPr>
+        <w:t>.</w:t>
+      </w:r>
+      <w:r>
+        <w:rPr>
+          <w:color w:val="00677C"/>
+          <w:sz w:val="21"/>
+          <w:szCs w:val="21"/>
+        </w:rPr>
+        <w:t>clear</w:t>
+      </w:r>
+      <w:r>
+        <w:rPr>
+          <w:sz w:val="21"/>
+          <w:szCs w:val="21"/>
+        </w:rPr>
+        <w:t>();</w:t>
+      </w:r>
+    </w:p>
+    <w:p>
+      <w:pPr>
+        <w:pStyle w:val="4"/>
+        <w:keepNext w:val="0"/>
+        <w:keepLines w:val="0"/>
+        <w:widowControl/>
+        <w:suppressLineNumbers w:val="0"/>
+        <w:spacing w:before="0" w:beforeAutospacing="0" w:after="0" w:afterAutospacing="0"/>
+        <w:ind w:left="0" w:right="0" w:firstLine="0"/>
+        <w:rPr>
+          <w:sz w:val="21"/>
+          <w:szCs w:val="21"/>
+        </w:rPr>
+      </w:pPr>
+      <w:r>
+        <w:rPr>
+          <w:color w:val="C0C0C0"/>
+          <w:sz w:val="21"/>
+          <w:szCs w:val="21"/>
+        </w:rPr>
+        <w:t xml:space="preserve">    </w:t>
+      </w:r>
+      <w:r>
+        <w:rPr>
+          <w:color w:val="092E64"/>
+          <w:sz w:val="21"/>
+          <w:szCs w:val="21"/>
+        </w:rPr>
+        <w:t>users</w:t>
+      </w:r>
+      <w:r>
+        <w:rPr>
+          <w:sz w:val="21"/>
+          <w:szCs w:val="21"/>
+        </w:rPr>
+        <w:t>.</w:t>
+      </w:r>
+      <w:r>
+        <w:rPr>
+          <w:color w:val="00677C"/>
+          <w:sz w:val="21"/>
+          <w:szCs w:val="21"/>
+        </w:rPr>
+        <w:t>reserve</w:t>
+      </w:r>
+      <w:r>
+        <w:rPr>
+          <w:sz w:val="21"/>
+          <w:szCs w:val="21"/>
+        </w:rPr>
+        <w:t>(</w:t>
+      </w:r>
+      <w:r>
+        <w:rPr>
+          <w:color w:val="092E64"/>
+          <w:sz w:val="21"/>
+          <w:szCs w:val="21"/>
+        </w:rPr>
+        <w:t>userCount</w:t>
+      </w:r>
+      <w:r>
+        <w:rPr>
+          <w:sz w:val="21"/>
+          <w:szCs w:val="21"/>
+        </w:rPr>
+        <w:t>);</w:t>
+      </w:r>
+    </w:p>
+    <w:p>
+      <w:pPr>
+        <w:pStyle w:val="4"/>
+        <w:keepNext w:val="0"/>
+        <w:keepLines w:val="0"/>
+        <w:widowControl/>
+        <w:suppressLineNumbers w:val="0"/>
+        <w:spacing w:before="0" w:beforeAutospacing="0" w:after="0" w:afterAutospacing="0"/>
+        <w:ind w:left="0" w:right="0" w:firstLine="0"/>
+        <w:rPr>
+          <w:sz w:val="21"/>
+          <w:szCs w:val="21"/>
+        </w:rPr>
+      </w:pPr>
+    </w:p>
+    <w:p>
+      <w:pPr>
+        <w:pStyle w:val="4"/>
+        <w:keepNext w:val="0"/>
+        <w:keepLines w:val="0"/>
+        <w:widowControl/>
+        <w:suppressLineNumbers w:val="0"/>
+        <w:spacing w:before="0" w:beforeAutospacing="0" w:after="0" w:afterAutospacing="0"/>
+        <w:ind w:left="0" w:right="0" w:firstLine="0"/>
+        <w:rPr>
+          <w:sz w:val="21"/>
+          <w:szCs w:val="21"/>
+        </w:rPr>
+      </w:pPr>
+      <w:r>
+        <w:rPr>
+          <w:color w:val="C0C0C0"/>
+          <w:sz w:val="21"/>
+          <w:szCs w:val="21"/>
+        </w:rPr>
+        <w:t xml:space="preserve">    </w:t>
+      </w:r>
+      <w:r>
+        <w:rPr>
+          <w:color w:val="808000"/>
+          <w:sz w:val="21"/>
+          <w:szCs w:val="21"/>
+        </w:rPr>
+        <w:t>for</w:t>
+      </w:r>
+      <w:r>
+        <w:rPr>
+          <w:color w:val="C0C0C0"/>
+          <w:sz w:val="21"/>
+          <w:szCs w:val="21"/>
+        </w:rPr>
+        <w:t xml:space="preserve"> </w:t>
+      </w:r>
+      <w:r>
+        <w:rPr>
+          <w:sz w:val="21"/>
+          <w:szCs w:val="21"/>
+        </w:rPr>
+        <w:t>(</w:t>
+      </w:r>
+      <w:r>
+        <w:rPr>
+          <w:color w:val="800080"/>
+          <w:sz w:val="21"/>
+          <w:szCs w:val="21"/>
+        </w:rPr>
+        <w:t>size_t</w:t>
+      </w:r>
+      <w:r>
+        <w:rPr>
+          <w:color w:val="C0C0C0"/>
+          <w:sz w:val="21"/>
+          <w:szCs w:val="21"/>
+        </w:rPr>
+        <w:t xml:space="preserve"> </w:t>
+      </w:r>
+      <w:r>
+        <w:rPr>
+          <w:color w:val="092E64"/>
+          <w:sz w:val="21"/>
+          <w:szCs w:val="21"/>
+        </w:rPr>
+        <w:t>i</w:t>
+      </w:r>
+      <w:r>
+        <w:rPr>
+          <w:color w:val="C0C0C0"/>
+          <w:sz w:val="21"/>
+          <w:szCs w:val="21"/>
+        </w:rPr>
+        <w:t xml:space="preserve"> </w:t>
+      </w:r>
+      <w:r>
+        <w:rPr>
+          <w:sz w:val="21"/>
+          <w:szCs w:val="21"/>
+        </w:rPr>
+        <w:t>=</w:t>
+      </w:r>
+      <w:r>
+        <w:rPr>
+          <w:color w:val="C0C0C0"/>
+          <w:sz w:val="21"/>
+          <w:szCs w:val="21"/>
+        </w:rPr>
+        <w:t xml:space="preserve"> </w:t>
+      </w:r>
+      <w:r>
+        <w:rPr>
+          <w:color w:val="000080"/>
+          <w:sz w:val="21"/>
+          <w:szCs w:val="21"/>
+        </w:rPr>
+        <w:t>0</w:t>
+      </w:r>
+      <w:r>
+        <w:rPr>
+          <w:sz w:val="21"/>
+          <w:szCs w:val="21"/>
+        </w:rPr>
+        <w:t>;</w:t>
+      </w:r>
+      <w:r>
+        <w:rPr>
+          <w:color w:val="C0C0C0"/>
+          <w:sz w:val="21"/>
+          <w:szCs w:val="21"/>
+        </w:rPr>
+        <w:t xml:space="preserve"> </w:t>
+      </w:r>
+      <w:r>
+        <w:rPr>
+          <w:color w:val="092E64"/>
+          <w:sz w:val="21"/>
+          <w:szCs w:val="21"/>
+        </w:rPr>
+        <w:t>i</w:t>
+      </w:r>
+      <w:r>
+        <w:rPr>
+          <w:color w:val="C0C0C0"/>
+          <w:sz w:val="21"/>
+          <w:szCs w:val="21"/>
+        </w:rPr>
+        <w:t xml:space="preserve"> </w:t>
+      </w:r>
+      <w:r>
+        <w:rPr>
+          <w:sz w:val="21"/>
+          <w:szCs w:val="21"/>
+        </w:rPr>
+        <w:t>&lt;</w:t>
+      </w:r>
+      <w:r>
+        <w:rPr>
+          <w:color w:val="C0C0C0"/>
+          <w:sz w:val="21"/>
+          <w:szCs w:val="21"/>
+        </w:rPr>
+        <w:t xml:space="preserve"> </w:t>
+      </w:r>
+      <w:r>
+        <w:rPr>
+          <w:color w:val="092E64"/>
+          <w:sz w:val="21"/>
+          <w:szCs w:val="21"/>
+        </w:rPr>
+        <w:t>userCount</w:t>
+      </w:r>
+      <w:r>
+        <w:rPr>
+          <w:sz w:val="21"/>
+          <w:szCs w:val="21"/>
+        </w:rPr>
+        <w:t>;</w:t>
+      </w:r>
+      <w:r>
+        <w:rPr>
+          <w:color w:val="C0C0C0"/>
+          <w:sz w:val="21"/>
+          <w:szCs w:val="21"/>
+        </w:rPr>
+        <w:t xml:space="preserve"> </w:t>
+      </w:r>
+      <w:r>
+        <w:rPr>
+          <w:sz w:val="21"/>
+          <w:szCs w:val="21"/>
+        </w:rPr>
+        <w:t>++</w:t>
+      </w:r>
+      <w:r>
+        <w:rPr>
+          <w:color w:val="092E64"/>
+          <w:sz w:val="21"/>
+          <w:szCs w:val="21"/>
+        </w:rPr>
+        <w:t>i</w:t>
+      </w:r>
+      <w:r>
+        <w:rPr>
+          <w:sz w:val="21"/>
+          <w:szCs w:val="21"/>
+        </w:rPr>
+        <w:t>)</w:t>
+      </w:r>
+    </w:p>
+    <w:p>
+      <w:pPr>
+        <w:pStyle w:val="4"/>
+        <w:keepNext w:val="0"/>
+        <w:keepLines w:val="0"/>
+        <w:widowControl/>
+        <w:suppressLineNumbers w:val="0"/>
+        <w:spacing w:before="0" w:beforeAutospacing="0" w:after="0" w:afterAutospacing="0"/>
+        <w:ind w:left="0" w:right="0" w:firstLine="0"/>
+        <w:rPr>
+          <w:sz w:val="21"/>
+          <w:szCs w:val="21"/>
+        </w:rPr>
+      </w:pPr>
+      <w:r>
+        <w:rPr>
+          <w:color w:val="C0C0C0"/>
+          <w:sz w:val="21"/>
+          <w:szCs w:val="21"/>
+        </w:rPr>
+        <w:t xml:space="preserve">    </w:t>
+      </w:r>
+      <w:r>
+        <w:rPr>
+          <w:sz w:val="21"/>
+          <w:szCs w:val="21"/>
+        </w:rPr>
+        <w:t>{</w:t>
+      </w:r>
+    </w:p>
+    <w:p>
+      <w:pPr>
+        <w:pStyle w:val="4"/>
+        <w:keepNext w:val="0"/>
+        <w:keepLines w:val="0"/>
+        <w:widowControl/>
+        <w:suppressLineNumbers w:val="0"/>
+        <w:spacing w:before="0" w:beforeAutospacing="0" w:after="0" w:afterAutospacing="0"/>
+        <w:ind w:left="0" w:right="0" w:firstLine="0"/>
+        <w:rPr>
+          <w:sz w:val="21"/>
+          <w:szCs w:val="21"/>
+        </w:rPr>
+      </w:pPr>
+      <w:r>
+        <w:rPr>
+          <w:color w:val="C0C0C0"/>
+          <w:sz w:val="21"/>
+          <w:szCs w:val="21"/>
+        </w:rPr>
+        <w:t xml:space="preserve">        </w:t>
+      </w:r>
+      <w:r>
+        <w:rPr>
+          <w:color w:val="008000"/>
+          <w:sz w:val="21"/>
+          <w:szCs w:val="21"/>
+        </w:rPr>
+        <w:t>//user.deserialize(inFile);</w:t>
+      </w:r>
+    </w:p>
+    <w:p>
+      <w:pPr>
+        <w:pStyle w:val="4"/>
+        <w:keepNext w:val="0"/>
+        <w:keepLines w:val="0"/>
+        <w:widowControl/>
+        <w:suppressLineNumbers w:val="0"/>
+        <w:spacing w:before="0" w:beforeAutospacing="0" w:after="0" w:afterAutospacing="0"/>
+        <w:ind w:left="0" w:right="0" w:firstLine="0"/>
+        <w:rPr>
+          <w:sz w:val="21"/>
+          <w:szCs w:val="21"/>
+        </w:rPr>
+      </w:pPr>
+      <w:r>
+        <w:rPr>
+          <w:color w:val="C0C0C0"/>
+          <w:sz w:val="21"/>
+          <w:szCs w:val="21"/>
+        </w:rPr>
+        <w:t xml:space="preserve">        </w:t>
+      </w:r>
+      <w:r>
+        <w:rPr>
+          <w:color w:val="092E64"/>
+          <w:sz w:val="21"/>
+          <w:szCs w:val="21"/>
+        </w:rPr>
+        <w:t>users</w:t>
+      </w:r>
+      <w:r>
+        <w:rPr>
+          <w:sz w:val="21"/>
+          <w:szCs w:val="21"/>
+        </w:rPr>
+        <w:t>.</w:t>
+      </w:r>
+      <w:r>
+        <w:rPr>
+          <w:color w:val="00677C"/>
+          <w:sz w:val="21"/>
+          <w:szCs w:val="21"/>
+        </w:rPr>
+        <w:t>push_back</w:t>
+      </w:r>
+      <w:r>
+        <w:rPr>
+          <w:sz w:val="21"/>
+          <w:szCs w:val="21"/>
+        </w:rPr>
+        <w:t>(</w:t>
+      </w:r>
+      <w:r>
+        <w:rPr>
+          <w:color w:val="800080"/>
+          <w:sz w:val="21"/>
+          <w:szCs w:val="21"/>
+        </w:rPr>
+        <w:t>User</w:t>
+      </w:r>
+      <w:r>
+        <w:rPr>
+          <w:sz w:val="21"/>
+          <w:szCs w:val="21"/>
+        </w:rPr>
+        <w:t>::</w:t>
+      </w:r>
+      <w:r>
+        <w:rPr>
+          <w:color w:val="00677C"/>
+          <w:sz w:val="21"/>
+          <w:szCs w:val="21"/>
+        </w:rPr>
+        <w:t>createFromSerialized</w:t>
+      </w:r>
+      <w:r>
+        <w:rPr>
+          <w:sz w:val="21"/>
+          <w:szCs w:val="21"/>
+        </w:rPr>
+        <w:t>(</w:t>
+      </w:r>
+      <w:r>
+        <w:rPr>
+          <w:color w:val="092E64"/>
+          <w:sz w:val="21"/>
+          <w:szCs w:val="21"/>
+        </w:rPr>
+        <w:t>inFile</w:t>
+      </w:r>
+      <w:r>
+        <w:rPr>
+          <w:sz w:val="21"/>
+          <w:szCs w:val="21"/>
+        </w:rPr>
+        <w:t>));</w:t>
+      </w:r>
+    </w:p>
+    <w:p>
+      <w:pPr>
+        <w:pStyle w:val="4"/>
+        <w:keepNext w:val="0"/>
+        <w:keepLines w:val="0"/>
+        <w:widowControl/>
+        <w:suppressLineNumbers w:val="0"/>
+        <w:spacing w:before="0" w:beforeAutospacing="0" w:after="0" w:afterAutospacing="0"/>
+        <w:ind w:left="0" w:right="0" w:firstLine="0"/>
+        <w:rPr>
+          <w:sz w:val="21"/>
+          <w:szCs w:val="21"/>
+        </w:rPr>
+      </w:pPr>
+      <w:r>
+        <w:rPr>
+          <w:color w:val="C0C0C0"/>
+          <w:sz w:val="21"/>
+          <w:szCs w:val="21"/>
+        </w:rPr>
+        <w:t xml:space="preserve">    </w:t>
+      </w:r>
+      <w:r>
+        <w:rPr>
+          <w:sz w:val="21"/>
+          <w:szCs w:val="21"/>
+        </w:rPr>
+        <w:t>}</w:t>
+      </w:r>
+    </w:p>
+    <w:p>
+      <w:pPr>
+        <w:pStyle w:val="4"/>
+        <w:keepNext w:val="0"/>
+        <w:keepLines w:val="0"/>
+        <w:widowControl/>
+        <w:suppressLineNumbers w:val="0"/>
+        <w:spacing w:before="0" w:beforeAutospacing="0" w:after="0" w:afterAutospacing="0"/>
+        <w:ind w:left="0" w:right="0" w:firstLine="0"/>
+        <w:rPr>
+          <w:sz w:val="21"/>
+          <w:szCs w:val="21"/>
+        </w:rPr>
+      </w:pPr>
+    </w:p>
+    <w:p>
+      <w:pPr>
+        <w:pStyle w:val="4"/>
+        <w:keepNext w:val="0"/>
+        <w:keepLines w:val="0"/>
+        <w:widowControl/>
+        <w:suppressLineNumbers w:val="0"/>
+        <w:spacing w:before="0" w:beforeAutospacing="0" w:after="0" w:afterAutospacing="0"/>
+        <w:ind w:left="0" w:right="0" w:firstLine="0"/>
+        <w:rPr>
+          <w:sz w:val="21"/>
+          <w:szCs w:val="21"/>
+        </w:rPr>
+      </w:pPr>
+      <w:r>
+        <w:rPr>
+          <w:color w:val="C0C0C0"/>
+          <w:sz w:val="21"/>
+          <w:szCs w:val="21"/>
+        </w:rPr>
+        <w:t xml:space="preserve">    </w:t>
+      </w:r>
+      <w:r>
+        <w:rPr>
+          <w:color w:val="808000"/>
+          <w:sz w:val="21"/>
+          <w:szCs w:val="21"/>
+        </w:rPr>
+        <w:t>return</w:t>
+      </w:r>
+      <w:r>
+        <w:rPr>
+          <w:color w:val="C0C0C0"/>
+          <w:sz w:val="21"/>
+          <w:szCs w:val="21"/>
+        </w:rPr>
+        <w:t xml:space="preserve"> </w:t>
+      </w:r>
+      <w:r>
+        <w:rPr>
+          <w:color w:val="092E64"/>
+          <w:sz w:val="21"/>
+          <w:szCs w:val="21"/>
+        </w:rPr>
+        <w:t>inFile</w:t>
+      </w:r>
+      <w:r>
+        <w:rPr>
+          <w:sz w:val="21"/>
+          <w:szCs w:val="21"/>
+        </w:rPr>
+        <w:t>.</w:t>
+      </w:r>
+      <w:r>
+        <w:rPr>
+          <w:color w:val="00677C"/>
+          <w:sz w:val="21"/>
+          <w:szCs w:val="21"/>
+        </w:rPr>
+        <w:t>good</w:t>
+      </w:r>
+      <w:r>
+        <w:rPr>
+          <w:sz w:val="21"/>
+          <w:szCs w:val="21"/>
+        </w:rPr>
+        <w:t>();</w:t>
+      </w:r>
+    </w:p>
+    <w:p>
+      <w:pPr>
+        <w:pStyle w:val="4"/>
+        <w:bidi w:val="0"/>
+        <w:rPr>
+          <w:rStyle w:val="6"/>
+          <w:woUserID w:val="0"/>
+        </w:rPr>
+      </w:pPr>
+      <w:r>
+        <w:t>}</w:t>
+      </w:r>
+    </w:p>
+    <w:p>
+      <w:pPr>
+        <w:pStyle w:val="4"/>
+        <w:keepNext w:val="0"/>
+        <w:keepLines w:val="0"/>
+        <w:widowControl/>
+        <w:suppressLineNumbers w:val="0"/>
+        <w:spacing w:before="0" w:beforeAutospacing="0" w:after="0" w:afterAutospacing="0"/>
+        <w:ind w:left="0" w:right="0" w:firstLine="0"/>
+      </w:pPr>
+    </w:p>
+    <w:p>
+      <w:pPr>
+        <w:pStyle w:val="4"/>
+        <w:keepNext w:val="0"/>
+        <w:keepLines w:val="0"/>
+        <w:widowControl/>
+        <w:suppressLineNumbers w:val="0"/>
+        <w:spacing w:before="0" w:beforeAutospacing="0" w:after="0" w:afterAutospacing="0"/>
+        <w:ind w:left="0" w:right="0" w:firstLine="0"/>
+        <w:rPr>
+          <w:rFonts w:hint="eastAsia" w:asciiTheme="minorHAnsi" w:hAnsiTheme="minorHAnsi" w:eastAsiaTheme="minorEastAsia" w:cstheme="minorBidi"/>
+          <w:kern w:val="2"/>
+          <w:sz w:val="21"/>
+          <w:szCs w:val="21"/>
+          <w:lang w:val="en-US" w:eastAsia="zh-CN" w:bidi="ar-SA"/>
+        </w:rPr>
+      </w:pPr>
+      <w:r>
+        <w:rPr>
+          <w:rFonts w:hint="eastAsia" w:asciiTheme="minorHAnsi" w:hAnsiTheme="minorHAnsi" w:eastAsiaTheme="minorEastAsia" w:cstheme="minorBidi"/>
+          <w:kern w:val="2"/>
+          <w:sz w:val="21"/>
+          <w:szCs w:val="21"/>
+          <w:lang w:val="en-US" w:eastAsia="zh-CN" w:bidi="ar-SA"/>
+        </w:rPr>
+        <w:t>以 inFile.read(reinterpret_cast&lt;char*&gt;(&amp;userCount),sizeof(userCount));方式进行二进制文件的读取及写入，同时优化反序列化步骤，提高登入、注册时的文件读写效率。</w:t>
+      </w:r>
+    </w:p>
+    <w:p>
+      <w:pPr>
+        <w:pStyle w:val="4"/>
+        <w:keepNext w:val="0"/>
+        <w:keepLines w:val="0"/>
+        <w:widowControl/>
+        <w:suppressLineNumbers w:val="0"/>
+        <w:spacing w:before="0" w:beforeAutospacing="0" w:after="0" w:afterAutospacing="0"/>
+        <w:ind w:left="0" w:right="0" w:firstLine="0"/>
+        <w:rPr>
+          <w:sz w:val="21"/>
+          <w:szCs w:val="21"/>
+        </w:rPr>
+      </w:pPr>
+      <w:r>
+        <w:rPr>
+          <w:color w:val="008000"/>
+          <w:sz w:val="21"/>
+          <w:szCs w:val="21"/>
+        </w:rPr>
+        <w:t>//</w:t>
+      </w:r>
+      <w:r>
+        <w:rPr>
+          <w:color w:val="C0C0C0"/>
+          <w:sz w:val="21"/>
+          <w:szCs w:val="21"/>
+        </w:rPr>
+        <w:t xml:space="preserve"> </w:t>
+      </w:r>
+      <w:r>
+        <w:rPr>
+          <w:color w:val="008000"/>
+          <w:sz w:val="21"/>
+          <w:szCs w:val="21"/>
+        </w:rPr>
+        <w:t>私有构造函数（用于创建新用户）</w:t>
+      </w:r>
+    </w:p>
+    <w:p>
+      <w:pPr>
+        <w:pStyle w:val="4"/>
+        <w:keepNext w:val="0"/>
+        <w:keepLines w:val="0"/>
+        <w:widowControl/>
+        <w:suppressLineNumbers w:val="0"/>
+        <w:spacing w:before="0" w:beforeAutospacing="0" w:after="0" w:afterAutospacing="0"/>
+        <w:ind w:left="0" w:right="0" w:firstLine="0"/>
+        <w:rPr>
+          <w:sz w:val="21"/>
+          <w:szCs w:val="21"/>
+        </w:rPr>
+      </w:pPr>
+      <w:r>
+        <w:rPr>
+          <w:color w:val="800080"/>
+          <w:sz w:val="21"/>
+          <w:szCs w:val="21"/>
+        </w:rPr>
+        <w:t>User</w:t>
+      </w:r>
+      <w:r>
+        <w:rPr>
+          <w:sz w:val="21"/>
+          <w:szCs w:val="21"/>
+        </w:rPr>
+        <w:t>::</w:t>
+      </w:r>
+      <w:r>
+        <w:rPr>
+          <w:b/>
+          <w:bCs/>
+          <w:color w:val="00677C"/>
+          <w:sz w:val="21"/>
+          <w:szCs w:val="21"/>
+        </w:rPr>
+        <w:t>User</w:t>
+      </w:r>
+      <w:r>
+        <w:rPr>
+          <w:sz w:val="21"/>
+          <w:szCs w:val="21"/>
+        </w:rPr>
+        <w:t>(</w:t>
+      </w:r>
+      <w:r>
+        <w:rPr>
+          <w:color w:val="808000"/>
+          <w:sz w:val="21"/>
+          <w:szCs w:val="21"/>
+        </w:rPr>
+        <w:t>const</w:t>
+      </w:r>
+      <w:r>
+        <w:rPr>
+          <w:color w:val="C0C0C0"/>
+          <w:sz w:val="21"/>
+          <w:szCs w:val="21"/>
+        </w:rPr>
+        <w:t xml:space="preserve"> </w:t>
+      </w:r>
+      <w:r>
+        <w:rPr>
+          <w:color w:val="800080"/>
+          <w:sz w:val="21"/>
+          <w:szCs w:val="21"/>
+        </w:rPr>
+        <w:t>std</w:t>
+      </w:r>
+      <w:r>
+        <w:rPr>
+          <w:sz w:val="21"/>
+          <w:szCs w:val="21"/>
+        </w:rPr>
+        <w:t>::</w:t>
+      </w:r>
+      <w:r>
+        <w:rPr>
+          <w:color w:val="800080"/>
+          <w:sz w:val="21"/>
+          <w:szCs w:val="21"/>
+        </w:rPr>
+        <w:t>string</w:t>
+      </w:r>
+      <w:r>
+        <w:rPr>
+          <w:sz w:val="21"/>
+          <w:szCs w:val="21"/>
+        </w:rPr>
+        <w:t>&amp;</w:t>
+      </w:r>
+      <w:r>
+        <w:rPr>
+          <w:color w:val="C0C0C0"/>
+          <w:sz w:val="21"/>
+          <w:szCs w:val="21"/>
+        </w:rPr>
+        <w:t xml:space="preserve"> </w:t>
+      </w:r>
+      <w:r>
+        <w:rPr>
+          <w:color w:val="092E64"/>
+          <w:sz w:val="21"/>
+          <w:szCs w:val="21"/>
+        </w:rPr>
+        <w:t>username</w:t>
+      </w:r>
+      <w:r>
+        <w:rPr>
+          <w:sz w:val="21"/>
+          <w:szCs w:val="21"/>
+        </w:rPr>
+        <w:t>,</w:t>
+      </w:r>
+      <w:r>
+        <w:rPr>
+          <w:color w:val="C0C0C0"/>
+          <w:sz w:val="21"/>
+          <w:szCs w:val="21"/>
+        </w:rPr>
+        <w:t xml:space="preserve"> </w:t>
+      </w:r>
+      <w:r>
+        <w:rPr>
+          <w:color w:val="808000"/>
+          <w:sz w:val="21"/>
+          <w:szCs w:val="21"/>
+        </w:rPr>
+        <w:t>const</w:t>
+      </w:r>
+      <w:r>
+        <w:rPr>
+          <w:color w:val="C0C0C0"/>
+          <w:sz w:val="21"/>
+          <w:szCs w:val="21"/>
+        </w:rPr>
+        <w:t xml:space="preserve"> </w:t>
+      </w:r>
+      <w:r>
+        <w:rPr>
+          <w:color w:val="800080"/>
+          <w:sz w:val="21"/>
+          <w:szCs w:val="21"/>
+        </w:rPr>
+        <w:t>std</w:t>
+      </w:r>
+      <w:r>
+        <w:rPr>
+          <w:sz w:val="21"/>
+          <w:szCs w:val="21"/>
+        </w:rPr>
+        <w:t>::</w:t>
+      </w:r>
+      <w:r>
+        <w:rPr>
+          <w:color w:val="800080"/>
+          <w:sz w:val="21"/>
+          <w:szCs w:val="21"/>
+        </w:rPr>
+        <w:t>string</w:t>
+      </w:r>
+      <w:r>
+        <w:rPr>
+          <w:sz w:val="21"/>
+          <w:szCs w:val="21"/>
+        </w:rPr>
+        <w:t>&amp;</w:t>
+      </w:r>
+      <w:r>
+        <w:rPr>
+          <w:color w:val="C0C0C0"/>
+          <w:sz w:val="21"/>
+          <w:szCs w:val="21"/>
+        </w:rPr>
+        <w:t xml:space="preserve"> </w:t>
+      </w:r>
+      <w:r>
+        <w:rPr>
+          <w:color w:val="092E64"/>
+          <w:sz w:val="21"/>
+          <w:szCs w:val="21"/>
+        </w:rPr>
+        <w:t>password</w:t>
+      </w:r>
+      <w:r>
+        <w:rPr>
+          <w:sz w:val="21"/>
+          <w:szCs w:val="21"/>
+        </w:rPr>
+        <w:t>)</w:t>
+      </w:r>
+    </w:p>
+    <w:p>
+      <w:pPr>
+        <w:pStyle w:val="4"/>
+        <w:keepNext w:val="0"/>
+        <w:keepLines w:val="0"/>
+        <w:widowControl/>
+        <w:suppressLineNumbers w:val="0"/>
+        <w:spacing w:before="0" w:beforeAutospacing="0" w:after="0" w:afterAutospacing="0"/>
+        <w:ind w:left="0" w:right="0" w:firstLine="0"/>
+        <w:rPr>
+          <w:sz w:val="21"/>
+          <w:szCs w:val="21"/>
+        </w:rPr>
+      </w:pPr>
+      <w:r>
+        <w:rPr>
+          <w:color w:val="C0C0C0"/>
+          <w:sz w:val="21"/>
+          <w:szCs w:val="21"/>
+        </w:rPr>
+        <w:t xml:space="preserve">    </w:t>
+      </w:r>
+      <w:r>
+        <w:rPr>
+          <w:sz w:val="21"/>
+          <w:szCs w:val="21"/>
+        </w:rPr>
+        <w:t>:</w:t>
+      </w:r>
+      <w:r>
+        <w:rPr>
+          <w:color w:val="C0C0C0"/>
+          <w:sz w:val="21"/>
+          <w:szCs w:val="21"/>
+        </w:rPr>
+        <w:t xml:space="preserve"> </w:t>
+      </w:r>
+      <w:r>
+        <w:rPr>
+          <w:color w:val="800000"/>
+          <w:sz w:val="21"/>
+          <w:szCs w:val="21"/>
+        </w:rPr>
+        <w:t>username</w:t>
+      </w:r>
+      <w:r>
+        <w:rPr>
+          <w:sz w:val="21"/>
+          <w:szCs w:val="21"/>
+        </w:rPr>
+        <w:t>(</w:t>
+      </w:r>
+      <w:r>
+        <w:rPr>
+          <w:color w:val="092E64"/>
+          <w:sz w:val="21"/>
+          <w:szCs w:val="21"/>
+        </w:rPr>
+        <w:t>username</w:t>
+      </w:r>
+      <w:r>
+        <w:rPr>
+          <w:sz w:val="21"/>
+          <w:szCs w:val="21"/>
+        </w:rPr>
+        <w:t>)</w:t>
+      </w:r>
+    </w:p>
+    <w:p>
+      <w:pPr>
+        <w:pStyle w:val="4"/>
+        <w:keepNext w:val="0"/>
+        <w:keepLines w:val="0"/>
+        <w:widowControl/>
+        <w:suppressLineNumbers w:val="0"/>
+        <w:spacing w:before="0" w:beforeAutospacing="0" w:after="0" w:afterAutospacing="0"/>
+        <w:ind w:left="0" w:right="0" w:firstLine="0"/>
+        <w:rPr>
+          <w:sz w:val="21"/>
+          <w:szCs w:val="21"/>
+        </w:rPr>
+      </w:pPr>
+      <w:r>
+        <w:rPr>
+          <w:sz w:val="21"/>
+          <w:szCs w:val="21"/>
+        </w:rPr>
+        <w:t>{</w:t>
+      </w:r>
+    </w:p>
+    <w:p>
+      <w:pPr>
+        <w:pStyle w:val="4"/>
+        <w:keepNext w:val="0"/>
+        <w:keepLines w:val="0"/>
+        <w:widowControl/>
+        <w:suppressLineNumbers w:val="0"/>
+        <w:spacing w:before="0" w:beforeAutospacing="0" w:after="0" w:afterAutospacing="0"/>
+        <w:ind w:left="0" w:right="0" w:firstLine="0"/>
+        <w:rPr>
+          <w:sz w:val="21"/>
+          <w:szCs w:val="21"/>
+        </w:rPr>
+      </w:pPr>
+      <w:r>
+        <w:rPr>
+          <w:color w:val="C0C0C0"/>
+          <w:sz w:val="21"/>
+          <w:szCs w:val="21"/>
+        </w:rPr>
+        <w:t xml:space="preserve">    </w:t>
+      </w:r>
+      <w:r>
+        <w:rPr>
+          <w:color w:val="008000"/>
+          <w:sz w:val="21"/>
+          <w:szCs w:val="21"/>
+        </w:rPr>
+        <w:t>//</w:t>
+      </w:r>
+      <w:r>
+        <w:rPr>
+          <w:color w:val="C0C0C0"/>
+          <w:sz w:val="21"/>
+          <w:szCs w:val="21"/>
+        </w:rPr>
+        <w:t xml:space="preserve"> </w:t>
+      </w:r>
+      <w:r>
+        <w:rPr>
+          <w:color w:val="008000"/>
+          <w:sz w:val="21"/>
+          <w:szCs w:val="21"/>
+        </w:rPr>
+        <w:t>密码加盐哈希</w:t>
+      </w:r>
+    </w:p>
+    <w:p>
+      <w:pPr>
+        <w:pStyle w:val="4"/>
+        <w:keepNext w:val="0"/>
+        <w:keepLines w:val="0"/>
+        <w:widowControl/>
+        <w:suppressLineNumbers w:val="0"/>
+        <w:spacing w:before="0" w:beforeAutospacing="0" w:after="0" w:afterAutospacing="0"/>
+        <w:ind w:left="0" w:right="0" w:firstLine="0"/>
+        <w:rPr>
+          <w:sz w:val="21"/>
+          <w:szCs w:val="21"/>
+        </w:rPr>
+      </w:pPr>
+      <w:r>
+        <w:rPr>
+          <w:color w:val="C0C0C0"/>
+          <w:sz w:val="21"/>
+          <w:szCs w:val="21"/>
+        </w:rPr>
+        <w:t xml:space="preserve">    </w:t>
+      </w:r>
+      <w:r>
+        <w:rPr>
+          <w:color w:val="800080"/>
+          <w:sz w:val="21"/>
+          <w:szCs w:val="21"/>
+        </w:rPr>
+        <w:t>QString</w:t>
+      </w:r>
+      <w:r>
+        <w:rPr>
+          <w:color w:val="C0C0C0"/>
+          <w:sz w:val="21"/>
+          <w:szCs w:val="21"/>
+        </w:rPr>
+        <w:t xml:space="preserve"> </w:t>
+      </w:r>
+      <w:r>
+        <w:rPr>
+          <w:color w:val="092E64"/>
+          <w:sz w:val="21"/>
+          <w:szCs w:val="21"/>
+        </w:rPr>
+        <w:t>salt</w:t>
+      </w:r>
+      <w:r>
+        <w:rPr>
+          <w:color w:val="C0C0C0"/>
+          <w:sz w:val="21"/>
+          <w:szCs w:val="21"/>
+        </w:rPr>
+        <w:t xml:space="preserve"> </w:t>
+      </w:r>
+      <w:r>
+        <w:rPr>
+          <w:sz w:val="21"/>
+          <w:szCs w:val="21"/>
+        </w:rPr>
+        <w:t>=</w:t>
+      </w:r>
+      <w:r>
+        <w:rPr>
+          <w:color w:val="C0C0C0"/>
+          <w:sz w:val="21"/>
+          <w:szCs w:val="21"/>
+        </w:rPr>
+        <w:t xml:space="preserve"> </w:t>
+      </w:r>
+      <w:r>
+        <w:rPr>
+          <w:color w:val="008000"/>
+          <w:sz w:val="21"/>
+          <w:szCs w:val="21"/>
+        </w:rPr>
+        <w:t>"game_salt_2025"</w:t>
+      </w:r>
+      <w:r>
+        <w:rPr>
+          <w:sz w:val="21"/>
+          <w:szCs w:val="21"/>
+        </w:rPr>
+        <w:t>;</w:t>
+      </w:r>
+    </w:p>
+    <w:p>
+      <w:pPr>
+        <w:pStyle w:val="4"/>
+        <w:keepNext w:val="0"/>
+        <w:keepLines w:val="0"/>
+        <w:widowControl/>
+        <w:suppressLineNumbers w:val="0"/>
+        <w:spacing w:before="0" w:beforeAutospacing="0" w:after="0" w:afterAutospacing="0"/>
+        <w:ind w:left="0" w:right="0" w:firstLine="0"/>
+        <w:rPr>
+          <w:sz w:val="21"/>
+          <w:szCs w:val="21"/>
+        </w:rPr>
+      </w:pPr>
+      <w:r>
+        <w:rPr>
+          <w:color w:val="C0C0C0"/>
+          <w:sz w:val="21"/>
+          <w:szCs w:val="21"/>
+        </w:rPr>
+        <w:t xml:space="preserve">    </w:t>
+      </w:r>
+      <w:r>
+        <w:rPr>
+          <w:color w:val="800000"/>
+          <w:sz w:val="21"/>
+          <w:szCs w:val="21"/>
+        </w:rPr>
+        <w:t>passwordHash</w:t>
+      </w:r>
+      <w:r>
+        <w:rPr>
+          <w:color w:val="C0C0C0"/>
+          <w:sz w:val="21"/>
+          <w:szCs w:val="21"/>
+        </w:rPr>
+        <w:t xml:space="preserve"> </w:t>
+      </w:r>
+      <w:r>
+        <w:rPr>
+          <w:color w:val="00677C"/>
+          <w:sz w:val="21"/>
+          <w:szCs w:val="21"/>
+        </w:rPr>
+        <w:t>=</w:t>
+      </w:r>
+      <w:r>
+        <w:rPr>
+          <w:color w:val="C0C0C0"/>
+          <w:sz w:val="21"/>
+          <w:szCs w:val="21"/>
+        </w:rPr>
+        <w:t xml:space="preserve"> </w:t>
+      </w:r>
+      <w:r>
+        <w:rPr>
+          <w:color w:val="800080"/>
+          <w:sz w:val="21"/>
+          <w:szCs w:val="21"/>
+        </w:rPr>
+        <w:t>QCryptographicHash</w:t>
+      </w:r>
+      <w:r>
+        <w:rPr>
+          <w:sz w:val="21"/>
+          <w:szCs w:val="21"/>
+        </w:rPr>
+        <w:t>::</w:t>
+      </w:r>
+      <w:r>
+        <w:rPr>
+          <w:color w:val="00677C"/>
+          <w:sz w:val="21"/>
+          <w:szCs w:val="21"/>
+        </w:rPr>
+        <w:t>hash</w:t>
+      </w:r>
+    </w:p>
+    <w:p>
+      <w:pPr>
+        <w:pStyle w:val="4"/>
+        <w:keepNext w:val="0"/>
+        <w:keepLines w:val="0"/>
+        <w:widowControl/>
+        <w:suppressLineNumbers w:val="0"/>
+        <w:spacing w:before="0" w:beforeAutospacing="0" w:after="0" w:afterAutospacing="0"/>
+        <w:ind w:left="0" w:right="0" w:firstLine="0"/>
+        <w:rPr>
+          <w:sz w:val="21"/>
+          <w:szCs w:val="21"/>
+        </w:rPr>
+      </w:pPr>
+      <w:r>
+        <w:rPr>
+          <w:color w:val="C0C0C0"/>
+          <w:sz w:val="21"/>
+          <w:szCs w:val="21"/>
+        </w:rPr>
+        <w:t xml:space="preserve">    </w:t>
+      </w:r>
+      <w:r>
+        <w:rPr>
+          <w:sz w:val="21"/>
+          <w:szCs w:val="21"/>
+        </w:rPr>
+        <w:t>(</w:t>
+      </w:r>
+    </w:p>
+    <w:p>
+      <w:pPr>
+        <w:pStyle w:val="4"/>
+        <w:keepNext w:val="0"/>
+        <w:keepLines w:val="0"/>
+        <w:widowControl/>
+        <w:suppressLineNumbers w:val="0"/>
+        <w:spacing w:before="0" w:beforeAutospacing="0" w:after="0" w:afterAutospacing="0"/>
+        <w:ind w:left="0" w:right="0" w:firstLine="0"/>
+        <w:rPr>
+          <w:sz w:val="21"/>
+          <w:szCs w:val="21"/>
+        </w:rPr>
+      </w:pPr>
+      <w:r>
+        <w:rPr>
+          <w:color w:val="C0C0C0"/>
+          <w:sz w:val="21"/>
+          <w:szCs w:val="21"/>
+        </w:rPr>
+        <w:t xml:space="preserve">        </w:t>
+      </w:r>
+      <w:r>
+        <w:rPr>
+          <w:sz w:val="21"/>
+          <w:szCs w:val="21"/>
+        </w:rPr>
+        <w:t>(</w:t>
+      </w:r>
+      <w:r>
+        <w:rPr>
+          <w:color w:val="092E64"/>
+          <w:sz w:val="21"/>
+          <w:szCs w:val="21"/>
+        </w:rPr>
+        <w:t>salt</w:t>
+      </w:r>
+      <w:r>
+        <w:rPr>
+          <w:color w:val="C0C0C0"/>
+          <w:sz w:val="21"/>
+          <w:szCs w:val="21"/>
+        </w:rPr>
+        <w:t xml:space="preserve"> </w:t>
+      </w:r>
+      <w:r>
+        <w:rPr>
+          <w:color w:val="00677C"/>
+          <w:sz w:val="21"/>
+          <w:szCs w:val="21"/>
+        </w:rPr>
+        <w:t>+</w:t>
+      </w:r>
+      <w:r>
+        <w:rPr>
+          <w:color w:val="C0C0C0"/>
+          <w:sz w:val="21"/>
+          <w:szCs w:val="21"/>
+        </w:rPr>
+        <w:t xml:space="preserve"> </w:t>
+      </w:r>
+      <w:r>
+        <w:rPr>
+          <w:color w:val="800080"/>
+          <w:sz w:val="21"/>
+          <w:szCs w:val="21"/>
+        </w:rPr>
+        <w:t>QString</w:t>
+      </w:r>
+      <w:r>
+        <w:rPr>
+          <w:sz w:val="21"/>
+          <w:szCs w:val="21"/>
+        </w:rPr>
+        <w:t>::</w:t>
+      </w:r>
+      <w:r>
+        <w:rPr>
+          <w:color w:val="00677C"/>
+          <w:sz w:val="21"/>
+          <w:szCs w:val="21"/>
+        </w:rPr>
+        <w:t>fromStdString</w:t>
+      </w:r>
+      <w:r>
+        <w:rPr>
+          <w:sz w:val="21"/>
+          <w:szCs w:val="21"/>
+        </w:rPr>
+        <w:t>(</w:t>
+      </w:r>
+      <w:r>
+        <w:rPr>
+          <w:color w:val="092E64"/>
+          <w:sz w:val="21"/>
+          <w:szCs w:val="21"/>
+        </w:rPr>
+        <w:t>password</w:t>
+      </w:r>
+      <w:r>
+        <w:rPr>
+          <w:sz w:val="21"/>
+          <w:szCs w:val="21"/>
+        </w:rPr>
+        <w:t>)).</w:t>
+      </w:r>
+      <w:r>
+        <w:rPr>
+          <w:color w:val="00677C"/>
+          <w:sz w:val="21"/>
+          <w:szCs w:val="21"/>
+        </w:rPr>
+        <w:t>toUtf8</w:t>
+      </w:r>
+      <w:r>
+        <w:rPr>
+          <w:sz w:val="21"/>
+          <w:szCs w:val="21"/>
+        </w:rPr>
+        <w:t>(),</w:t>
+      </w:r>
+    </w:p>
+    <w:p>
+      <w:pPr>
+        <w:pStyle w:val="4"/>
+        <w:keepNext w:val="0"/>
+        <w:keepLines w:val="0"/>
+        <w:widowControl/>
+        <w:suppressLineNumbers w:val="0"/>
+        <w:spacing w:before="0" w:beforeAutospacing="0" w:after="0" w:afterAutospacing="0"/>
+        <w:ind w:left="0" w:right="0" w:firstLine="0"/>
+        <w:rPr>
+          <w:sz w:val="21"/>
+          <w:szCs w:val="21"/>
+        </w:rPr>
+      </w:pPr>
+      <w:r>
+        <w:rPr>
+          <w:color w:val="C0C0C0"/>
+          <w:sz w:val="21"/>
+          <w:szCs w:val="21"/>
+        </w:rPr>
+        <w:t xml:space="preserve">        </w:t>
+      </w:r>
+      <w:r>
+        <w:rPr>
+          <w:color w:val="800080"/>
+          <w:sz w:val="21"/>
+          <w:szCs w:val="21"/>
+        </w:rPr>
+        <w:t>QCryptographicHash</w:t>
+      </w:r>
+      <w:r>
+        <w:rPr>
+          <w:sz w:val="21"/>
+          <w:szCs w:val="21"/>
+        </w:rPr>
+        <w:t>::</w:t>
+      </w:r>
+      <w:r>
+        <w:rPr>
+          <w:color w:val="800080"/>
+          <w:sz w:val="21"/>
+          <w:szCs w:val="21"/>
+        </w:rPr>
+        <w:t>Sha256</w:t>
+      </w:r>
+    </w:p>
+    <w:p>
+      <w:pPr>
+        <w:pStyle w:val="4"/>
+        <w:keepNext w:val="0"/>
+        <w:keepLines w:val="0"/>
+        <w:widowControl/>
+        <w:suppressLineNumbers w:val="0"/>
+        <w:spacing w:before="0" w:beforeAutospacing="0" w:after="0" w:afterAutospacing="0"/>
+        <w:ind w:left="0" w:right="0" w:firstLine="0"/>
+        <w:rPr>
+          <w:sz w:val="21"/>
+          <w:szCs w:val="21"/>
+        </w:rPr>
+      </w:pPr>
+      <w:r>
+        <w:rPr>
+          <w:color w:val="C0C0C0"/>
+          <w:sz w:val="21"/>
+          <w:szCs w:val="21"/>
+        </w:rPr>
+        <w:t xml:space="preserve">    </w:t>
+      </w:r>
+      <w:r>
+        <w:rPr>
+          <w:sz w:val="21"/>
+          <w:szCs w:val="21"/>
+        </w:rPr>
+        <w:t>).</w:t>
+      </w:r>
+      <w:r>
+        <w:rPr>
+          <w:color w:val="00677C"/>
+          <w:sz w:val="21"/>
+          <w:szCs w:val="21"/>
+        </w:rPr>
+        <w:t>toHex</w:t>
+      </w:r>
+      <w:r>
+        <w:rPr>
+          <w:sz w:val="21"/>
+          <w:szCs w:val="21"/>
+        </w:rPr>
+        <w:t>().</w:t>
+      </w:r>
+      <w:r>
+        <w:rPr>
+          <w:color w:val="00677C"/>
+          <w:sz w:val="21"/>
+          <w:szCs w:val="21"/>
+        </w:rPr>
+        <w:t>toStdString</w:t>
+      </w:r>
+      <w:r>
+        <w:rPr>
+          <w:sz w:val="21"/>
+          <w:szCs w:val="21"/>
+        </w:rPr>
+        <w:t>();</w:t>
+      </w:r>
+    </w:p>
+    <w:p>
+      <w:pPr>
+        <w:pStyle w:val="4"/>
+        <w:keepNext w:val="0"/>
+        <w:keepLines w:val="0"/>
+        <w:widowControl/>
+        <w:suppressLineNumbers w:val="0"/>
+        <w:spacing w:before="0" w:beforeAutospacing="0" w:after="0" w:afterAutospacing="0"/>
+        <w:ind w:left="0" w:right="0" w:firstLine="0"/>
+        <w:rPr>
+          <w:sz w:val="21"/>
+          <w:szCs w:val="21"/>
+        </w:rPr>
+      </w:pPr>
+      <w:r>
+        <w:rPr>
+          <w:color w:val="C0C0C0"/>
+          <w:sz w:val="21"/>
+          <w:szCs w:val="21"/>
+        </w:rPr>
+        <w:t xml:space="preserve">    </w:t>
+      </w:r>
+      <w:r>
+        <w:rPr>
+          <w:color w:val="008000"/>
+          <w:sz w:val="21"/>
+          <w:szCs w:val="21"/>
+        </w:rPr>
+        <w:t>//</w:t>
+      </w:r>
+      <w:r>
+        <w:rPr>
+          <w:color w:val="C0C0C0"/>
+          <w:sz w:val="21"/>
+          <w:szCs w:val="21"/>
+        </w:rPr>
+        <w:t xml:space="preserve"> </w:t>
+      </w:r>
+      <w:r>
+        <w:rPr>
+          <w:color w:val="008000"/>
+          <w:sz w:val="21"/>
+          <w:szCs w:val="21"/>
+        </w:rPr>
+        <w:t>注意：这里不初始化关卡记录！</w:t>
+      </w:r>
+    </w:p>
+    <w:p>
+      <w:pPr>
+        <w:pStyle w:val="4"/>
+        <w:keepNext w:val="0"/>
+        <w:keepLines w:val="0"/>
+        <w:widowControl/>
+        <w:suppressLineNumbers w:val="0"/>
+        <w:spacing w:before="0" w:beforeAutospacing="0" w:after="0" w:afterAutospacing="0"/>
+        <w:ind w:left="0" w:right="0" w:firstLine="0"/>
+        <w:rPr>
+          <w:sz w:val="21"/>
+          <w:szCs w:val="21"/>
+        </w:rPr>
+      </w:pPr>
+      <w:r>
+        <w:rPr>
+          <w:sz w:val="21"/>
+          <w:szCs w:val="21"/>
+        </w:rPr>
+        <w:t>}</w:t>
+      </w:r>
+    </w:p>
+    <w:p>
+      <w:pPr>
+        <w:pStyle w:val="4"/>
+        <w:keepNext w:val="0"/>
+        <w:keepLines w:val="0"/>
+        <w:widowControl/>
+        <w:suppressLineNumbers w:val="0"/>
+        <w:spacing w:before="0" w:beforeAutospacing="0" w:after="0" w:afterAutospacing="0"/>
+        <w:ind w:left="0" w:right="0" w:firstLine="0"/>
+        <w:jc w:val="left"/>
+        <w:rPr>
+          <w:rFonts w:hint="eastAsia" w:asciiTheme="minorHAnsi" w:hAnsiTheme="minorHAnsi" w:eastAsiaTheme="minorEastAsia" w:cstheme="minorBidi"/>
+          <w:kern w:val="2"/>
+          <w:sz w:val="21"/>
+          <w:szCs w:val="21"/>
+          <w:lang w:val="en-US" w:eastAsia="zh-CN" w:bidi="ar-SA"/>
+        </w:rPr>
+      </w:pPr>
+      <w:r>
+        <w:rPr>
+          <w:rFonts w:hint="eastAsia" w:asciiTheme="minorHAnsi" w:hAnsiTheme="minorHAnsi" w:eastAsiaTheme="minorEastAsia" w:cstheme="minorBidi"/>
+          <w:kern w:val="2"/>
+          <w:sz w:val="21"/>
+          <w:szCs w:val="21"/>
+          <w:lang w:val="en-US" w:eastAsia="zh-CN" w:bidi="ar-SA"/>
+        </w:rPr>
+        <w:t>在创建新用户的时候采用加盐哈希进行转码，提高了程序的稳健性，未来会增加用户密码的修改功能以及注销功能。</w:t>
+      </w:r>
+    </w:p>
+    <w:p>
+      <w:pPr>
+        <w:pStyle w:val="4"/>
+        <w:keepNext w:val="0"/>
+        <w:keepLines w:val="0"/>
+        <w:widowControl/>
+        <w:numPr>
+          <w:ilvl w:val="0"/>
+          <w:numId w:val="0"/>
+        </w:numPr>
+        <w:suppressLineNumbers w:val="0"/>
+        <w:spacing w:before="0" w:beforeAutospacing="0" w:after="0" w:afterAutospacing="0"/>
+        <w:ind w:left="0" w:leftChars="0" w:right="0" w:rightChars="0" w:firstLine="0" w:firstLineChars="0"/>
+        <w:rPr>
+          <w:rFonts w:hint="default"/>
+          <w:sz w:val="21"/>
+          <w:szCs w:val="21"/>
+          <w:lang w:val="en-US" w:eastAsia="zh-CN"/>
+        </w:rPr>
+      </w:pPr>
+      <w:r>
+        <w:rPr>
+          <w:rFonts w:hint="eastAsia" w:ascii="宋体" w:hAnsi="宋体" w:eastAsia="宋体" w:cs="宋体"/>
+          <w:kern w:val="0"/>
+          <w:sz w:val="21"/>
+          <w:szCs w:val="21"/>
+          <w:lang w:val="en-US" w:eastAsia="zh-CN" w:bidi="ar"/>
+        </w:rPr>
+        <w:t>2.</w:t>
+      </w:r>
+      <w:r>
+        <w:rPr>
+          <w:rFonts w:hint="eastAsia"/>
+          <w:sz w:val="21"/>
+          <w:szCs w:val="21"/>
+          <w:lang w:val="en-US" w:eastAsia="zh-CN"/>
+        </w:rPr>
+        <w:t>完善主线模式各关卡的解锁图标转换设计，且实时判断关卡解锁状态，并且通过使用</w:t>
+      </w:r>
+    </w:p>
+    <w:p>
+      <w:pPr>
+        <w:pStyle w:val="4"/>
+        <w:keepNext w:val="0"/>
+        <w:keepLines w:val="0"/>
+        <w:widowControl/>
+        <w:suppressLineNumbers w:val="0"/>
+        <w:spacing w:before="0" w:beforeAutospacing="0" w:after="0" w:afterAutospacing="0"/>
+        <w:ind w:left="0" w:right="0" w:firstLine="0"/>
+        <w:rPr>
+          <w:sz w:val="21"/>
+          <w:szCs w:val="21"/>
+        </w:rPr>
+      </w:pPr>
+      <w:r>
+        <w:rPr>
+          <w:color w:val="C0C0C0"/>
+        </w:rPr>
+        <w:t xml:space="preserve"> </w:t>
+      </w:r>
+      <w:r>
+        <w:rPr>
+          <w:color w:val="008000"/>
+          <w:sz w:val="21"/>
+          <w:szCs w:val="21"/>
+        </w:rPr>
+        <w:t>//</w:t>
+      </w:r>
+      <w:r>
+        <w:rPr>
+          <w:color w:val="C0C0C0"/>
+          <w:sz w:val="21"/>
+          <w:szCs w:val="21"/>
+        </w:rPr>
+        <w:t xml:space="preserve"> </w:t>
+      </w:r>
+      <w:r>
+        <w:rPr>
+          <w:color w:val="008000"/>
+          <w:sz w:val="21"/>
+          <w:szCs w:val="21"/>
+        </w:rPr>
+        <w:t>先断开之前的连接（如果有）</w:t>
+      </w:r>
+    </w:p>
+    <w:p>
+      <w:pPr>
+        <w:pStyle w:val="4"/>
+        <w:keepNext w:val="0"/>
+        <w:keepLines w:val="0"/>
+        <w:widowControl/>
+        <w:suppressLineNumbers w:val="0"/>
+        <w:spacing w:before="0" w:beforeAutospacing="0" w:after="0" w:afterAutospacing="0"/>
+        <w:ind w:left="0" w:right="0" w:firstLine="0"/>
+        <w:rPr>
+          <w:sz w:val="21"/>
+          <w:szCs w:val="21"/>
+        </w:rPr>
+      </w:pPr>
+      <w:r>
+        <w:rPr>
+          <w:color w:val="C0C0C0"/>
+          <w:sz w:val="21"/>
+          <w:szCs w:val="21"/>
+        </w:rPr>
+        <w:t xml:space="preserve">    </w:t>
+      </w:r>
+      <w:r>
+        <w:rPr>
+          <w:color w:val="00677C"/>
+          <w:sz w:val="21"/>
+          <w:szCs w:val="21"/>
+        </w:rPr>
+        <w:t>disconnect</w:t>
+      </w:r>
+      <w:r>
+        <w:rPr>
+          <w:sz w:val="21"/>
+          <w:szCs w:val="21"/>
+        </w:rPr>
+        <w:t>(</w:t>
+      </w:r>
+      <w:r>
+        <w:rPr>
+          <w:color w:val="800000"/>
+          <w:sz w:val="21"/>
+          <w:szCs w:val="21"/>
+        </w:rPr>
+        <w:t>m_buttons</w:t>
+      </w:r>
+      <w:r>
+        <w:rPr>
+          <w:color w:val="00677C"/>
+          <w:sz w:val="21"/>
+          <w:szCs w:val="21"/>
+        </w:rPr>
+        <w:t>[</w:t>
+      </w:r>
+      <w:r>
+        <w:rPr>
+          <w:color w:val="092E64"/>
+          <w:sz w:val="21"/>
+          <w:szCs w:val="21"/>
+        </w:rPr>
+        <w:t>i</w:t>
+      </w:r>
+      <w:r>
+        <w:rPr>
+          <w:color w:val="00677C"/>
+          <w:sz w:val="21"/>
+          <w:szCs w:val="21"/>
+        </w:rPr>
+        <w:t>]</w:t>
+      </w:r>
+      <w:r>
+        <w:rPr>
+          <w:sz w:val="21"/>
+          <w:szCs w:val="21"/>
+        </w:rPr>
+        <w:t>,</w:t>
+      </w:r>
+      <w:r>
+        <w:rPr>
+          <w:color w:val="C0C0C0"/>
+          <w:sz w:val="21"/>
+          <w:szCs w:val="21"/>
+        </w:rPr>
+        <w:t xml:space="preserve"> </w:t>
+      </w:r>
+      <w:r>
+        <w:rPr>
+          <w:sz w:val="21"/>
+          <w:szCs w:val="21"/>
+        </w:rPr>
+        <w:t>&amp;</w:t>
+      </w:r>
+      <w:r>
+        <w:rPr>
+          <w:color w:val="800080"/>
+          <w:sz w:val="21"/>
+          <w:szCs w:val="21"/>
+        </w:rPr>
+        <w:t>HexagonButton</w:t>
+      </w:r>
+      <w:r>
+        <w:rPr>
+          <w:sz w:val="21"/>
+          <w:szCs w:val="21"/>
+        </w:rPr>
+        <w:t>::</w:t>
+      </w:r>
+      <w:r>
+        <w:rPr>
+          <w:color w:val="00677C"/>
+          <w:sz w:val="21"/>
+          <w:szCs w:val="21"/>
+        </w:rPr>
+        <w:t>clicked</w:t>
+      </w:r>
+      <w:r>
+        <w:rPr>
+          <w:sz w:val="21"/>
+          <w:szCs w:val="21"/>
+        </w:rPr>
+        <w:t>,</w:t>
+      </w:r>
+      <w:r>
+        <w:rPr>
+          <w:color w:val="C0C0C0"/>
+          <w:sz w:val="21"/>
+          <w:szCs w:val="21"/>
+        </w:rPr>
+        <w:t xml:space="preserve"> </w:t>
+      </w:r>
+      <w:r>
+        <w:rPr>
+          <w:color w:val="808000"/>
+          <w:sz w:val="21"/>
+          <w:szCs w:val="21"/>
+        </w:rPr>
+        <w:t>nullptr</w:t>
+      </w:r>
+      <w:r>
+        <w:rPr>
+          <w:sz w:val="21"/>
+          <w:szCs w:val="21"/>
+        </w:rPr>
+        <w:t>,</w:t>
+      </w:r>
+      <w:r>
+        <w:rPr>
+          <w:color w:val="C0C0C0"/>
+          <w:sz w:val="21"/>
+          <w:szCs w:val="21"/>
+        </w:rPr>
+        <w:t xml:space="preserve"> </w:t>
+      </w:r>
+      <w:r>
+        <w:rPr>
+          <w:color w:val="808000"/>
+          <w:sz w:val="21"/>
+          <w:szCs w:val="21"/>
+        </w:rPr>
+        <w:t>nullptr</w:t>
+      </w:r>
+      <w:r>
+        <w:rPr>
+          <w:sz w:val="21"/>
+          <w:szCs w:val="21"/>
+        </w:rPr>
+        <w:t>);</w:t>
+      </w:r>
+    </w:p>
+    <w:p>
+      <w:pPr>
+        <w:pStyle w:val="4"/>
+        <w:keepNext w:val="0"/>
+        <w:keepLines w:val="0"/>
+        <w:widowControl/>
+        <w:suppressLineNumbers w:val="0"/>
+        <w:spacing w:before="0" w:beforeAutospacing="0" w:after="0" w:afterAutospacing="0"/>
+        <w:ind w:left="0" w:right="0" w:firstLine="0"/>
+        <w:rPr>
+          <w:sz w:val="21"/>
+          <w:szCs w:val="21"/>
+        </w:rPr>
+      </w:pPr>
+    </w:p>
+    <w:p>
+      <w:pPr>
+        <w:pStyle w:val="4"/>
+        <w:keepNext w:val="0"/>
+        <w:keepLines w:val="0"/>
+        <w:widowControl/>
+        <w:suppressLineNumbers w:val="0"/>
+        <w:spacing w:before="0" w:beforeAutospacing="0" w:after="0" w:afterAutospacing="0"/>
+        <w:ind w:left="0" w:right="0" w:firstLine="0"/>
+        <w:rPr>
+          <w:sz w:val="21"/>
+          <w:szCs w:val="21"/>
+        </w:rPr>
+      </w:pPr>
+      <w:r>
+        <w:rPr>
+          <w:color w:val="C0C0C0"/>
+          <w:sz w:val="21"/>
+          <w:szCs w:val="21"/>
+        </w:rPr>
+        <w:t xml:space="preserve">    </w:t>
+      </w:r>
+      <w:r>
+        <w:rPr>
+          <w:color w:val="00677C"/>
+          <w:sz w:val="21"/>
+          <w:szCs w:val="21"/>
+        </w:rPr>
+        <w:t>connect</w:t>
+      </w:r>
+      <w:r>
+        <w:rPr>
+          <w:sz w:val="21"/>
+          <w:szCs w:val="21"/>
+        </w:rPr>
+        <w:t>(</w:t>
+      </w:r>
+      <w:r>
+        <w:rPr>
+          <w:color w:val="800000"/>
+          <w:sz w:val="21"/>
+          <w:szCs w:val="21"/>
+        </w:rPr>
+        <w:t>m_buttons</w:t>
+      </w:r>
+      <w:r>
+        <w:rPr>
+          <w:color w:val="00677C"/>
+          <w:sz w:val="21"/>
+          <w:szCs w:val="21"/>
+        </w:rPr>
+        <w:t>[</w:t>
+      </w:r>
+      <w:r>
+        <w:rPr>
+          <w:color w:val="092E64"/>
+          <w:sz w:val="21"/>
+          <w:szCs w:val="21"/>
+        </w:rPr>
+        <w:t>i</w:t>
+      </w:r>
+      <w:r>
+        <w:rPr>
+          <w:color w:val="00677C"/>
+          <w:sz w:val="21"/>
+          <w:szCs w:val="21"/>
+        </w:rPr>
+        <w:t>]</w:t>
+      </w:r>
+      <w:r>
+        <w:rPr>
+          <w:sz w:val="21"/>
+          <w:szCs w:val="21"/>
+        </w:rPr>
+        <w:t>,</w:t>
+      </w:r>
+      <w:r>
+        <w:rPr>
+          <w:color w:val="C0C0C0"/>
+          <w:sz w:val="21"/>
+          <w:szCs w:val="21"/>
+        </w:rPr>
+        <w:t xml:space="preserve"> </w:t>
+      </w:r>
+      <w:r>
+        <w:rPr>
+          <w:sz w:val="21"/>
+          <w:szCs w:val="21"/>
+        </w:rPr>
+        <w:t>&amp;</w:t>
+      </w:r>
+      <w:r>
+        <w:rPr>
+          <w:color w:val="800080"/>
+          <w:sz w:val="21"/>
+          <w:szCs w:val="21"/>
+        </w:rPr>
+        <w:t>HexagonButton</w:t>
+      </w:r>
+      <w:r>
+        <w:rPr>
+          <w:sz w:val="21"/>
+          <w:szCs w:val="21"/>
+        </w:rPr>
+        <w:t>::</w:t>
+      </w:r>
+      <w:r>
+        <w:rPr>
+          <w:color w:val="00677C"/>
+          <w:sz w:val="21"/>
+          <w:szCs w:val="21"/>
+        </w:rPr>
+        <w:t>clicked</w:t>
+      </w:r>
+      <w:r>
+        <w:rPr>
+          <w:sz w:val="21"/>
+          <w:szCs w:val="21"/>
+        </w:rPr>
+        <w:t>,</w:t>
+      </w:r>
+      <w:r>
+        <w:rPr>
+          <w:color w:val="C0C0C0"/>
+          <w:sz w:val="21"/>
+          <w:szCs w:val="21"/>
+        </w:rPr>
+        <w:t xml:space="preserve"> </w:t>
+      </w:r>
+      <w:r>
+        <w:rPr>
+          <w:sz w:val="21"/>
+          <w:szCs w:val="21"/>
+        </w:rPr>
+        <w:t>[=]()</w:t>
+      </w:r>
+    </w:p>
+    <w:p>
+      <w:pPr>
+        <w:pStyle w:val="4"/>
+        <w:keepNext w:val="0"/>
+        <w:keepLines w:val="0"/>
+        <w:widowControl/>
+        <w:suppressLineNumbers w:val="0"/>
+        <w:spacing w:before="0" w:beforeAutospacing="0" w:after="0" w:afterAutospacing="0"/>
+        <w:ind w:left="0" w:right="0" w:firstLine="0"/>
+        <w:rPr>
+          <w:sz w:val="21"/>
+          <w:szCs w:val="21"/>
+        </w:rPr>
+      </w:pPr>
+      <w:r>
+        <w:rPr>
+          <w:color w:val="C0C0C0"/>
+          <w:sz w:val="21"/>
+          <w:szCs w:val="21"/>
+        </w:rPr>
+        <w:t xml:space="preserve">    </w:t>
+      </w:r>
+      <w:r>
+        <w:rPr>
+          <w:sz w:val="21"/>
+          <w:szCs w:val="21"/>
+        </w:rPr>
+        <w:t>{</w:t>
+      </w:r>
+    </w:p>
+    <w:p>
+      <w:pPr>
+        <w:pStyle w:val="4"/>
+        <w:keepNext w:val="0"/>
+        <w:keepLines w:val="0"/>
+        <w:widowControl/>
+        <w:suppressLineNumbers w:val="0"/>
+        <w:spacing w:before="0" w:beforeAutospacing="0" w:after="0" w:afterAutospacing="0"/>
+        <w:ind w:left="0" w:right="0" w:firstLine="0"/>
+        <w:rPr>
+          <w:sz w:val="21"/>
+          <w:szCs w:val="21"/>
+        </w:rPr>
+      </w:pPr>
+      <w:r>
+        <w:rPr>
+          <w:color w:val="C0C0C0"/>
+          <w:sz w:val="21"/>
+          <w:szCs w:val="21"/>
+        </w:rPr>
+        <w:t xml:space="preserve">        </w:t>
+      </w:r>
+      <w:r>
+        <w:rPr>
+          <w:color w:val="008000"/>
+          <w:sz w:val="21"/>
+          <w:szCs w:val="21"/>
+        </w:rPr>
+        <w:t>//</w:t>
+      </w:r>
+      <w:r>
+        <w:rPr>
+          <w:color w:val="C0C0C0"/>
+          <w:sz w:val="21"/>
+          <w:szCs w:val="21"/>
+        </w:rPr>
+        <w:t xml:space="preserve"> </w:t>
+      </w:r>
+      <w:r>
+        <w:rPr>
+          <w:color w:val="008000"/>
+          <w:sz w:val="21"/>
+          <w:szCs w:val="21"/>
+        </w:rPr>
+        <w:t>如果已有窗口且未关闭，则直接激活它</w:t>
+      </w:r>
+    </w:p>
+    <w:p>
+      <w:pPr>
+        <w:pStyle w:val="4"/>
+        <w:keepNext w:val="0"/>
+        <w:keepLines w:val="0"/>
+        <w:widowControl/>
+        <w:suppressLineNumbers w:val="0"/>
+        <w:spacing w:before="0" w:beforeAutospacing="0" w:after="0" w:afterAutospacing="0"/>
+        <w:ind w:left="0" w:right="0" w:firstLine="0"/>
+        <w:rPr>
+          <w:sz w:val="21"/>
+          <w:szCs w:val="21"/>
+        </w:rPr>
+      </w:pPr>
+      <w:r>
+        <w:rPr>
+          <w:color w:val="C0C0C0"/>
+          <w:sz w:val="21"/>
+          <w:szCs w:val="21"/>
+        </w:rPr>
+        <w:t xml:space="preserve">        </w:t>
+      </w:r>
+      <w:r>
+        <w:rPr>
+          <w:color w:val="808000"/>
+          <w:sz w:val="21"/>
+          <w:szCs w:val="21"/>
+        </w:rPr>
+        <w:t>if</w:t>
+      </w:r>
+      <w:r>
+        <w:rPr>
+          <w:sz w:val="21"/>
+          <w:szCs w:val="21"/>
+        </w:rPr>
+        <w:t>(</w:t>
+      </w:r>
+      <w:r>
+        <w:rPr>
+          <w:color w:val="800000"/>
+          <w:sz w:val="21"/>
+          <w:szCs w:val="21"/>
+        </w:rPr>
+        <w:t>m_currentGameplay</w:t>
+      </w:r>
+      <w:r>
+        <w:rPr>
+          <w:color w:val="C0C0C0"/>
+          <w:sz w:val="21"/>
+          <w:szCs w:val="21"/>
+        </w:rPr>
+        <w:t xml:space="preserve"> </w:t>
+      </w:r>
+      <w:r>
+        <w:rPr>
+          <w:sz w:val="21"/>
+          <w:szCs w:val="21"/>
+        </w:rPr>
+        <w:t>&amp;&amp;</w:t>
+      </w:r>
+      <w:r>
+        <w:rPr>
+          <w:color w:val="C0C0C0"/>
+          <w:sz w:val="21"/>
+          <w:szCs w:val="21"/>
+        </w:rPr>
+        <w:t xml:space="preserve"> </w:t>
+      </w:r>
+      <w:r>
+        <w:rPr>
+          <w:sz w:val="21"/>
+          <w:szCs w:val="21"/>
+        </w:rPr>
+        <w:t>!</w:t>
+      </w:r>
+      <w:r>
+        <w:rPr>
+          <w:color w:val="800000"/>
+          <w:sz w:val="21"/>
+          <w:szCs w:val="21"/>
+        </w:rPr>
+        <w:t>m_currentGameplay</w:t>
+      </w:r>
+      <w:r>
+        <w:rPr>
+          <w:sz w:val="21"/>
+          <w:szCs w:val="21"/>
+        </w:rPr>
+        <w:t>.</w:t>
+      </w:r>
+      <w:r>
+        <w:rPr>
+          <w:color w:val="00677C"/>
+          <w:sz w:val="21"/>
+          <w:szCs w:val="21"/>
+        </w:rPr>
+        <w:t>isNull</w:t>
+      </w:r>
+      <w:r>
+        <w:rPr>
+          <w:sz w:val="21"/>
+          <w:szCs w:val="21"/>
+        </w:rPr>
+        <w:t>())</w:t>
+      </w:r>
+    </w:p>
+    <w:p>
+      <w:pPr>
+        <w:pStyle w:val="4"/>
+        <w:keepNext w:val="0"/>
+        <w:keepLines w:val="0"/>
+        <w:widowControl/>
+        <w:suppressLineNumbers w:val="0"/>
+        <w:spacing w:before="0" w:beforeAutospacing="0" w:after="0" w:afterAutospacing="0"/>
+        <w:ind w:left="0" w:right="0" w:firstLine="0"/>
+        <w:rPr>
+          <w:sz w:val="21"/>
+          <w:szCs w:val="21"/>
+        </w:rPr>
+      </w:pPr>
+      <w:r>
+        <w:rPr>
+          <w:color w:val="C0C0C0"/>
+          <w:sz w:val="21"/>
+          <w:szCs w:val="21"/>
+        </w:rPr>
+        <w:t xml:space="preserve">        </w:t>
+      </w:r>
+      <w:r>
+        <w:rPr>
+          <w:sz w:val="21"/>
+          <w:szCs w:val="21"/>
+        </w:rPr>
+        <w:t>{</w:t>
+      </w:r>
+    </w:p>
+    <w:p>
+      <w:pPr>
+        <w:pStyle w:val="4"/>
+        <w:keepNext w:val="0"/>
+        <w:keepLines w:val="0"/>
+        <w:widowControl/>
+        <w:suppressLineNumbers w:val="0"/>
+        <w:spacing w:before="0" w:beforeAutospacing="0" w:after="0" w:afterAutospacing="0"/>
+        <w:ind w:left="0" w:right="0" w:firstLine="0"/>
+        <w:rPr>
+          <w:sz w:val="21"/>
+          <w:szCs w:val="21"/>
+        </w:rPr>
+      </w:pPr>
+      <w:r>
+        <w:rPr>
+          <w:color w:val="C0C0C0"/>
+          <w:sz w:val="21"/>
+          <w:szCs w:val="21"/>
+        </w:rPr>
+        <w:t xml:space="preserve">            </w:t>
+      </w:r>
+      <w:r>
+        <w:rPr>
+          <w:color w:val="800000"/>
+          <w:sz w:val="21"/>
+          <w:szCs w:val="21"/>
+        </w:rPr>
+        <w:t>m_currentGameplay</w:t>
+      </w:r>
+      <w:r>
+        <w:rPr>
+          <w:color w:val="00677C"/>
+          <w:sz w:val="21"/>
+          <w:szCs w:val="21"/>
+        </w:rPr>
+        <w:t>-&gt;activateWindow</w:t>
+      </w:r>
+      <w:r>
+        <w:rPr>
+          <w:sz w:val="21"/>
+          <w:szCs w:val="21"/>
+        </w:rPr>
+        <w:t>();</w:t>
+      </w:r>
+    </w:p>
+    <w:p>
+      <w:pPr>
+        <w:pStyle w:val="4"/>
+        <w:keepNext w:val="0"/>
+        <w:keepLines w:val="0"/>
+        <w:widowControl/>
+        <w:suppressLineNumbers w:val="0"/>
+        <w:spacing w:before="0" w:beforeAutospacing="0" w:after="0" w:afterAutospacing="0"/>
+        <w:ind w:left="0" w:right="0" w:firstLine="0"/>
+        <w:rPr>
+          <w:sz w:val="21"/>
+          <w:szCs w:val="21"/>
+        </w:rPr>
+      </w:pPr>
+      <w:r>
+        <w:rPr>
+          <w:color w:val="C0C0C0"/>
+          <w:sz w:val="21"/>
+          <w:szCs w:val="21"/>
+        </w:rPr>
+        <w:t xml:space="preserve">            </w:t>
+      </w:r>
+      <w:r>
+        <w:rPr>
+          <w:color w:val="808000"/>
+          <w:sz w:val="21"/>
+          <w:szCs w:val="21"/>
+        </w:rPr>
+        <w:t>return</w:t>
+      </w:r>
+      <w:r>
+        <w:rPr>
+          <w:sz w:val="21"/>
+          <w:szCs w:val="21"/>
+        </w:rPr>
+        <w:t>;</w:t>
+      </w:r>
+    </w:p>
+    <w:p>
+      <w:pPr>
+        <w:pStyle w:val="4"/>
+        <w:keepNext w:val="0"/>
+        <w:keepLines w:val="0"/>
+        <w:widowControl/>
+        <w:suppressLineNumbers w:val="0"/>
+        <w:spacing w:before="0" w:beforeAutospacing="0" w:after="0" w:afterAutospacing="0"/>
+        <w:ind w:left="0" w:right="0" w:firstLine="0"/>
+        <w:rPr>
+          <w:sz w:val="21"/>
+          <w:szCs w:val="21"/>
+        </w:rPr>
+      </w:pPr>
+      <w:r>
+        <w:rPr>
+          <w:color w:val="C0C0C0"/>
+          <w:sz w:val="21"/>
+          <w:szCs w:val="21"/>
+        </w:rPr>
+        <w:t xml:space="preserve">        </w:t>
+      </w:r>
+      <w:r>
+        <w:rPr>
+          <w:sz w:val="21"/>
+          <w:szCs w:val="21"/>
+        </w:rPr>
+        <w:t>}</w:t>
+      </w:r>
+    </w:p>
+    <w:p>
+      <w:pPr>
+        <w:pStyle w:val="4"/>
+        <w:keepNext w:val="0"/>
+        <w:keepLines w:val="0"/>
+        <w:widowControl/>
+        <w:suppressLineNumbers w:val="0"/>
+        <w:spacing w:before="0" w:beforeAutospacing="0" w:after="0" w:afterAutospacing="0"/>
+        <w:ind w:left="0" w:right="0" w:firstLine="0"/>
+        <w:rPr>
+          <w:sz w:val="21"/>
+          <w:szCs w:val="21"/>
+        </w:rPr>
+      </w:pPr>
+    </w:p>
+    <w:p>
+      <w:pPr>
+        <w:pStyle w:val="4"/>
+        <w:keepNext w:val="0"/>
+        <w:keepLines w:val="0"/>
+        <w:widowControl/>
+        <w:suppressLineNumbers w:val="0"/>
+        <w:spacing w:before="0" w:beforeAutospacing="0" w:after="0" w:afterAutospacing="0"/>
+        <w:ind w:left="0" w:right="0" w:firstLine="0"/>
+        <w:rPr>
+          <w:sz w:val="21"/>
+          <w:szCs w:val="21"/>
+        </w:rPr>
+      </w:pPr>
+      <w:r>
+        <w:rPr>
+          <w:color w:val="C0C0C0"/>
+          <w:sz w:val="21"/>
+          <w:szCs w:val="21"/>
+        </w:rPr>
+        <w:t xml:space="preserve">        </w:t>
+      </w:r>
+      <w:r>
+        <w:rPr>
+          <w:color w:val="008000"/>
+          <w:sz w:val="21"/>
+          <w:szCs w:val="21"/>
+        </w:rPr>
+        <w:t>//</w:t>
+      </w:r>
+      <w:r>
+        <w:rPr>
+          <w:color w:val="C0C0C0"/>
+          <w:sz w:val="21"/>
+          <w:szCs w:val="21"/>
+        </w:rPr>
+        <w:t xml:space="preserve"> </w:t>
+      </w:r>
+      <w:r>
+        <w:rPr>
+          <w:color w:val="008000"/>
+          <w:sz w:val="21"/>
+          <w:szCs w:val="21"/>
+        </w:rPr>
+        <w:t>检查映射是否存在</w:t>
+      </w:r>
+    </w:p>
+    <w:p>
+      <w:pPr>
+        <w:pStyle w:val="4"/>
+        <w:keepNext w:val="0"/>
+        <w:keepLines w:val="0"/>
+        <w:widowControl/>
+        <w:suppressLineNumbers w:val="0"/>
+        <w:spacing w:before="0" w:beforeAutospacing="0" w:after="0" w:afterAutospacing="0"/>
+        <w:ind w:left="0" w:right="0" w:firstLine="0"/>
+        <w:rPr>
+          <w:sz w:val="21"/>
+          <w:szCs w:val="21"/>
+        </w:rPr>
+      </w:pPr>
+      <w:r>
+        <w:rPr>
+          <w:color w:val="C0C0C0"/>
+          <w:sz w:val="21"/>
+          <w:szCs w:val="21"/>
+        </w:rPr>
+        <w:t xml:space="preserve">          </w:t>
+      </w:r>
+      <w:r>
+        <w:rPr>
+          <w:color w:val="808000"/>
+          <w:sz w:val="21"/>
+          <w:szCs w:val="21"/>
+        </w:rPr>
+        <w:t>if</w:t>
+      </w:r>
+      <w:r>
+        <w:rPr>
+          <w:sz w:val="21"/>
+          <w:szCs w:val="21"/>
+        </w:rPr>
+        <w:t>(!</w:t>
+      </w:r>
+      <w:r>
+        <w:rPr>
+          <w:color w:val="800000"/>
+          <w:sz w:val="21"/>
+          <w:szCs w:val="21"/>
+        </w:rPr>
+        <w:t>levelMap</w:t>
+      </w:r>
+      <w:r>
+        <w:rPr>
+          <w:sz w:val="21"/>
+          <w:szCs w:val="21"/>
+        </w:rPr>
+        <w:t>.</w:t>
+      </w:r>
+      <w:r>
+        <w:rPr>
+          <w:color w:val="00677C"/>
+          <w:sz w:val="21"/>
+          <w:szCs w:val="21"/>
+        </w:rPr>
+        <w:t>contains</w:t>
+      </w:r>
+      <w:r>
+        <w:rPr>
+          <w:sz w:val="21"/>
+          <w:szCs w:val="21"/>
+        </w:rPr>
+        <w:t>(</w:t>
+      </w:r>
+      <w:r>
+        <w:rPr>
+          <w:color w:val="092E64"/>
+          <w:sz w:val="21"/>
+          <w:szCs w:val="21"/>
+        </w:rPr>
+        <w:t>i</w:t>
+      </w:r>
+      <w:r>
+        <w:rPr>
+          <w:sz w:val="21"/>
+          <w:szCs w:val="21"/>
+        </w:rPr>
+        <w:t>))</w:t>
+      </w:r>
+    </w:p>
+    <w:p>
+      <w:pPr>
+        <w:pStyle w:val="4"/>
+        <w:keepNext w:val="0"/>
+        <w:keepLines w:val="0"/>
+        <w:widowControl/>
+        <w:suppressLineNumbers w:val="0"/>
+        <w:spacing w:before="0" w:beforeAutospacing="0" w:after="0" w:afterAutospacing="0"/>
+        <w:ind w:left="0" w:right="0" w:firstLine="0"/>
+        <w:rPr>
+          <w:sz w:val="21"/>
+          <w:szCs w:val="21"/>
+        </w:rPr>
+      </w:pPr>
+      <w:r>
+        <w:rPr>
+          <w:color w:val="C0C0C0"/>
+          <w:sz w:val="21"/>
+          <w:szCs w:val="21"/>
+        </w:rPr>
+        <w:t xml:space="preserve">          </w:t>
+      </w:r>
+      <w:r>
+        <w:rPr>
+          <w:sz w:val="21"/>
+          <w:szCs w:val="21"/>
+        </w:rPr>
+        <w:t>{</w:t>
+      </w:r>
+    </w:p>
+    <w:p>
+      <w:pPr>
+        <w:pStyle w:val="4"/>
+        <w:keepNext w:val="0"/>
+        <w:keepLines w:val="0"/>
+        <w:widowControl/>
+        <w:suppressLineNumbers w:val="0"/>
+        <w:spacing w:before="0" w:beforeAutospacing="0" w:after="0" w:afterAutospacing="0"/>
+        <w:ind w:left="0" w:right="0" w:firstLine="0"/>
+        <w:rPr>
+          <w:sz w:val="21"/>
+          <w:szCs w:val="21"/>
+        </w:rPr>
+      </w:pPr>
+      <w:r>
+        <w:rPr>
+          <w:color w:val="C0C0C0"/>
+          <w:sz w:val="21"/>
+          <w:szCs w:val="21"/>
+        </w:rPr>
+        <w:t xml:space="preserve">              </w:t>
+      </w:r>
+      <w:r>
+        <w:rPr>
+          <w:color w:val="800080"/>
+          <w:sz w:val="21"/>
+          <w:szCs w:val="21"/>
+        </w:rPr>
+        <w:t>QMessageBox</w:t>
+      </w:r>
+      <w:r>
+        <w:rPr>
+          <w:sz w:val="21"/>
+          <w:szCs w:val="21"/>
+        </w:rPr>
+        <w:t>::</w:t>
+      </w:r>
+      <w:r>
+        <w:rPr>
+          <w:color w:val="00677C"/>
+          <w:sz w:val="21"/>
+          <w:szCs w:val="21"/>
+        </w:rPr>
+        <w:t>critical</w:t>
+      </w:r>
+      <w:r>
+        <w:rPr>
+          <w:sz w:val="21"/>
+          <w:szCs w:val="21"/>
+        </w:rPr>
+        <w:t>(</w:t>
+      </w:r>
+      <w:r>
+        <w:rPr>
+          <w:color w:val="808000"/>
+          <w:sz w:val="21"/>
+          <w:szCs w:val="21"/>
+        </w:rPr>
+        <w:t>this</w:t>
+      </w:r>
+      <w:r>
+        <w:rPr>
+          <w:sz w:val="21"/>
+          <w:szCs w:val="21"/>
+        </w:rPr>
+        <w:t>,</w:t>
+      </w:r>
+      <w:r>
+        <w:rPr>
+          <w:color w:val="C0C0C0"/>
+          <w:sz w:val="21"/>
+          <w:szCs w:val="21"/>
+        </w:rPr>
+        <w:t xml:space="preserve"> </w:t>
+      </w:r>
+      <w:r>
+        <w:rPr>
+          <w:color w:val="008000"/>
+          <w:sz w:val="21"/>
+          <w:szCs w:val="21"/>
+        </w:rPr>
+        <w:t>"错误"</w:t>
+      </w:r>
+      <w:r>
+        <w:rPr>
+          <w:sz w:val="21"/>
+          <w:szCs w:val="21"/>
+        </w:rPr>
+        <w:t>,</w:t>
+      </w:r>
+      <w:r>
+        <w:rPr>
+          <w:color w:val="C0C0C0"/>
+          <w:sz w:val="21"/>
+          <w:szCs w:val="21"/>
+        </w:rPr>
+        <w:t xml:space="preserve"> </w:t>
+      </w:r>
+      <w:r>
+        <w:rPr>
+          <w:color w:val="008000"/>
+          <w:sz w:val="21"/>
+          <w:szCs w:val="21"/>
+        </w:rPr>
+        <w:t>"未找到关卡映射！"</w:t>
+      </w:r>
+      <w:r>
+        <w:rPr>
+          <w:sz w:val="21"/>
+          <w:szCs w:val="21"/>
+        </w:rPr>
+        <w:t>);</w:t>
+      </w:r>
+    </w:p>
+    <w:p>
+      <w:pPr>
+        <w:pStyle w:val="4"/>
+        <w:keepNext w:val="0"/>
+        <w:keepLines w:val="0"/>
+        <w:widowControl/>
+        <w:suppressLineNumbers w:val="0"/>
+        <w:spacing w:before="0" w:beforeAutospacing="0" w:after="0" w:afterAutospacing="0"/>
+        <w:ind w:left="0" w:right="0" w:firstLine="0"/>
+        <w:rPr>
+          <w:sz w:val="21"/>
+          <w:szCs w:val="21"/>
+        </w:rPr>
+      </w:pPr>
+      <w:r>
+        <w:rPr>
+          <w:color w:val="C0C0C0"/>
+          <w:sz w:val="21"/>
+          <w:szCs w:val="21"/>
+        </w:rPr>
+        <w:t xml:space="preserve">              </w:t>
+      </w:r>
+      <w:r>
+        <w:rPr>
+          <w:color w:val="808000"/>
+          <w:sz w:val="21"/>
+          <w:szCs w:val="21"/>
+        </w:rPr>
+        <w:t>return</w:t>
+      </w:r>
+      <w:r>
+        <w:rPr>
+          <w:sz w:val="21"/>
+          <w:szCs w:val="21"/>
+        </w:rPr>
+        <w:t>;</w:t>
+      </w:r>
+    </w:p>
+    <w:p>
+      <w:pPr>
+        <w:pStyle w:val="4"/>
+        <w:keepNext w:val="0"/>
+        <w:keepLines w:val="0"/>
+        <w:widowControl/>
+        <w:suppressLineNumbers w:val="0"/>
+        <w:spacing w:before="0" w:beforeAutospacing="0" w:after="0" w:afterAutospacing="0"/>
+        <w:ind w:left="0" w:right="0" w:firstLine="0"/>
+        <w:rPr>
+          <w:sz w:val="21"/>
+          <w:szCs w:val="21"/>
+        </w:rPr>
+      </w:pPr>
+      <w:r>
+        <w:rPr>
+          <w:color w:val="C0C0C0"/>
+          <w:sz w:val="21"/>
+          <w:szCs w:val="21"/>
+        </w:rPr>
+        <w:t xml:space="preserve">          </w:t>
+      </w:r>
+      <w:r>
+        <w:rPr>
+          <w:sz w:val="21"/>
+          <w:szCs w:val="21"/>
+        </w:rPr>
+        <w:t>}</w:t>
+      </w:r>
+    </w:p>
+    <w:p>
+      <w:pPr>
+        <w:pStyle w:val="4"/>
+        <w:keepNext w:val="0"/>
+        <w:keepLines w:val="0"/>
+        <w:widowControl/>
+        <w:suppressLineNumbers w:val="0"/>
+        <w:spacing w:before="0" w:beforeAutospacing="0" w:after="0" w:afterAutospacing="0"/>
+        <w:ind w:left="0" w:right="0" w:firstLine="0"/>
+        <w:rPr>
+          <w:sz w:val="21"/>
+          <w:szCs w:val="21"/>
+        </w:rPr>
+      </w:pPr>
+    </w:p>
+    <w:p>
+      <w:pPr>
+        <w:pStyle w:val="4"/>
+        <w:keepNext w:val="0"/>
+        <w:keepLines w:val="0"/>
+        <w:widowControl/>
+        <w:suppressLineNumbers w:val="0"/>
+        <w:spacing w:before="0" w:beforeAutospacing="0" w:after="0" w:afterAutospacing="0"/>
+        <w:ind w:left="0" w:right="0" w:firstLine="0"/>
+        <w:rPr>
+          <w:sz w:val="21"/>
+          <w:szCs w:val="21"/>
+        </w:rPr>
+      </w:pPr>
+    </w:p>
+    <w:p>
+      <w:pPr>
+        <w:pStyle w:val="4"/>
+        <w:keepNext w:val="0"/>
+        <w:keepLines w:val="0"/>
+        <w:widowControl/>
+        <w:suppressLineNumbers w:val="0"/>
+        <w:spacing w:before="0" w:beforeAutospacing="0" w:after="0" w:afterAutospacing="0"/>
+        <w:ind w:left="0" w:right="0" w:firstLine="0"/>
+        <w:rPr>
+          <w:sz w:val="21"/>
+          <w:szCs w:val="21"/>
+        </w:rPr>
+      </w:pPr>
+      <w:r>
+        <w:rPr>
+          <w:color w:val="C0C0C0"/>
+          <w:sz w:val="21"/>
+          <w:szCs w:val="21"/>
+        </w:rPr>
+        <w:t xml:space="preserve">            </w:t>
+      </w:r>
+      <w:r>
+        <w:rPr>
+          <w:color w:val="800000"/>
+          <w:sz w:val="21"/>
+          <w:szCs w:val="21"/>
+        </w:rPr>
+        <w:t>m_currentGameplay</w:t>
+      </w:r>
+      <w:r>
+        <w:rPr>
+          <w:color w:val="C0C0C0"/>
+          <w:sz w:val="21"/>
+          <w:szCs w:val="21"/>
+        </w:rPr>
+        <w:t xml:space="preserve"> </w:t>
+      </w:r>
+      <w:r>
+        <w:rPr>
+          <w:color w:val="00677C"/>
+          <w:sz w:val="21"/>
+          <w:szCs w:val="21"/>
+        </w:rPr>
+        <w:t>=</w:t>
+      </w:r>
+      <w:r>
+        <w:rPr>
+          <w:color w:val="C0C0C0"/>
+          <w:sz w:val="21"/>
+          <w:szCs w:val="21"/>
+        </w:rPr>
+        <w:t xml:space="preserve"> </w:t>
+      </w:r>
+      <w:r>
+        <w:rPr>
+          <w:color w:val="808000"/>
+          <w:sz w:val="21"/>
+          <w:szCs w:val="21"/>
+        </w:rPr>
+        <w:t>new</w:t>
+      </w:r>
+      <w:r>
+        <w:rPr>
+          <w:color w:val="C0C0C0"/>
+          <w:sz w:val="21"/>
+          <w:szCs w:val="21"/>
+        </w:rPr>
+        <w:t xml:space="preserve"> </w:t>
+      </w:r>
+      <w:r>
+        <w:rPr>
+          <w:color w:val="800080"/>
+          <w:sz w:val="21"/>
+          <w:szCs w:val="21"/>
+        </w:rPr>
+        <w:t>Gameplay</w:t>
+      </w:r>
+      <w:r>
+        <w:rPr>
+          <w:sz w:val="21"/>
+          <w:szCs w:val="21"/>
+        </w:rPr>
+        <w:t>(</w:t>
+      </w:r>
+      <w:r>
+        <w:rPr>
+          <w:color w:val="800000"/>
+          <w:sz w:val="21"/>
+          <w:szCs w:val="21"/>
+        </w:rPr>
+        <w:t>levelMap</w:t>
+      </w:r>
+      <w:r>
+        <w:rPr>
+          <w:color w:val="00677C"/>
+          <w:sz w:val="21"/>
+          <w:szCs w:val="21"/>
+        </w:rPr>
+        <w:t>[</w:t>
+      </w:r>
+      <w:r>
+        <w:rPr>
+          <w:color w:val="092E64"/>
+          <w:sz w:val="21"/>
+          <w:szCs w:val="21"/>
+        </w:rPr>
+        <w:t>i</w:t>
+      </w:r>
+      <w:r>
+        <w:rPr>
+          <w:color w:val="00677C"/>
+          <w:sz w:val="21"/>
+          <w:szCs w:val="21"/>
+        </w:rPr>
+        <w:t>]</w:t>
+      </w:r>
+      <w:r>
+        <w:rPr>
+          <w:sz w:val="21"/>
+          <w:szCs w:val="21"/>
+        </w:rPr>
+        <w:t>,</w:t>
+      </w:r>
+      <w:r>
+        <w:rPr>
+          <w:color w:val="C0C0C0"/>
+          <w:sz w:val="21"/>
+          <w:szCs w:val="21"/>
+        </w:rPr>
+        <w:t xml:space="preserve"> </w:t>
+      </w:r>
+      <w:r>
+        <w:rPr>
+          <w:color w:val="092E64"/>
+          <w:sz w:val="21"/>
+          <w:szCs w:val="21"/>
+        </w:rPr>
+        <w:t>i</w:t>
+      </w:r>
+      <w:r>
+        <w:rPr>
+          <w:sz w:val="21"/>
+          <w:szCs w:val="21"/>
+        </w:rPr>
+        <w:t>,</w:t>
+      </w:r>
+      <w:r>
+        <w:rPr>
+          <w:color w:val="C0C0C0"/>
+          <w:sz w:val="21"/>
+          <w:szCs w:val="21"/>
+        </w:rPr>
+        <w:t xml:space="preserve"> </w:t>
+      </w:r>
+      <w:r>
+        <w:rPr>
+          <w:color w:val="800000"/>
+          <w:sz w:val="21"/>
+          <w:szCs w:val="21"/>
+        </w:rPr>
+        <w:t>m_currentUser</w:t>
+      </w:r>
+      <w:r>
+        <w:rPr>
+          <w:sz w:val="21"/>
+          <w:szCs w:val="21"/>
+        </w:rPr>
+        <w:t>);</w:t>
+      </w:r>
+    </w:p>
+    <w:p>
+      <w:pPr>
+        <w:pStyle w:val="4"/>
+        <w:keepNext w:val="0"/>
+        <w:keepLines w:val="0"/>
+        <w:widowControl/>
+        <w:suppressLineNumbers w:val="0"/>
+        <w:spacing w:before="0" w:beforeAutospacing="0" w:after="0" w:afterAutospacing="0"/>
+        <w:ind w:left="0" w:right="0" w:firstLine="0"/>
+        <w:rPr>
+          <w:sz w:val="21"/>
+          <w:szCs w:val="21"/>
+        </w:rPr>
+      </w:pPr>
+      <w:r>
+        <w:rPr>
+          <w:color w:val="C0C0C0"/>
+          <w:sz w:val="21"/>
+          <w:szCs w:val="21"/>
+        </w:rPr>
+        <w:t xml:space="preserve">            </w:t>
+      </w:r>
+      <w:r>
+        <w:rPr>
+          <w:color w:val="800000"/>
+          <w:sz w:val="21"/>
+          <w:szCs w:val="21"/>
+        </w:rPr>
+        <w:t>m_currentGameplay</w:t>
+      </w:r>
+      <w:r>
+        <w:rPr>
+          <w:color w:val="00677C"/>
+          <w:sz w:val="21"/>
+          <w:szCs w:val="21"/>
+        </w:rPr>
+        <w:t>-&gt;setAttribute</w:t>
+      </w:r>
+      <w:r>
+        <w:rPr>
+          <w:sz w:val="21"/>
+          <w:szCs w:val="21"/>
+        </w:rPr>
+        <w:t>(</w:t>
+      </w:r>
+      <w:r>
+        <w:rPr>
+          <w:color w:val="800080"/>
+          <w:sz w:val="21"/>
+          <w:szCs w:val="21"/>
+        </w:rPr>
+        <w:t>Qt</w:t>
+      </w:r>
+      <w:r>
+        <w:rPr>
+          <w:sz w:val="21"/>
+          <w:szCs w:val="21"/>
+        </w:rPr>
+        <w:t>::</w:t>
+      </w:r>
+      <w:r>
+        <w:rPr>
+          <w:color w:val="800080"/>
+          <w:sz w:val="21"/>
+          <w:szCs w:val="21"/>
+        </w:rPr>
+        <w:t>WA_DeleteOnClose</w:t>
+      </w:r>
+      <w:r>
+        <w:rPr>
+          <w:sz w:val="21"/>
+          <w:szCs w:val="21"/>
+        </w:rPr>
+        <w:t>,</w:t>
+      </w:r>
+      <w:r>
+        <w:rPr>
+          <w:color w:val="C0C0C0"/>
+          <w:sz w:val="21"/>
+          <w:szCs w:val="21"/>
+        </w:rPr>
+        <w:t xml:space="preserve"> </w:t>
+      </w:r>
+      <w:r>
+        <w:rPr>
+          <w:color w:val="808000"/>
+          <w:sz w:val="21"/>
+          <w:szCs w:val="21"/>
+        </w:rPr>
+        <w:t>true</w:t>
+      </w:r>
+      <w:r>
+        <w:rPr>
+          <w:sz w:val="21"/>
+          <w:szCs w:val="21"/>
+        </w:rPr>
+        <w:t>);</w:t>
+      </w:r>
+    </w:p>
+    <w:p>
+      <w:pPr>
+        <w:pStyle w:val="4"/>
+        <w:keepNext w:val="0"/>
+        <w:keepLines w:val="0"/>
+        <w:widowControl/>
+        <w:suppressLineNumbers w:val="0"/>
+        <w:spacing w:before="0" w:beforeAutospacing="0" w:after="0" w:afterAutospacing="0"/>
+        <w:ind w:left="0" w:right="0" w:firstLine="0"/>
+        <w:rPr>
+          <w:sz w:val="21"/>
+          <w:szCs w:val="21"/>
+        </w:rPr>
+      </w:pPr>
+    </w:p>
+    <w:p>
+      <w:pPr>
+        <w:pStyle w:val="4"/>
+        <w:keepNext w:val="0"/>
+        <w:keepLines w:val="0"/>
+        <w:widowControl/>
+        <w:suppressLineNumbers w:val="0"/>
+        <w:spacing w:before="0" w:beforeAutospacing="0" w:after="0" w:afterAutospacing="0"/>
+        <w:ind w:left="0" w:right="0" w:firstLine="0"/>
+        <w:rPr>
+          <w:sz w:val="21"/>
+          <w:szCs w:val="21"/>
+        </w:rPr>
+      </w:pPr>
+    </w:p>
+    <w:p>
+      <w:pPr>
+        <w:pStyle w:val="4"/>
+        <w:keepNext w:val="0"/>
+        <w:keepLines w:val="0"/>
+        <w:widowControl/>
+        <w:suppressLineNumbers w:val="0"/>
+        <w:spacing w:before="0" w:beforeAutospacing="0" w:after="0" w:afterAutospacing="0"/>
+        <w:ind w:left="0" w:right="0" w:firstLine="0"/>
+        <w:rPr>
+          <w:sz w:val="21"/>
+          <w:szCs w:val="21"/>
+        </w:rPr>
+      </w:pPr>
+    </w:p>
+    <w:p>
+      <w:pPr>
+        <w:pStyle w:val="4"/>
+        <w:keepNext w:val="0"/>
+        <w:keepLines w:val="0"/>
+        <w:widowControl/>
+        <w:suppressLineNumbers w:val="0"/>
+        <w:spacing w:before="0" w:beforeAutospacing="0" w:after="0" w:afterAutospacing="0"/>
+        <w:ind w:left="0" w:right="0" w:firstLine="0"/>
+        <w:rPr>
+          <w:sz w:val="21"/>
+          <w:szCs w:val="21"/>
+        </w:rPr>
+      </w:pPr>
+      <w:r>
+        <w:rPr>
+          <w:color w:val="C0C0C0"/>
+          <w:sz w:val="21"/>
+          <w:szCs w:val="21"/>
+        </w:rPr>
+        <w:t xml:space="preserve">           </w:t>
+      </w:r>
+      <w:r>
+        <w:rPr>
+          <w:color w:val="008000"/>
+          <w:sz w:val="21"/>
+          <w:szCs w:val="21"/>
+        </w:rPr>
+        <w:t>//</w:t>
+      </w:r>
+      <w:r>
+        <w:rPr>
+          <w:color w:val="C0C0C0"/>
+          <w:sz w:val="21"/>
+          <w:szCs w:val="21"/>
+        </w:rPr>
+        <w:t xml:space="preserve"> </w:t>
+      </w:r>
+      <w:r>
+        <w:rPr>
+          <w:color w:val="008000"/>
+          <w:sz w:val="21"/>
+          <w:szCs w:val="21"/>
+        </w:rPr>
+        <w:t>直接连接信号到Map的显示函数</w:t>
+      </w:r>
+    </w:p>
+    <w:p>
+      <w:pPr>
+        <w:pStyle w:val="4"/>
+        <w:keepNext w:val="0"/>
+        <w:keepLines w:val="0"/>
+        <w:widowControl/>
+        <w:suppressLineNumbers w:val="0"/>
+        <w:spacing w:before="0" w:beforeAutospacing="0" w:after="0" w:afterAutospacing="0"/>
+        <w:ind w:left="0" w:right="0" w:firstLine="0"/>
+        <w:rPr>
+          <w:sz w:val="21"/>
+          <w:szCs w:val="21"/>
+        </w:rPr>
+      </w:pPr>
+      <w:r>
+        <w:rPr>
+          <w:color w:val="C0C0C0"/>
+          <w:sz w:val="21"/>
+          <w:szCs w:val="21"/>
+        </w:rPr>
+        <w:t xml:space="preserve">            </w:t>
+      </w:r>
+      <w:r>
+        <w:rPr>
+          <w:color w:val="00677C"/>
+          <w:sz w:val="21"/>
+          <w:szCs w:val="21"/>
+        </w:rPr>
+        <w:t>connect</w:t>
+      </w:r>
+      <w:r>
+        <w:rPr>
+          <w:sz w:val="21"/>
+          <w:szCs w:val="21"/>
+        </w:rPr>
+        <w:t>(</w:t>
+      </w:r>
+      <w:r>
+        <w:rPr>
+          <w:color w:val="800000"/>
+          <w:sz w:val="21"/>
+          <w:szCs w:val="21"/>
+        </w:rPr>
+        <w:t>m_currentGameplay</w:t>
+      </w:r>
+      <w:r>
+        <w:rPr>
+          <w:sz w:val="21"/>
+          <w:szCs w:val="21"/>
+        </w:rPr>
+        <w:t>,</w:t>
+      </w:r>
+      <w:r>
+        <w:rPr>
+          <w:color w:val="C0C0C0"/>
+          <w:sz w:val="21"/>
+          <w:szCs w:val="21"/>
+        </w:rPr>
+        <w:t xml:space="preserve"> </w:t>
+      </w:r>
+      <w:r>
+        <w:rPr>
+          <w:sz w:val="21"/>
+          <w:szCs w:val="21"/>
+        </w:rPr>
+        <w:t>&amp;</w:t>
+      </w:r>
+      <w:r>
+        <w:rPr>
+          <w:color w:val="800080"/>
+          <w:sz w:val="21"/>
+          <w:szCs w:val="21"/>
+        </w:rPr>
+        <w:t>Gameplay</w:t>
+      </w:r>
+      <w:r>
+        <w:rPr>
+          <w:sz w:val="21"/>
+          <w:szCs w:val="21"/>
+        </w:rPr>
+        <w:t>::</w:t>
+      </w:r>
+      <w:r>
+        <w:rPr>
+          <w:color w:val="00677C"/>
+          <w:sz w:val="21"/>
+          <w:szCs w:val="21"/>
+        </w:rPr>
+        <w:t>returnToMapRequested</w:t>
+      </w:r>
+      <w:r>
+        <w:rPr>
+          <w:sz w:val="21"/>
+          <w:szCs w:val="21"/>
+        </w:rPr>
+        <w:t>,</w:t>
+      </w:r>
+      <w:r>
+        <w:rPr>
+          <w:color w:val="C0C0C0"/>
+          <w:sz w:val="21"/>
+          <w:szCs w:val="21"/>
+        </w:rPr>
+        <w:t xml:space="preserve"> </w:t>
+      </w:r>
+      <w:r>
+        <w:rPr>
+          <w:color w:val="808000"/>
+          <w:sz w:val="21"/>
+          <w:szCs w:val="21"/>
+        </w:rPr>
+        <w:t>this</w:t>
+      </w:r>
+      <w:r>
+        <w:rPr>
+          <w:sz w:val="21"/>
+          <w:szCs w:val="21"/>
+        </w:rPr>
+        <w:t>,</w:t>
+      </w:r>
+      <w:r>
+        <w:rPr>
+          <w:color w:val="C0C0C0"/>
+          <w:sz w:val="21"/>
+          <w:szCs w:val="21"/>
+        </w:rPr>
+        <w:t xml:space="preserve"> </w:t>
+      </w:r>
+      <w:r>
+        <w:rPr>
+          <w:sz w:val="21"/>
+          <w:szCs w:val="21"/>
+        </w:rPr>
+        <w:t>&amp;</w:t>
+      </w:r>
+      <w:r>
+        <w:rPr>
+          <w:color w:val="800080"/>
+          <w:sz w:val="21"/>
+          <w:szCs w:val="21"/>
+        </w:rPr>
+        <w:t>Map</w:t>
+      </w:r>
+      <w:r>
+        <w:rPr>
+          <w:sz w:val="21"/>
+          <w:szCs w:val="21"/>
+        </w:rPr>
+        <w:t>::</w:t>
+      </w:r>
+      <w:r>
+        <w:rPr>
+          <w:color w:val="00677C"/>
+          <w:sz w:val="21"/>
+          <w:szCs w:val="21"/>
+        </w:rPr>
+        <w:t>onGameplayFinished</w:t>
+      </w:r>
+      <w:r>
+        <w:rPr>
+          <w:sz w:val="21"/>
+          <w:szCs w:val="21"/>
+        </w:rPr>
+        <w:t>);</w:t>
+      </w:r>
+    </w:p>
+    <w:p>
+      <w:pPr>
+        <w:pStyle w:val="4"/>
+        <w:keepNext w:val="0"/>
+        <w:keepLines w:val="0"/>
+        <w:widowControl/>
+        <w:suppressLineNumbers w:val="0"/>
+        <w:spacing w:before="0" w:beforeAutospacing="0" w:after="0" w:afterAutospacing="0"/>
+        <w:ind w:left="0" w:right="0" w:firstLine="0"/>
+        <w:rPr>
+          <w:sz w:val="21"/>
+          <w:szCs w:val="21"/>
+        </w:rPr>
+      </w:pPr>
+    </w:p>
+    <w:p>
+      <w:pPr>
+        <w:pStyle w:val="4"/>
+        <w:keepNext w:val="0"/>
+        <w:keepLines w:val="0"/>
+        <w:widowControl/>
+        <w:suppressLineNumbers w:val="0"/>
+        <w:spacing w:before="0" w:beforeAutospacing="0" w:after="0" w:afterAutospacing="0"/>
+        <w:ind w:left="0" w:right="0" w:firstLine="0"/>
+        <w:rPr>
+          <w:sz w:val="21"/>
+          <w:szCs w:val="21"/>
+        </w:rPr>
+      </w:pPr>
+      <w:r>
+        <w:rPr>
+          <w:color w:val="C0C0C0"/>
+          <w:sz w:val="21"/>
+          <w:szCs w:val="21"/>
+        </w:rPr>
+        <w:t xml:space="preserve">            </w:t>
+      </w:r>
+      <w:r>
+        <w:rPr>
+          <w:color w:val="808000"/>
+          <w:sz w:val="21"/>
+          <w:szCs w:val="21"/>
+        </w:rPr>
+        <w:t>this</w:t>
+      </w:r>
+      <w:r>
+        <w:rPr>
+          <w:sz w:val="21"/>
+          <w:szCs w:val="21"/>
+        </w:rPr>
+        <w:t>-&gt;</w:t>
+      </w:r>
+      <w:r>
+        <w:rPr>
+          <w:color w:val="00677C"/>
+          <w:sz w:val="21"/>
+          <w:szCs w:val="21"/>
+        </w:rPr>
+        <w:t>hide</w:t>
+      </w:r>
+      <w:r>
+        <w:rPr>
+          <w:sz w:val="21"/>
+          <w:szCs w:val="21"/>
+        </w:rPr>
+        <w:t>();</w:t>
+      </w:r>
+    </w:p>
+    <w:p>
+      <w:pPr>
+        <w:pStyle w:val="4"/>
+        <w:keepNext w:val="0"/>
+        <w:keepLines w:val="0"/>
+        <w:widowControl/>
+        <w:suppressLineNumbers w:val="0"/>
+        <w:spacing w:before="0" w:beforeAutospacing="0" w:after="0" w:afterAutospacing="0"/>
+        <w:ind w:left="0" w:right="0" w:firstLine="0"/>
+        <w:rPr>
+          <w:sz w:val="21"/>
+          <w:szCs w:val="21"/>
+        </w:rPr>
+      </w:pPr>
+      <w:r>
+        <w:rPr>
+          <w:color w:val="C0C0C0"/>
+          <w:sz w:val="21"/>
+          <w:szCs w:val="21"/>
+        </w:rPr>
+        <w:t xml:space="preserve">            </w:t>
+      </w:r>
+      <w:r>
+        <w:rPr>
+          <w:color w:val="800000"/>
+          <w:sz w:val="21"/>
+          <w:szCs w:val="21"/>
+        </w:rPr>
+        <w:t>m_currentGameplay</w:t>
+      </w:r>
+      <w:r>
+        <w:rPr>
+          <w:color w:val="00677C"/>
+          <w:sz w:val="21"/>
+          <w:szCs w:val="21"/>
+        </w:rPr>
+        <w:t>-&gt;show</w:t>
+      </w:r>
+      <w:r>
+        <w:rPr>
+          <w:sz w:val="21"/>
+          <w:szCs w:val="21"/>
+        </w:rPr>
+        <w:t>();</w:t>
+      </w:r>
+    </w:p>
+    <w:p>
+      <w:pPr>
+        <w:pStyle w:val="4"/>
+        <w:keepNext w:val="0"/>
+        <w:keepLines w:val="0"/>
+        <w:widowControl/>
+        <w:suppressLineNumbers w:val="0"/>
+        <w:spacing w:before="0" w:beforeAutospacing="0" w:after="0" w:afterAutospacing="0"/>
+        <w:ind w:left="0" w:right="0" w:firstLine="0"/>
+        <w:rPr>
+          <w:rFonts w:hint="default" w:eastAsia="宋体"/>
+          <w:sz w:val="21"/>
+          <w:szCs w:val="21"/>
+          <w:lang w:val="en-US" w:eastAsia="zh-CN"/>
+        </w:rPr>
+      </w:pPr>
+      <w:r>
+        <w:rPr>
+          <w:rFonts w:hint="eastAsia"/>
+          <w:sz w:val="21"/>
+          <w:szCs w:val="21"/>
+          <w:lang w:val="en-US" w:eastAsia="zh-CN"/>
+        </w:rPr>
+        <w:t>有效解决了在多次退出、进入游戏界面的情况下的信号未解除的问题，进一步优化了游戏体验。</w:t>
+      </w:r>
+    </w:p>
+    <w:p>
+      <w:pPr>
+        <w:pStyle w:val="4"/>
+        <w:keepNext w:val="0"/>
+        <w:keepLines w:val="0"/>
+        <w:widowControl/>
+        <w:suppressLineNumbers w:val="0"/>
+        <w:spacing w:before="0" w:beforeAutospacing="0" w:after="0" w:afterAutospacing="0"/>
+        <w:ind w:left="0" w:right="0" w:firstLine="0"/>
+      </w:pPr>
+    </w:p>
+    <w:p>
+      <w:pPr>
+        <w:pStyle w:val="4"/>
+        <w:keepNext w:val="0"/>
+        <w:keepLines w:val="0"/>
+        <w:widowControl/>
+        <w:numPr>
+          <w:ilvl w:val="0"/>
+          <w:numId w:val="0"/>
+        </w:numPr>
+        <w:suppressLineNumbers w:val="0"/>
+        <w:spacing w:before="0" w:beforeAutospacing="0" w:after="0" w:afterAutospacing="0"/>
+        <w:ind w:left="0" w:leftChars="0" w:right="0" w:rightChars="0" w:firstLine="0" w:firstLineChars="0"/>
+        <w:rPr>
+          <w:rFonts w:hint="eastAsia"/>
+          <w:sz w:val="21"/>
+          <w:szCs w:val="21"/>
+          <w:lang w:val="en-US" w:eastAsia="zh-CN"/>
+        </w:rPr>
+      </w:pPr>
+    </w:p>
+    <w:p>
+      <w:pPr>
+        <w:pStyle w:val="4"/>
+        <w:keepNext w:val="0"/>
+        <w:keepLines w:val="0"/>
+        <w:widowControl/>
+        <w:numPr>
+          <w:ilvl w:val="0"/>
+          <w:numId w:val="0"/>
+        </w:numPr>
+        <w:suppressLineNumbers w:val="0"/>
+        <w:spacing w:before="0" w:beforeAutospacing="0" w:after="0" w:afterAutospacing="0"/>
+        <w:ind w:left="0" w:leftChars="0" w:right="0" w:rightChars="0" w:firstLine="0" w:firstLineChars="0"/>
+        <w:rPr>
+          <w:rFonts w:hint="eastAsia"/>
+          <w:sz w:val="21"/>
+          <w:szCs w:val="21"/>
+          <w:lang w:val="en-US" w:eastAsia="zh-CN"/>
+        </w:rPr>
+      </w:pPr>
+    </w:p>
+    <w:p>
+      <w:pPr>
+        <w:numPr>
+          <w:ilvl w:val="0"/>
+          <w:numId w:val="0"/>
+        </w:numPr>
+        <w:ind w:left="0" w:leftChars="0" w:firstLine="0" w:firstLineChars="0"/>
+        <w:rPr>
+          <w:rFonts w:hint="eastAsia"/>
+          <w:lang w:val="en-US" w:eastAsia="zh-CN"/>
+        </w:rPr>
+      </w:pPr>
+      <w:r>
+        <w:rPr>
+          <w:rFonts w:hint="eastAsia" w:asciiTheme="minorHAnsi" w:hAnsiTheme="minorHAnsi" w:eastAsiaTheme="minorEastAsia" w:cstheme="minorBidi"/>
+          <w:kern w:val="2"/>
+          <w:sz w:val="21"/>
+          <w:szCs w:val="24"/>
+          <w:lang w:val="en-US" w:eastAsia="zh-CN" w:bidi="ar-SA"/>
+        </w:rPr>
+        <w:t>3.</w:t>
+      </w:r>
+      <w:r>
+        <w:rPr>
+          <w:rFonts w:hint="eastAsia"/>
+          <w:lang w:val="en-US" w:eastAsia="zh-CN"/>
+        </w:rPr>
+        <w:t>添加勋章系统，为排行榜的实现奠定基础</w:t>
+      </w:r>
+    </w:p>
+    <w:p>
+      <w:pPr>
+        <w:numPr>
+          <w:numId w:val="0"/>
+        </w:numPr>
+        <w:ind w:leftChars="0"/>
+        <w:rPr>
+          <w:rFonts w:hint="eastAsia"/>
+          <w:lang w:val="en-US" w:eastAsia="zh-CN"/>
+        </w:rPr>
+      </w:pPr>
+      <w:r>
+        <w:rPr>
+          <w:color w:val="000080"/>
+        </w:rPr>
+        <w:t>MEDALTYPE_H</w:t>
+      </w:r>
+    </w:p>
+    <w:p>
+      <w:pPr>
+        <w:pStyle w:val="4"/>
+        <w:keepNext w:val="0"/>
+        <w:keepLines w:val="0"/>
+        <w:widowControl/>
+        <w:suppressLineNumbers w:val="0"/>
+        <w:spacing w:before="0" w:beforeAutospacing="0" w:after="0" w:afterAutospacing="0"/>
+        <w:ind w:left="0" w:right="0" w:firstLine="0"/>
+      </w:pPr>
+      <w:r>
+        <w:t>#</w:t>
+      </w:r>
+      <w:r>
+        <w:rPr>
+          <w:color w:val="000080"/>
+        </w:rPr>
+        <w:t>ifndef</w:t>
+      </w:r>
+      <w:r>
+        <w:rPr>
+          <w:color w:val="C0C0C0"/>
+        </w:rPr>
+        <w:t xml:space="preserve"> </w:t>
+      </w:r>
+      <w:r>
+        <w:rPr>
+          <w:color w:val="000080"/>
+        </w:rPr>
+        <w:t>MEDALTYPE_H</w:t>
+      </w:r>
+    </w:p>
+    <w:p>
+      <w:pPr>
+        <w:pStyle w:val="4"/>
+        <w:keepNext w:val="0"/>
+        <w:keepLines w:val="0"/>
+        <w:widowControl/>
+        <w:suppressLineNumbers w:val="0"/>
+        <w:spacing w:before="0" w:beforeAutospacing="0" w:after="0" w:afterAutospacing="0"/>
+        <w:ind w:left="0" w:right="0" w:firstLine="0"/>
+      </w:pPr>
+      <w:r>
+        <w:t>#</w:t>
+      </w:r>
+      <w:r>
+        <w:rPr>
+          <w:color w:val="000080"/>
+        </w:rPr>
+        <w:t>define</w:t>
+      </w:r>
+      <w:r>
+        <w:rPr>
+          <w:color w:val="C0C0C0"/>
+        </w:rPr>
+        <w:t xml:space="preserve"> </w:t>
+      </w:r>
+      <w:r>
+        <w:rPr>
+          <w:color w:val="000080"/>
+        </w:rPr>
+        <w:t>MEDALTYPE_H</w:t>
+      </w:r>
+    </w:p>
+    <w:p>
+      <w:pPr>
+        <w:pStyle w:val="4"/>
+        <w:keepNext w:val="0"/>
+        <w:keepLines w:val="0"/>
+        <w:widowControl/>
+        <w:suppressLineNumbers w:val="0"/>
+        <w:spacing w:before="0" w:beforeAutospacing="0" w:after="0" w:afterAutospacing="0"/>
+        <w:ind w:left="0" w:right="0" w:firstLine="0"/>
+      </w:pPr>
+      <w:r>
+        <w:t>#</w:t>
+      </w:r>
+      <w:r>
+        <w:rPr>
+          <w:color w:val="000080"/>
+        </w:rPr>
+        <w:t>include</w:t>
+      </w:r>
+      <w:r>
+        <w:rPr>
+          <w:color w:val="C0C0C0"/>
+        </w:rPr>
+        <w:t xml:space="preserve"> </w:t>
+      </w:r>
+      <w:r>
+        <w:t>&lt;</w:t>
+      </w:r>
+      <w:r>
+        <w:rPr>
+          <w:color w:val="008000"/>
+        </w:rPr>
+        <w:t>string</w:t>
+      </w:r>
+      <w:r>
+        <w:t>&gt;</w:t>
+      </w:r>
+    </w:p>
+    <w:p>
+      <w:pPr>
+        <w:pStyle w:val="4"/>
+        <w:keepNext w:val="0"/>
+        <w:keepLines w:val="0"/>
+        <w:widowControl/>
+        <w:suppressLineNumbers w:val="0"/>
+        <w:spacing w:before="0" w:beforeAutospacing="0" w:after="0" w:afterAutospacing="0"/>
+        <w:ind w:left="0" w:right="0" w:firstLine="0"/>
+      </w:pPr>
+      <w:r>
+        <w:rPr>
+          <w:color w:val="808000"/>
+        </w:rPr>
+        <w:t>enum</w:t>
+      </w:r>
+      <w:r>
+        <w:rPr>
+          <w:color w:val="C0C0C0"/>
+        </w:rPr>
+        <w:t xml:space="preserve"> </w:t>
+      </w:r>
+      <w:r>
+        <w:rPr>
+          <w:color w:val="808000"/>
+        </w:rPr>
+        <w:t>class</w:t>
+      </w:r>
+      <w:r>
+        <w:rPr>
+          <w:color w:val="C0C0C0"/>
+        </w:rPr>
+        <w:t xml:space="preserve"> </w:t>
+      </w:r>
+      <w:r>
+        <w:rPr>
+          <w:b/>
+          <w:bCs/>
+          <w:color w:val="800080"/>
+        </w:rPr>
+        <w:t>MedalType</w:t>
+      </w:r>
+      <w:r>
+        <w:rPr>
+          <w:color w:val="C0C0C0"/>
+        </w:rPr>
+        <w:t xml:space="preserve"> </w:t>
+      </w:r>
+      <w:r>
+        <w:t>{</w:t>
+      </w:r>
+    </w:p>
+    <w:p>
+      <w:pPr>
+        <w:pStyle w:val="4"/>
+        <w:keepNext w:val="0"/>
+        <w:keepLines w:val="0"/>
+        <w:widowControl/>
+        <w:suppressLineNumbers w:val="0"/>
+        <w:spacing w:before="0" w:beforeAutospacing="0" w:after="0" w:afterAutospacing="0"/>
+        <w:ind w:left="0" w:right="0" w:firstLine="0"/>
+      </w:pPr>
+      <w:r>
+        <w:rPr>
+          <w:color w:val="C0C0C0"/>
+        </w:rPr>
+        <w:t xml:space="preserve">    </w:t>
+      </w:r>
+      <w:r>
+        <w:rPr>
+          <w:color w:val="800080"/>
+        </w:rPr>
+        <w:t>FirstBlood</w:t>
+      </w:r>
+      <w:r>
+        <w:t>,</w:t>
+      </w:r>
+      <w:r>
+        <w:rPr>
+          <w:color w:val="C0C0C0"/>
+        </w:rPr>
+        <w:t xml:space="preserve">      </w:t>
+      </w:r>
+      <w:r>
+        <w:rPr>
+          <w:color w:val="008000"/>
+        </w:rPr>
+        <w:t>//</w:t>
+      </w:r>
+      <w:r>
+        <w:rPr>
+          <w:color w:val="C0C0C0"/>
+        </w:rPr>
+        <w:t xml:space="preserve"> </w:t>
+      </w:r>
+      <w:r>
+        <w:rPr>
+          <w:color w:val="008000"/>
+        </w:rPr>
+        <w:t>首胜</w:t>
+      </w:r>
+    </w:p>
+    <w:p>
+      <w:pPr>
+        <w:pStyle w:val="4"/>
+        <w:keepNext w:val="0"/>
+        <w:keepLines w:val="0"/>
+        <w:widowControl/>
+        <w:suppressLineNumbers w:val="0"/>
+        <w:spacing w:before="0" w:beforeAutospacing="0" w:after="0" w:afterAutospacing="0"/>
+        <w:ind w:left="0" w:right="0" w:firstLine="0"/>
+      </w:pPr>
+      <w:r>
+        <w:rPr>
+          <w:color w:val="C0C0C0"/>
+        </w:rPr>
+        <w:t xml:space="preserve">    </w:t>
+      </w:r>
+      <w:r>
+        <w:rPr>
+          <w:color w:val="800080"/>
+        </w:rPr>
+        <w:t>SpeedRunner</w:t>
+      </w:r>
+      <w:r>
+        <w:t>,</w:t>
+      </w:r>
+      <w:r>
+        <w:rPr>
+          <w:color w:val="C0C0C0"/>
+        </w:rPr>
+        <w:t xml:space="preserve">     </w:t>
+      </w:r>
+      <w:r>
+        <w:rPr>
+          <w:color w:val="008000"/>
+        </w:rPr>
+        <w:t>//</w:t>
+      </w:r>
+      <w:r>
+        <w:rPr>
+          <w:color w:val="C0C0C0"/>
+        </w:rPr>
+        <w:t xml:space="preserve"> </w:t>
+      </w:r>
+      <w:r>
+        <w:rPr>
+          <w:color w:val="008000"/>
+        </w:rPr>
+        <w:t>速通</w:t>
+      </w:r>
+    </w:p>
+    <w:p>
+      <w:pPr>
+        <w:pStyle w:val="4"/>
+        <w:keepNext w:val="0"/>
+        <w:keepLines w:val="0"/>
+        <w:widowControl/>
+        <w:suppressLineNumbers w:val="0"/>
+        <w:spacing w:before="0" w:beforeAutospacing="0" w:after="0" w:afterAutospacing="0"/>
+        <w:ind w:left="0" w:right="0" w:firstLine="0"/>
+      </w:pPr>
+      <w:r>
+        <w:rPr>
+          <w:color w:val="C0C0C0"/>
+        </w:rPr>
+        <w:t xml:space="preserve">    </w:t>
+      </w:r>
+      <w:r>
+        <w:rPr>
+          <w:color w:val="800080"/>
+        </w:rPr>
+        <w:t>Collector</w:t>
+      </w:r>
+      <w:r>
+        <w:t>,</w:t>
+      </w:r>
+      <w:r>
+        <w:rPr>
+          <w:color w:val="C0C0C0"/>
+        </w:rPr>
+        <w:t xml:space="preserve">       </w:t>
+      </w:r>
+      <w:r>
+        <w:rPr>
+          <w:color w:val="008000"/>
+        </w:rPr>
+        <w:t>//</w:t>
+      </w:r>
+      <w:r>
+        <w:rPr>
+          <w:color w:val="C0C0C0"/>
+        </w:rPr>
+        <w:t xml:space="preserve"> </w:t>
+      </w:r>
+      <w:r>
+        <w:rPr>
+          <w:color w:val="008000"/>
+        </w:rPr>
+        <w:t>收集者</w:t>
+      </w:r>
+    </w:p>
+    <w:p>
+      <w:pPr>
+        <w:pStyle w:val="4"/>
+        <w:keepNext w:val="0"/>
+        <w:keepLines w:val="0"/>
+        <w:widowControl/>
+        <w:suppressLineNumbers w:val="0"/>
+        <w:spacing w:before="0" w:beforeAutospacing="0" w:after="0" w:afterAutospacing="0"/>
+        <w:ind w:left="0" w:right="0" w:firstLine="0"/>
+      </w:pPr>
+      <w:r>
+        <w:rPr>
+          <w:color w:val="C0C0C0"/>
+        </w:rPr>
+        <w:t xml:space="preserve">    </w:t>
+      </w:r>
+      <w:r>
+        <w:rPr>
+          <w:color w:val="800080"/>
+        </w:rPr>
+        <w:t>PerfectScore</w:t>
+      </w:r>
+      <w:r>
+        <w:t>,</w:t>
+      </w:r>
+      <w:r>
+        <w:rPr>
+          <w:color w:val="C0C0C0"/>
+        </w:rPr>
+        <w:t xml:space="preserve">    </w:t>
+      </w:r>
+      <w:r>
+        <w:rPr>
+          <w:color w:val="008000"/>
+        </w:rPr>
+        <w:t>//</w:t>
+      </w:r>
+      <w:r>
+        <w:rPr>
+          <w:color w:val="C0C0C0"/>
+        </w:rPr>
+        <w:t xml:space="preserve"> </w:t>
+      </w:r>
+      <w:r>
+        <w:rPr>
+          <w:color w:val="008000"/>
+        </w:rPr>
+        <w:t>满分通关</w:t>
+      </w:r>
+    </w:p>
+    <w:p>
+      <w:pPr>
+        <w:pStyle w:val="4"/>
+        <w:keepNext w:val="0"/>
+        <w:keepLines w:val="0"/>
+        <w:widowControl/>
+        <w:suppressLineNumbers w:val="0"/>
+        <w:spacing w:before="0" w:beforeAutospacing="0" w:after="0" w:afterAutospacing="0"/>
+        <w:ind w:left="0" w:right="0" w:firstLine="0"/>
+      </w:pPr>
+      <w:r>
+        <w:rPr>
+          <w:color w:val="C0C0C0"/>
+        </w:rPr>
+        <w:t xml:space="preserve">    </w:t>
+      </w:r>
+      <w:r>
+        <w:rPr>
+          <w:color w:val="800080"/>
+        </w:rPr>
+        <w:t>Marathoner</w:t>
+      </w:r>
+      <w:r>
+        <w:t>,</w:t>
+      </w:r>
+      <w:r>
+        <w:rPr>
+          <w:color w:val="C0C0C0"/>
+        </w:rPr>
+        <w:t xml:space="preserve">      </w:t>
+      </w:r>
+      <w:r>
+        <w:rPr>
+          <w:color w:val="008000"/>
+        </w:rPr>
+        <w:t>//</w:t>
+      </w:r>
+      <w:r>
+        <w:rPr>
+          <w:color w:val="C0C0C0"/>
+        </w:rPr>
+        <w:t xml:space="preserve"> </w:t>
+      </w:r>
+      <w:r>
+        <w:rPr>
+          <w:color w:val="008000"/>
+        </w:rPr>
+        <w:t>持久战</w:t>
+      </w:r>
+    </w:p>
+    <w:p>
+      <w:pPr>
+        <w:pStyle w:val="4"/>
+        <w:keepNext w:val="0"/>
+        <w:keepLines w:val="0"/>
+        <w:widowControl/>
+        <w:suppressLineNumbers w:val="0"/>
+        <w:spacing w:before="0" w:beforeAutospacing="0" w:after="0" w:afterAutospacing="0"/>
+        <w:ind w:left="0" w:right="0" w:firstLine="0"/>
+      </w:pPr>
+      <w:r>
+        <w:rPr>
+          <w:color w:val="C0C0C0"/>
+        </w:rPr>
+        <w:t xml:space="preserve">    </w:t>
+      </w:r>
+      <w:r>
+        <w:rPr>
+          <w:color w:val="008000"/>
+        </w:rPr>
+        <w:t>//</w:t>
+      </w:r>
+      <w:r>
+        <w:rPr>
+          <w:color w:val="C0C0C0"/>
+        </w:rPr>
+        <w:t xml:space="preserve"> </w:t>
+      </w:r>
+      <w:r>
+        <w:rPr>
+          <w:color w:val="008000"/>
+        </w:rPr>
+        <w:t>添加其他勋章类型...</w:t>
+      </w:r>
+    </w:p>
+    <w:p>
+      <w:pPr>
+        <w:pStyle w:val="4"/>
+        <w:keepNext w:val="0"/>
+        <w:keepLines w:val="0"/>
+        <w:widowControl/>
+        <w:suppressLineNumbers w:val="0"/>
+        <w:spacing w:before="0" w:beforeAutospacing="0" w:after="0" w:afterAutospacing="0"/>
+        <w:ind w:left="0" w:right="0" w:firstLine="0"/>
+      </w:pPr>
+      <w:r>
+        <w:t>};</w:t>
+      </w:r>
+    </w:p>
+    <w:p>
+      <w:pPr>
+        <w:pStyle w:val="4"/>
+        <w:keepNext w:val="0"/>
+        <w:keepLines w:val="0"/>
+        <w:widowControl/>
+        <w:suppressLineNumbers w:val="0"/>
+        <w:spacing w:before="0" w:beforeAutospacing="0" w:after="0" w:afterAutospacing="0"/>
+        <w:ind w:left="0" w:right="0" w:firstLine="0"/>
+      </w:pPr>
+      <w:r>
+        <w:rPr>
+          <w:color w:val="008000"/>
+        </w:rPr>
+        <w:t>//</w:t>
+      </w:r>
+      <w:r>
+        <w:rPr>
+          <w:color w:val="C0C0C0"/>
+        </w:rPr>
+        <w:t xml:space="preserve"> </w:t>
+      </w:r>
+      <w:r>
+        <w:rPr>
+          <w:color w:val="008000"/>
+        </w:rPr>
+        <w:t>辅助函数声明</w:t>
+      </w:r>
+    </w:p>
+    <w:p>
+      <w:pPr>
+        <w:pStyle w:val="4"/>
+        <w:keepNext w:val="0"/>
+        <w:keepLines w:val="0"/>
+        <w:widowControl/>
+        <w:suppressLineNumbers w:val="0"/>
+        <w:spacing w:before="0" w:beforeAutospacing="0" w:after="0" w:afterAutospacing="0"/>
+        <w:ind w:left="0" w:right="0" w:firstLine="0"/>
+      </w:pPr>
+      <w:r>
+        <w:rPr>
+          <w:color w:val="800080"/>
+        </w:rPr>
+        <w:t>std</w:t>
+      </w:r>
+      <w:r>
+        <w:t>::</w:t>
+      </w:r>
+      <w:r>
+        <w:rPr>
+          <w:color w:val="800080"/>
+        </w:rPr>
+        <w:t>string</w:t>
+      </w:r>
+      <w:r>
+        <w:rPr>
+          <w:color w:val="C0C0C0"/>
+        </w:rPr>
+        <w:t xml:space="preserve"> </w:t>
+      </w:r>
+      <w:r>
+        <w:rPr>
+          <w:b/>
+          <w:bCs/>
+          <w:color w:val="00677C"/>
+        </w:rPr>
+        <w:t>medalToString</w:t>
+      </w:r>
+      <w:r>
+        <w:t>(</w:t>
+      </w:r>
+      <w:r>
+        <w:rPr>
+          <w:color w:val="800080"/>
+        </w:rPr>
+        <w:t>MedalType</w:t>
+      </w:r>
+      <w:r>
+        <w:rPr>
+          <w:color w:val="C0C0C0"/>
+        </w:rPr>
+        <w:t xml:space="preserve"> </w:t>
+      </w:r>
+      <w:r>
+        <w:rPr>
+          <w:color w:val="092E64"/>
+        </w:rPr>
+        <w:t>type</w:t>
+      </w:r>
+      <w:r>
+        <w:t>);</w:t>
+      </w:r>
+    </w:p>
+    <w:p>
+      <w:pPr>
+        <w:pStyle w:val="4"/>
+        <w:keepNext w:val="0"/>
+        <w:keepLines w:val="0"/>
+        <w:widowControl/>
+        <w:suppressLineNumbers w:val="0"/>
+        <w:spacing w:before="0" w:beforeAutospacing="0" w:after="0" w:afterAutospacing="0"/>
+        <w:ind w:left="0" w:right="0" w:firstLine="0"/>
+      </w:pPr>
+      <w:r>
+        <w:rPr>
+          <w:color w:val="800080"/>
+        </w:rPr>
+        <w:t>MedalType</w:t>
+      </w:r>
+      <w:r>
+        <w:rPr>
+          <w:color w:val="C0C0C0"/>
+        </w:rPr>
+        <w:t xml:space="preserve"> </w:t>
+      </w:r>
+      <w:r>
+        <w:rPr>
+          <w:b/>
+          <w:bCs/>
+          <w:color w:val="00677C"/>
+        </w:rPr>
+        <w:t>stringToMedal</w:t>
+      </w:r>
+      <w:r>
+        <w:t>(</w:t>
+      </w:r>
+      <w:r>
+        <w:rPr>
+          <w:color w:val="808000"/>
+        </w:rPr>
+        <w:t>const</w:t>
+      </w:r>
+      <w:r>
+        <w:rPr>
+          <w:color w:val="C0C0C0"/>
+        </w:rPr>
+        <w:t xml:space="preserve"> </w:t>
+      </w:r>
+      <w:r>
+        <w:rPr>
+          <w:color w:val="800080"/>
+        </w:rPr>
+        <w:t>std</w:t>
+      </w:r>
+      <w:r>
+        <w:t>::</w:t>
+      </w:r>
+      <w:r>
+        <w:rPr>
+          <w:color w:val="800080"/>
+        </w:rPr>
+        <w:t>string</w:t>
+      </w:r>
+      <w:r>
+        <w:t>&amp;</w:t>
+      </w:r>
+      <w:r>
+        <w:rPr>
+          <w:color w:val="C0C0C0"/>
+        </w:rPr>
+        <w:t xml:space="preserve"> </w:t>
+      </w:r>
+      <w:r>
+        <w:rPr>
+          <w:color w:val="092E64"/>
+        </w:rPr>
+        <w:t>str</w:t>
+      </w:r>
+      <w:r>
+        <w:t>);</w:t>
+      </w:r>
+    </w:p>
+    <w:p>
+      <w:pPr>
+        <w:pStyle w:val="4"/>
+        <w:keepNext w:val="0"/>
+        <w:keepLines w:val="0"/>
+        <w:widowControl/>
+        <w:suppressLineNumbers w:val="0"/>
+        <w:spacing w:before="0" w:beforeAutospacing="0" w:after="0" w:afterAutospacing="0"/>
+        <w:ind w:left="0" w:right="0" w:firstLine="0"/>
+        <w:rPr>
+          <w:color w:val="008000"/>
+        </w:rPr>
+      </w:pPr>
+      <w:r>
+        <w:t>#</w:t>
+      </w:r>
+      <w:r>
+        <w:rPr>
+          <w:color w:val="000080"/>
+        </w:rPr>
+        <w:t>endif</w:t>
+      </w:r>
+      <w:r>
+        <w:rPr>
+          <w:color w:val="C0C0C0"/>
+        </w:rPr>
+        <w:t xml:space="preserve"> </w:t>
+      </w:r>
+      <w:r>
+        <w:rPr>
+          <w:color w:val="008000"/>
+        </w:rPr>
+        <w:t>//</w:t>
+      </w:r>
+      <w:r>
+        <w:rPr>
+          <w:color w:val="C0C0C0"/>
+        </w:rPr>
+        <w:t xml:space="preserve"> </w:t>
+      </w:r>
+      <w:r>
+        <w:rPr>
+          <w:color w:val="008000"/>
+        </w:rPr>
+        <w:t>MEDALTYPE_H</w:t>
+      </w:r>
+    </w:p>
+    <w:p>
+      <w:pPr>
+        <w:pStyle w:val="4"/>
+        <w:keepNext w:val="0"/>
+        <w:keepLines w:val="0"/>
+        <w:widowControl/>
+        <w:suppressLineNumbers w:val="0"/>
+        <w:spacing w:before="0" w:beforeAutospacing="0" w:after="0" w:afterAutospacing="0"/>
+        <w:ind w:left="0" w:right="0" w:firstLine="0"/>
+        <w:rPr>
+          <w:color w:val="008000"/>
+        </w:rPr>
+      </w:pPr>
+    </w:p>
+    <w:p>
+      <w:pPr>
+        <w:pStyle w:val="4"/>
+        <w:keepNext w:val="0"/>
+        <w:keepLines w:val="0"/>
+        <w:widowControl/>
+        <w:suppressLineNumbers w:val="0"/>
+        <w:spacing w:before="0" w:beforeAutospacing="0" w:after="0" w:afterAutospacing="0"/>
+        <w:ind w:left="0" w:right="0" w:firstLine="0"/>
+        <w:rPr>
+          <w:rFonts w:hint="eastAsia" w:eastAsia="宋体"/>
+          <w:color w:val="008000"/>
+          <w:lang w:val="en-US" w:eastAsia="zh-CN"/>
+        </w:rPr>
+      </w:pPr>
+      <w:r>
+        <w:rPr>
+          <w:color w:val="000080"/>
+        </w:rPr>
+        <w:t>MEDALTYPE_</w:t>
+      </w:r>
+      <w:r>
+        <w:rPr>
+          <w:rFonts w:hint="eastAsia"/>
+          <w:color w:val="000080"/>
+          <w:lang w:val="en-US" w:eastAsia="zh-CN"/>
+        </w:rPr>
+        <w:t>CPP</w:t>
+      </w:r>
+    </w:p>
+    <w:p>
+      <w:pPr>
+        <w:pStyle w:val="4"/>
+        <w:keepNext w:val="0"/>
+        <w:keepLines w:val="0"/>
+        <w:widowControl/>
+        <w:suppressLineNumbers w:val="0"/>
+        <w:spacing w:before="0" w:beforeAutospacing="0" w:after="0" w:afterAutospacing="0"/>
+        <w:ind w:left="0" w:right="0" w:firstLine="0"/>
+      </w:pPr>
+      <w:r>
+        <w:t>#</w:t>
+      </w:r>
+      <w:r>
+        <w:rPr>
+          <w:color w:val="000080"/>
+        </w:rPr>
+        <w:t>include</w:t>
+      </w:r>
+      <w:r>
+        <w:rPr>
+          <w:color w:val="C0C0C0"/>
+        </w:rPr>
+        <w:t xml:space="preserve"> </w:t>
+      </w:r>
+      <w:r>
+        <w:rPr>
+          <w:color w:val="008000"/>
+        </w:rPr>
+        <w:t>"MedalType.h"</w:t>
+      </w:r>
+    </w:p>
+    <w:p>
+      <w:pPr>
+        <w:pStyle w:val="4"/>
+        <w:keepNext w:val="0"/>
+        <w:keepLines w:val="0"/>
+        <w:widowControl/>
+        <w:suppressLineNumbers w:val="0"/>
+        <w:spacing w:before="0" w:beforeAutospacing="0" w:after="0" w:afterAutospacing="0"/>
+        <w:ind w:left="0" w:right="0" w:firstLine="0"/>
+      </w:pPr>
+      <w:r>
+        <w:t>#</w:t>
+      </w:r>
+      <w:r>
+        <w:rPr>
+          <w:color w:val="000080"/>
+        </w:rPr>
+        <w:t>include</w:t>
+      </w:r>
+      <w:r>
+        <w:rPr>
+          <w:color w:val="C0C0C0"/>
+        </w:rPr>
+        <w:t xml:space="preserve"> </w:t>
+      </w:r>
+      <w:r>
+        <w:t>&lt;</w:t>
+      </w:r>
+      <w:r>
+        <w:rPr>
+          <w:color w:val="008000"/>
+        </w:rPr>
+        <w:t>stdexcept</w:t>
+      </w:r>
+      <w:r>
+        <w:t>&gt;</w:t>
+      </w:r>
+    </w:p>
+    <w:p>
+      <w:pPr>
+        <w:pStyle w:val="4"/>
+        <w:keepNext w:val="0"/>
+        <w:keepLines w:val="0"/>
+        <w:widowControl/>
+        <w:suppressLineNumbers w:val="0"/>
+        <w:spacing w:before="0" w:beforeAutospacing="0" w:after="0" w:afterAutospacing="0"/>
+        <w:ind w:left="0" w:right="0" w:firstLine="0"/>
+      </w:pPr>
+      <w:r>
+        <w:rPr>
+          <w:color w:val="800080"/>
+        </w:rPr>
+        <w:t>std</w:t>
+      </w:r>
+      <w:r>
+        <w:t>::</w:t>
+      </w:r>
+      <w:r>
+        <w:rPr>
+          <w:color w:val="800080"/>
+        </w:rPr>
+        <w:t>string</w:t>
+      </w:r>
+      <w:r>
+        <w:rPr>
+          <w:color w:val="C0C0C0"/>
+        </w:rPr>
+        <w:t xml:space="preserve"> </w:t>
+      </w:r>
+      <w:r>
+        <w:rPr>
+          <w:b/>
+          <w:bCs/>
+          <w:color w:val="00677C"/>
+        </w:rPr>
+        <w:t>medalToString</w:t>
+      </w:r>
+      <w:r>
+        <w:t>(</w:t>
+      </w:r>
+      <w:r>
+        <w:rPr>
+          <w:color w:val="800080"/>
+        </w:rPr>
+        <w:t>MedalType</w:t>
+      </w:r>
+      <w:r>
+        <w:rPr>
+          <w:color w:val="C0C0C0"/>
+        </w:rPr>
+        <w:t xml:space="preserve"> </w:t>
+      </w:r>
+      <w:r>
+        <w:rPr>
+          <w:color w:val="092E64"/>
+        </w:rPr>
+        <w:t>type</w:t>
+      </w:r>
+      <w:r>
+        <w:t>)</w:t>
+      </w:r>
+    </w:p>
+    <w:p>
+      <w:pPr>
+        <w:pStyle w:val="4"/>
+        <w:keepNext w:val="0"/>
+        <w:keepLines w:val="0"/>
+        <w:widowControl/>
+        <w:suppressLineNumbers w:val="0"/>
+        <w:spacing w:before="0" w:beforeAutospacing="0" w:after="0" w:afterAutospacing="0"/>
+        <w:ind w:left="0" w:right="0" w:firstLine="0"/>
+      </w:pPr>
+      <w:r>
+        <w:t>{</w:t>
+      </w:r>
+    </w:p>
+    <w:p>
+      <w:pPr>
+        <w:pStyle w:val="4"/>
+        <w:keepNext w:val="0"/>
+        <w:keepLines w:val="0"/>
+        <w:widowControl/>
+        <w:suppressLineNumbers w:val="0"/>
+        <w:spacing w:before="0" w:beforeAutospacing="0" w:after="0" w:afterAutospacing="0"/>
+        <w:ind w:left="0" w:right="0" w:firstLine="0"/>
+      </w:pPr>
+      <w:r>
+        <w:rPr>
+          <w:color w:val="C0C0C0"/>
+        </w:rPr>
+        <w:t xml:space="preserve">    </w:t>
+      </w:r>
+      <w:r>
+        <w:rPr>
+          <w:color w:val="808000"/>
+        </w:rPr>
+        <w:t>switch</w:t>
+      </w:r>
+      <w:r>
+        <w:t>(</w:t>
+      </w:r>
+      <w:r>
+        <w:rPr>
+          <w:color w:val="092E64"/>
+        </w:rPr>
+        <w:t>type</w:t>
+      </w:r>
+      <w:r>
+        <w:t>)</w:t>
+      </w:r>
+      <w:r>
+        <w:rPr>
+          <w:color w:val="C0C0C0"/>
+        </w:rPr>
+        <w:t xml:space="preserve"> </w:t>
+      </w:r>
+      <w:r>
+        <w:t>{</w:t>
+      </w:r>
+    </w:p>
+    <w:p>
+      <w:pPr>
+        <w:pStyle w:val="4"/>
+        <w:keepNext w:val="0"/>
+        <w:keepLines w:val="0"/>
+        <w:widowControl/>
+        <w:suppressLineNumbers w:val="0"/>
+        <w:spacing w:before="0" w:beforeAutospacing="0" w:after="0" w:afterAutospacing="0"/>
+        <w:ind w:left="0" w:right="0" w:firstLine="0"/>
+      </w:pPr>
+      <w:r>
+        <w:rPr>
+          <w:color w:val="C0C0C0"/>
+        </w:rPr>
+        <w:t xml:space="preserve">        </w:t>
+      </w:r>
+      <w:r>
+        <w:rPr>
+          <w:color w:val="808000"/>
+        </w:rPr>
+        <w:t>case</w:t>
+      </w:r>
+      <w:r>
+        <w:rPr>
+          <w:color w:val="C0C0C0"/>
+        </w:rPr>
+        <w:t xml:space="preserve"> </w:t>
+      </w:r>
+      <w:r>
+        <w:rPr>
+          <w:color w:val="800080"/>
+        </w:rPr>
+        <w:t>MedalType</w:t>
+      </w:r>
+      <w:r>
+        <w:t>::</w:t>
+      </w:r>
+      <w:r>
+        <w:rPr>
+          <w:color w:val="800080"/>
+        </w:rPr>
+        <w:t>FirstBlood</w:t>
+      </w:r>
+      <w:r>
+        <w:t>:</w:t>
+      </w:r>
+      <w:r>
+        <w:rPr>
+          <w:color w:val="C0C0C0"/>
+        </w:rPr>
+        <w:t xml:space="preserve"> </w:t>
+      </w:r>
+      <w:r>
+        <w:rPr>
+          <w:color w:val="808000"/>
+        </w:rPr>
+        <w:t>return</w:t>
+      </w:r>
+      <w:r>
+        <w:rPr>
+          <w:color w:val="C0C0C0"/>
+        </w:rPr>
+        <w:t xml:space="preserve"> </w:t>
+      </w:r>
+      <w:r>
+        <w:rPr>
+          <w:color w:val="008000"/>
+        </w:rPr>
+        <w:t>"FirstBlood"</w:t>
+      </w:r>
+      <w:r>
+        <w:t>;</w:t>
+      </w:r>
+    </w:p>
+    <w:p>
+      <w:pPr>
+        <w:pStyle w:val="4"/>
+        <w:keepNext w:val="0"/>
+        <w:keepLines w:val="0"/>
+        <w:widowControl/>
+        <w:suppressLineNumbers w:val="0"/>
+        <w:spacing w:before="0" w:beforeAutospacing="0" w:after="0" w:afterAutospacing="0"/>
+        <w:ind w:left="0" w:right="0" w:firstLine="0"/>
+      </w:pPr>
+      <w:r>
+        <w:rPr>
+          <w:color w:val="C0C0C0"/>
+        </w:rPr>
+        <w:t xml:space="preserve">        </w:t>
+      </w:r>
+      <w:r>
+        <w:rPr>
+          <w:color w:val="808000"/>
+        </w:rPr>
+        <w:t>case</w:t>
+      </w:r>
+      <w:r>
+        <w:rPr>
+          <w:color w:val="C0C0C0"/>
+        </w:rPr>
+        <w:t xml:space="preserve"> </w:t>
+      </w:r>
+      <w:r>
+        <w:rPr>
+          <w:color w:val="800080"/>
+        </w:rPr>
+        <w:t>MedalType</w:t>
+      </w:r>
+      <w:r>
+        <w:t>::</w:t>
+      </w:r>
+      <w:r>
+        <w:rPr>
+          <w:color w:val="800080"/>
+        </w:rPr>
+        <w:t>SpeedRunner</w:t>
+      </w:r>
+      <w:r>
+        <w:t>:</w:t>
+      </w:r>
+      <w:r>
+        <w:rPr>
+          <w:color w:val="C0C0C0"/>
+        </w:rPr>
+        <w:t xml:space="preserve"> </w:t>
+      </w:r>
+      <w:r>
+        <w:rPr>
+          <w:color w:val="808000"/>
+        </w:rPr>
+        <w:t>return</w:t>
+      </w:r>
+      <w:r>
+        <w:rPr>
+          <w:color w:val="C0C0C0"/>
+        </w:rPr>
+        <w:t xml:space="preserve"> </w:t>
+      </w:r>
+      <w:r>
+        <w:rPr>
+          <w:color w:val="008000"/>
+        </w:rPr>
+        <w:t>"SpeedRunner"</w:t>
+      </w:r>
+      <w:r>
+        <w:t>;</w:t>
+      </w:r>
+    </w:p>
+    <w:p>
+      <w:pPr>
+        <w:pStyle w:val="4"/>
+        <w:keepNext w:val="0"/>
+        <w:keepLines w:val="0"/>
+        <w:widowControl/>
+        <w:suppressLineNumbers w:val="0"/>
+        <w:spacing w:before="0" w:beforeAutospacing="0" w:after="0" w:afterAutospacing="0"/>
+        <w:ind w:left="0" w:right="0" w:firstLine="0"/>
+      </w:pPr>
+      <w:r>
+        <w:rPr>
+          <w:color w:val="C0C0C0"/>
+        </w:rPr>
+        <w:t xml:space="preserve">        </w:t>
+      </w:r>
+      <w:r>
+        <w:rPr>
+          <w:color w:val="808000"/>
+        </w:rPr>
+        <w:t>case</w:t>
+      </w:r>
+      <w:r>
+        <w:rPr>
+          <w:color w:val="C0C0C0"/>
+        </w:rPr>
+        <w:t xml:space="preserve"> </w:t>
+      </w:r>
+      <w:r>
+        <w:rPr>
+          <w:color w:val="800080"/>
+        </w:rPr>
+        <w:t>MedalType</w:t>
+      </w:r>
+      <w:r>
+        <w:t>::</w:t>
+      </w:r>
+      <w:r>
+        <w:rPr>
+          <w:color w:val="800080"/>
+        </w:rPr>
+        <w:t>Collector</w:t>
+      </w:r>
+      <w:r>
+        <w:t>:</w:t>
+      </w:r>
+      <w:r>
+        <w:rPr>
+          <w:color w:val="C0C0C0"/>
+        </w:rPr>
+        <w:t xml:space="preserve"> </w:t>
+      </w:r>
+      <w:r>
+        <w:rPr>
+          <w:color w:val="808000"/>
+        </w:rPr>
+        <w:t>return</w:t>
+      </w:r>
+      <w:r>
+        <w:rPr>
+          <w:color w:val="C0C0C0"/>
+        </w:rPr>
+        <w:t xml:space="preserve"> </w:t>
+      </w:r>
+      <w:r>
+        <w:rPr>
+          <w:color w:val="008000"/>
+        </w:rPr>
+        <w:t>"Collector"</w:t>
+      </w:r>
+      <w:r>
+        <w:t>;</w:t>
+      </w:r>
+    </w:p>
+    <w:p>
+      <w:pPr>
+        <w:pStyle w:val="4"/>
+        <w:keepNext w:val="0"/>
+        <w:keepLines w:val="0"/>
+        <w:widowControl/>
+        <w:suppressLineNumbers w:val="0"/>
+        <w:spacing w:before="0" w:beforeAutospacing="0" w:after="0" w:afterAutospacing="0"/>
+        <w:ind w:left="0" w:right="0" w:firstLine="0"/>
+      </w:pPr>
+      <w:r>
+        <w:rPr>
+          <w:color w:val="C0C0C0"/>
+        </w:rPr>
+        <w:t xml:space="preserve">        </w:t>
+      </w:r>
+      <w:r>
+        <w:rPr>
+          <w:color w:val="808000"/>
+        </w:rPr>
+        <w:t>case</w:t>
+      </w:r>
+      <w:r>
+        <w:rPr>
+          <w:color w:val="C0C0C0"/>
+        </w:rPr>
+        <w:t xml:space="preserve"> </w:t>
+      </w:r>
+      <w:r>
+        <w:rPr>
+          <w:color w:val="800080"/>
+        </w:rPr>
+        <w:t>MedalType</w:t>
+      </w:r>
+      <w:r>
+        <w:t>::</w:t>
+      </w:r>
+      <w:r>
+        <w:rPr>
+          <w:color w:val="800080"/>
+        </w:rPr>
+        <w:t>PerfectScore</w:t>
+      </w:r>
+      <w:r>
+        <w:t>:</w:t>
+      </w:r>
+      <w:r>
+        <w:rPr>
+          <w:color w:val="C0C0C0"/>
+        </w:rPr>
+        <w:t xml:space="preserve"> </w:t>
+      </w:r>
+      <w:r>
+        <w:rPr>
+          <w:color w:val="808000"/>
+        </w:rPr>
+        <w:t>return</w:t>
+      </w:r>
+      <w:r>
+        <w:rPr>
+          <w:color w:val="C0C0C0"/>
+        </w:rPr>
+        <w:t xml:space="preserve"> </w:t>
+      </w:r>
+      <w:r>
+        <w:rPr>
+          <w:color w:val="008000"/>
+        </w:rPr>
+        <w:t>"PerfectScore"</w:t>
+      </w:r>
+      <w:r>
+        <w:t>;</w:t>
+      </w:r>
+    </w:p>
+    <w:p>
+      <w:pPr>
+        <w:pStyle w:val="4"/>
+        <w:keepNext w:val="0"/>
+        <w:keepLines w:val="0"/>
+        <w:widowControl/>
+        <w:suppressLineNumbers w:val="0"/>
+        <w:spacing w:before="0" w:beforeAutospacing="0" w:after="0" w:afterAutospacing="0"/>
+        <w:ind w:left="0" w:right="0" w:firstLine="0"/>
+      </w:pPr>
+      <w:r>
+        <w:rPr>
+          <w:color w:val="C0C0C0"/>
+        </w:rPr>
+        <w:t xml:space="preserve">        </w:t>
+      </w:r>
+      <w:r>
+        <w:rPr>
+          <w:color w:val="808000"/>
+        </w:rPr>
+        <w:t>case</w:t>
+      </w:r>
+      <w:r>
+        <w:rPr>
+          <w:color w:val="C0C0C0"/>
+        </w:rPr>
+        <w:t xml:space="preserve"> </w:t>
+      </w:r>
+      <w:r>
+        <w:rPr>
+          <w:color w:val="800080"/>
+        </w:rPr>
+        <w:t>MedalType</w:t>
+      </w:r>
+      <w:r>
+        <w:t>::</w:t>
+      </w:r>
+      <w:r>
+        <w:rPr>
+          <w:color w:val="800080"/>
+        </w:rPr>
+        <w:t>Marathoner</w:t>
+      </w:r>
+      <w:r>
+        <w:t>:</w:t>
+      </w:r>
+      <w:r>
+        <w:rPr>
+          <w:color w:val="C0C0C0"/>
+        </w:rPr>
+        <w:t xml:space="preserve"> </w:t>
+      </w:r>
+      <w:r>
+        <w:rPr>
+          <w:color w:val="808000"/>
+        </w:rPr>
+        <w:t>return</w:t>
+      </w:r>
+      <w:r>
+        <w:rPr>
+          <w:color w:val="C0C0C0"/>
+        </w:rPr>
+        <w:t xml:space="preserve"> </w:t>
+      </w:r>
+      <w:r>
+        <w:rPr>
+          <w:color w:val="008000"/>
+        </w:rPr>
+        <w:t>"Marathoner"</w:t>
+      </w:r>
+      <w:r>
+        <w:t>;</w:t>
+      </w:r>
+    </w:p>
+    <w:p>
+      <w:pPr>
+        <w:pStyle w:val="4"/>
+        <w:keepNext w:val="0"/>
+        <w:keepLines w:val="0"/>
+        <w:widowControl/>
+        <w:suppressLineNumbers w:val="0"/>
+        <w:spacing w:before="0" w:beforeAutospacing="0" w:after="0" w:afterAutospacing="0"/>
+        <w:ind w:left="0" w:right="0" w:firstLine="0"/>
+      </w:pPr>
+      <w:r>
+        <w:rPr>
+          <w:color w:val="C0C0C0"/>
+        </w:rPr>
+        <w:t xml:space="preserve">        </w:t>
+      </w:r>
+      <w:r>
+        <w:rPr>
+          <w:color w:val="808000"/>
+        </w:rPr>
+        <w:t>default</w:t>
+      </w:r>
+      <w:r>
+        <w:t>:</w:t>
+      </w:r>
+      <w:r>
+        <w:rPr>
+          <w:color w:val="C0C0C0"/>
+        </w:rPr>
+        <w:t xml:space="preserve"> </w:t>
+      </w:r>
+      <w:r>
+        <w:rPr>
+          <w:color w:val="808000"/>
+        </w:rPr>
+        <w:t>throw</w:t>
+      </w:r>
+      <w:r>
+        <w:rPr>
+          <w:color w:val="C0C0C0"/>
+        </w:rPr>
+        <w:t xml:space="preserve"> </w:t>
+      </w:r>
+      <w:r>
+        <w:rPr>
+          <w:color w:val="800080"/>
+        </w:rPr>
+        <w:t>std</w:t>
+      </w:r>
+      <w:r>
+        <w:t>::</w:t>
+      </w:r>
+      <w:r>
+        <w:rPr>
+          <w:color w:val="800080"/>
+        </w:rPr>
+        <w:t>invalid_argument</w:t>
+      </w:r>
+      <w:r>
+        <w:t>(</w:t>
+      </w:r>
+      <w:r>
+        <w:rPr>
+          <w:color w:val="008000"/>
+        </w:rPr>
+        <w:t>"Invalid</w:t>
+      </w:r>
+      <w:r>
+        <w:rPr>
+          <w:color w:val="C0C0C0"/>
+        </w:rPr>
+        <w:t xml:space="preserve"> </w:t>
+      </w:r>
+      <w:r>
+        <w:rPr>
+          <w:color w:val="008000"/>
+        </w:rPr>
+        <w:t>medal</w:t>
+      </w:r>
+      <w:r>
+        <w:rPr>
+          <w:color w:val="C0C0C0"/>
+        </w:rPr>
+        <w:t xml:space="preserve"> </w:t>
+      </w:r>
+      <w:r>
+        <w:rPr>
+          <w:color w:val="008000"/>
+        </w:rPr>
+        <w:t>type"</w:t>
+      </w:r>
+      <w:r>
+        <w:t>);</w:t>
+      </w:r>
+    </w:p>
+    <w:p>
+      <w:pPr>
+        <w:pStyle w:val="4"/>
+        <w:keepNext w:val="0"/>
+        <w:keepLines w:val="0"/>
+        <w:widowControl/>
+        <w:suppressLineNumbers w:val="0"/>
+        <w:spacing w:before="0" w:beforeAutospacing="0" w:after="0" w:afterAutospacing="0"/>
+        <w:ind w:left="0" w:right="0" w:firstLine="0"/>
+      </w:pPr>
+      <w:r>
+        <w:rPr>
+          <w:color w:val="C0C0C0"/>
+        </w:rPr>
+        <w:t xml:space="preserve">    </w:t>
+      </w:r>
+      <w:r>
+        <w:t>}</w:t>
+      </w:r>
+    </w:p>
+    <w:p>
+      <w:pPr>
+        <w:pStyle w:val="4"/>
+        <w:keepNext w:val="0"/>
+        <w:keepLines w:val="0"/>
+        <w:widowControl/>
+        <w:suppressLineNumbers w:val="0"/>
+        <w:spacing w:before="0" w:beforeAutospacing="0" w:after="0" w:afterAutospacing="0"/>
+        <w:ind w:left="0" w:right="0" w:firstLine="0"/>
+      </w:pPr>
+      <w:r>
+        <w:t>}</w:t>
+      </w:r>
+    </w:p>
+    <w:p>
+      <w:pPr>
+        <w:pStyle w:val="4"/>
+        <w:keepNext w:val="0"/>
+        <w:keepLines w:val="0"/>
+        <w:widowControl/>
+        <w:suppressLineNumbers w:val="0"/>
+        <w:spacing w:before="0" w:beforeAutospacing="0" w:after="0" w:afterAutospacing="0"/>
+        <w:ind w:left="0" w:right="0" w:firstLine="0"/>
+      </w:pPr>
+    </w:p>
+    <w:p>
+      <w:pPr>
+        <w:pStyle w:val="4"/>
+        <w:keepNext w:val="0"/>
+        <w:keepLines w:val="0"/>
+        <w:widowControl/>
+        <w:suppressLineNumbers w:val="0"/>
+        <w:spacing w:before="0" w:beforeAutospacing="0" w:after="0" w:afterAutospacing="0"/>
+        <w:ind w:left="0" w:right="0" w:firstLine="0"/>
+      </w:pPr>
+      <w:r>
+        <w:rPr>
+          <w:color w:val="800080"/>
+        </w:rPr>
+        <w:t>MedalType</w:t>
+      </w:r>
+      <w:r>
+        <w:rPr>
+          <w:color w:val="C0C0C0"/>
+        </w:rPr>
+        <w:t xml:space="preserve"> </w:t>
+      </w:r>
+      <w:r>
+        <w:rPr>
+          <w:b/>
+          <w:bCs/>
+          <w:color w:val="00677C"/>
+        </w:rPr>
+        <w:t>stringToMedal</w:t>
+      </w:r>
+      <w:r>
+        <w:t>(</w:t>
+      </w:r>
+      <w:r>
+        <w:rPr>
+          <w:color w:val="808000"/>
+        </w:rPr>
+        <w:t>const</w:t>
+      </w:r>
+      <w:r>
+        <w:rPr>
+          <w:color w:val="C0C0C0"/>
+        </w:rPr>
+        <w:t xml:space="preserve"> </w:t>
+      </w:r>
+      <w:r>
+        <w:rPr>
+          <w:color w:val="800080"/>
+        </w:rPr>
+        <w:t>std</w:t>
+      </w:r>
+      <w:r>
+        <w:t>::</w:t>
+      </w:r>
+      <w:r>
+        <w:rPr>
+          <w:color w:val="800080"/>
+        </w:rPr>
+        <w:t>string</w:t>
+      </w:r>
+      <w:r>
+        <w:t>&amp;</w:t>
+      </w:r>
+      <w:r>
+        <w:rPr>
+          <w:color w:val="C0C0C0"/>
+        </w:rPr>
+        <w:t xml:space="preserve"> </w:t>
+      </w:r>
+      <w:r>
+        <w:rPr>
+          <w:color w:val="092E64"/>
+        </w:rPr>
+        <w:t>str</w:t>
+      </w:r>
+      <w:r>
+        <w:t>)</w:t>
+      </w:r>
+      <w:r>
+        <w:rPr>
+          <w:color w:val="C0C0C0"/>
+        </w:rPr>
+        <w:t xml:space="preserve"> </w:t>
+      </w:r>
+      <w:r>
+        <w:t>{</w:t>
+      </w:r>
+    </w:p>
+    <w:p>
+      <w:pPr>
+        <w:pStyle w:val="4"/>
+        <w:keepNext w:val="0"/>
+        <w:keepLines w:val="0"/>
+        <w:widowControl/>
+        <w:suppressLineNumbers w:val="0"/>
+        <w:spacing w:before="0" w:beforeAutospacing="0" w:after="0" w:afterAutospacing="0"/>
+        <w:ind w:left="0" w:right="0" w:firstLine="0"/>
+      </w:pPr>
+      <w:r>
+        <w:rPr>
+          <w:color w:val="C0C0C0"/>
+        </w:rPr>
+        <w:t xml:space="preserve">    </w:t>
+      </w:r>
+      <w:r>
+        <w:rPr>
+          <w:color w:val="808000"/>
+        </w:rPr>
+        <w:t>if</w:t>
+      </w:r>
+      <w:r>
+        <w:t>(</w:t>
+      </w:r>
+      <w:r>
+        <w:rPr>
+          <w:color w:val="092E64"/>
+        </w:rPr>
+        <w:t>str</w:t>
+      </w:r>
+      <w:r>
+        <w:rPr>
+          <w:color w:val="C0C0C0"/>
+        </w:rPr>
+        <w:t xml:space="preserve"> </w:t>
+      </w:r>
+      <w:r>
+        <w:rPr>
+          <w:color w:val="00677C"/>
+        </w:rPr>
+        <w:t>==</w:t>
+      </w:r>
+      <w:r>
+        <w:rPr>
+          <w:color w:val="C0C0C0"/>
+        </w:rPr>
+        <w:t xml:space="preserve"> </w:t>
+      </w:r>
+      <w:r>
+        <w:rPr>
+          <w:color w:val="008000"/>
+        </w:rPr>
+        <w:t>"FirstBlood"</w:t>
+      </w:r>
+      <w:r>
+        <w:t>)</w:t>
+      </w:r>
+      <w:r>
+        <w:rPr>
+          <w:color w:val="C0C0C0"/>
+        </w:rPr>
+        <w:t xml:space="preserve"> </w:t>
+      </w:r>
+      <w:r>
+        <w:rPr>
+          <w:color w:val="808000"/>
+        </w:rPr>
+        <w:t>return</w:t>
+      </w:r>
+      <w:r>
+        <w:rPr>
+          <w:color w:val="C0C0C0"/>
+        </w:rPr>
+        <w:t xml:space="preserve"> </w:t>
+      </w:r>
+      <w:r>
+        <w:rPr>
+          <w:color w:val="800080"/>
+        </w:rPr>
+        <w:t>MedalType</w:t>
+      </w:r>
+      <w:r>
+        <w:t>::</w:t>
+      </w:r>
+      <w:r>
+        <w:rPr>
+          <w:color w:val="800080"/>
+        </w:rPr>
+        <w:t>FirstBlood</w:t>
+      </w:r>
+      <w:r>
+        <w:t>;</w:t>
+      </w:r>
+    </w:p>
+    <w:p>
+      <w:pPr>
+        <w:pStyle w:val="4"/>
+        <w:keepNext w:val="0"/>
+        <w:keepLines w:val="0"/>
+        <w:widowControl/>
+        <w:suppressLineNumbers w:val="0"/>
+        <w:spacing w:before="0" w:beforeAutospacing="0" w:after="0" w:afterAutospacing="0"/>
+        <w:ind w:left="0" w:right="0" w:firstLine="0"/>
+      </w:pPr>
+      <w:r>
+        <w:rPr>
+          <w:color w:val="C0C0C0"/>
+        </w:rPr>
+        <w:t xml:space="preserve">    </w:t>
+      </w:r>
+      <w:r>
+        <w:rPr>
+          <w:color w:val="808000"/>
+        </w:rPr>
+        <w:t>if</w:t>
+      </w:r>
+      <w:r>
+        <w:t>(</w:t>
+      </w:r>
+      <w:r>
+        <w:rPr>
+          <w:color w:val="092E64"/>
+        </w:rPr>
+        <w:t>str</w:t>
+      </w:r>
+      <w:r>
+        <w:rPr>
+          <w:color w:val="C0C0C0"/>
+        </w:rPr>
+        <w:t xml:space="preserve"> </w:t>
+      </w:r>
+      <w:r>
+        <w:rPr>
+          <w:color w:val="00677C"/>
+        </w:rPr>
+        <w:t>==</w:t>
+      </w:r>
+      <w:r>
+        <w:rPr>
+          <w:color w:val="C0C0C0"/>
+        </w:rPr>
+        <w:t xml:space="preserve"> </w:t>
+      </w:r>
+      <w:r>
+        <w:rPr>
+          <w:color w:val="008000"/>
+        </w:rPr>
+        <w:t>"SpeedRunner"</w:t>
+      </w:r>
+      <w:r>
+        <w:t>)</w:t>
+      </w:r>
+      <w:r>
+        <w:rPr>
+          <w:color w:val="C0C0C0"/>
+        </w:rPr>
+        <w:t xml:space="preserve"> </w:t>
+      </w:r>
+      <w:r>
+        <w:rPr>
+          <w:color w:val="808000"/>
+        </w:rPr>
+        <w:t>return</w:t>
+      </w:r>
+      <w:r>
+        <w:rPr>
+          <w:color w:val="C0C0C0"/>
+        </w:rPr>
+        <w:t xml:space="preserve"> </w:t>
+      </w:r>
+      <w:r>
+        <w:rPr>
+          <w:color w:val="800080"/>
+        </w:rPr>
+        <w:t>MedalType</w:t>
+      </w:r>
+      <w:r>
+        <w:t>::</w:t>
+      </w:r>
+      <w:r>
+        <w:rPr>
+          <w:color w:val="800080"/>
+        </w:rPr>
+        <w:t>SpeedRunner</w:t>
+      </w:r>
+      <w:r>
+        <w:t>;</w:t>
+      </w:r>
+    </w:p>
+    <w:p>
+      <w:pPr>
+        <w:pStyle w:val="4"/>
+        <w:keepNext w:val="0"/>
+        <w:keepLines w:val="0"/>
+        <w:widowControl/>
+        <w:suppressLineNumbers w:val="0"/>
+        <w:spacing w:before="0" w:beforeAutospacing="0" w:after="0" w:afterAutospacing="0"/>
+        <w:ind w:left="0" w:right="0" w:firstLine="0"/>
+      </w:pPr>
+      <w:r>
+        <w:rPr>
+          <w:color w:val="C0C0C0"/>
+        </w:rPr>
+        <w:t xml:space="preserve">    </w:t>
+      </w:r>
+      <w:r>
+        <w:rPr>
+          <w:color w:val="808000"/>
+        </w:rPr>
+        <w:t>if</w:t>
+      </w:r>
+      <w:r>
+        <w:t>(</w:t>
+      </w:r>
+      <w:r>
+        <w:rPr>
+          <w:color w:val="092E64"/>
+        </w:rPr>
+        <w:t>str</w:t>
+      </w:r>
+      <w:r>
+        <w:rPr>
+          <w:color w:val="C0C0C0"/>
+        </w:rPr>
+        <w:t xml:space="preserve"> </w:t>
+      </w:r>
+      <w:r>
+        <w:rPr>
+          <w:color w:val="00677C"/>
+        </w:rPr>
+        <w:t>==</w:t>
+      </w:r>
+      <w:r>
+        <w:rPr>
+          <w:color w:val="C0C0C0"/>
+        </w:rPr>
+        <w:t xml:space="preserve"> </w:t>
+      </w:r>
+      <w:r>
+        <w:rPr>
+          <w:color w:val="008000"/>
+        </w:rPr>
+        <w:t>"Collector"</w:t>
+      </w:r>
+      <w:r>
+        <w:t>)</w:t>
+      </w:r>
+      <w:r>
+        <w:rPr>
+          <w:color w:val="C0C0C0"/>
+        </w:rPr>
+        <w:t xml:space="preserve"> </w:t>
+      </w:r>
+      <w:r>
+        <w:rPr>
+          <w:color w:val="808000"/>
+        </w:rPr>
+        <w:t>return</w:t>
+      </w:r>
+      <w:r>
+        <w:rPr>
+          <w:color w:val="C0C0C0"/>
+        </w:rPr>
+        <w:t xml:space="preserve"> </w:t>
+      </w:r>
+      <w:r>
+        <w:rPr>
+          <w:color w:val="800080"/>
+        </w:rPr>
+        <w:t>MedalType</w:t>
+      </w:r>
+      <w:r>
+        <w:t>::</w:t>
+      </w:r>
+      <w:r>
+        <w:rPr>
+          <w:color w:val="800080"/>
+        </w:rPr>
+        <w:t>Collector</w:t>
+      </w:r>
+      <w:r>
+        <w:t>;</w:t>
+      </w:r>
+    </w:p>
+    <w:p>
+      <w:pPr>
+        <w:pStyle w:val="4"/>
+        <w:keepNext w:val="0"/>
+        <w:keepLines w:val="0"/>
+        <w:widowControl/>
+        <w:suppressLineNumbers w:val="0"/>
+        <w:spacing w:before="0" w:beforeAutospacing="0" w:after="0" w:afterAutospacing="0"/>
+        <w:ind w:left="0" w:right="0" w:firstLine="0"/>
+      </w:pPr>
+      <w:r>
+        <w:rPr>
+          <w:color w:val="C0C0C0"/>
+        </w:rPr>
+        <w:t xml:space="preserve">    </w:t>
+      </w:r>
+      <w:r>
+        <w:rPr>
+          <w:color w:val="808000"/>
+        </w:rPr>
+        <w:t>if</w:t>
+      </w:r>
+      <w:r>
+        <w:t>(</w:t>
+      </w:r>
+      <w:r>
+        <w:rPr>
+          <w:color w:val="092E64"/>
+        </w:rPr>
+        <w:t>str</w:t>
+      </w:r>
+      <w:r>
+        <w:rPr>
+          <w:color w:val="C0C0C0"/>
+        </w:rPr>
+        <w:t xml:space="preserve"> </w:t>
+      </w:r>
+      <w:r>
+        <w:rPr>
+          <w:color w:val="00677C"/>
+        </w:rPr>
+        <w:t>==</w:t>
+      </w:r>
+      <w:r>
+        <w:rPr>
+          <w:color w:val="C0C0C0"/>
+        </w:rPr>
+        <w:t xml:space="preserve"> </w:t>
+      </w:r>
+      <w:r>
+        <w:rPr>
+          <w:color w:val="008000"/>
+        </w:rPr>
+        <w:t>"PerfectScore"</w:t>
+      </w:r>
+      <w:r>
+        <w:t>)</w:t>
+      </w:r>
+      <w:r>
+        <w:rPr>
+          <w:color w:val="C0C0C0"/>
+        </w:rPr>
+        <w:t xml:space="preserve"> </w:t>
+      </w:r>
+      <w:r>
+        <w:rPr>
+          <w:color w:val="808000"/>
+        </w:rPr>
+        <w:t>return</w:t>
+      </w:r>
+      <w:r>
+        <w:rPr>
+          <w:color w:val="C0C0C0"/>
+        </w:rPr>
+        <w:t xml:space="preserve"> </w:t>
+      </w:r>
+      <w:r>
+        <w:rPr>
+          <w:color w:val="800080"/>
+        </w:rPr>
+        <w:t>MedalType</w:t>
+      </w:r>
+      <w:r>
+        <w:t>::</w:t>
+      </w:r>
+      <w:r>
+        <w:rPr>
+          <w:color w:val="800080"/>
+        </w:rPr>
+        <w:t>PerfectScore</w:t>
+      </w:r>
+      <w:r>
+        <w:t>;</w:t>
+      </w:r>
+    </w:p>
+    <w:p>
+      <w:pPr>
+        <w:pStyle w:val="4"/>
+        <w:keepNext w:val="0"/>
+        <w:keepLines w:val="0"/>
+        <w:widowControl/>
+        <w:suppressLineNumbers w:val="0"/>
+        <w:spacing w:before="0" w:beforeAutospacing="0" w:after="0" w:afterAutospacing="0"/>
+        <w:ind w:left="0" w:right="0" w:firstLine="0"/>
+      </w:pPr>
+      <w:r>
+        <w:rPr>
+          <w:color w:val="C0C0C0"/>
+        </w:rPr>
+        <w:t xml:space="preserve">    </w:t>
+      </w:r>
+      <w:r>
+        <w:rPr>
+          <w:color w:val="808000"/>
+        </w:rPr>
+        <w:t>if</w:t>
+      </w:r>
+      <w:r>
+        <w:t>(</w:t>
+      </w:r>
+      <w:r>
+        <w:rPr>
+          <w:color w:val="092E64"/>
+        </w:rPr>
+        <w:t>str</w:t>
+      </w:r>
+      <w:r>
+        <w:rPr>
+          <w:color w:val="C0C0C0"/>
+        </w:rPr>
+        <w:t xml:space="preserve"> </w:t>
+      </w:r>
+      <w:r>
+        <w:rPr>
+          <w:color w:val="00677C"/>
+        </w:rPr>
+        <w:t>==</w:t>
+      </w:r>
+      <w:r>
+        <w:rPr>
+          <w:color w:val="C0C0C0"/>
+        </w:rPr>
+        <w:t xml:space="preserve"> </w:t>
+      </w:r>
+      <w:r>
+        <w:rPr>
+          <w:color w:val="008000"/>
+        </w:rPr>
+        <w:t>"Marathoner"</w:t>
+      </w:r>
+      <w:r>
+        <w:t>)</w:t>
+      </w:r>
+      <w:r>
+        <w:rPr>
+          <w:color w:val="C0C0C0"/>
+        </w:rPr>
+        <w:t xml:space="preserve"> </w:t>
+      </w:r>
+      <w:r>
+        <w:rPr>
+          <w:color w:val="808000"/>
+        </w:rPr>
+        <w:t>return</w:t>
+      </w:r>
+      <w:r>
+        <w:rPr>
+          <w:color w:val="C0C0C0"/>
+        </w:rPr>
+        <w:t xml:space="preserve"> </w:t>
+      </w:r>
+      <w:r>
+        <w:rPr>
+          <w:color w:val="800080"/>
+        </w:rPr>
+        <w:t>MedalType</w:t>
+      </w:r>
+      <w:r>
+        <w:t>::</w:t>
+      </w:r>
+      <w:r>
+        <w:rPr>
+          <w:color w:val="800080"/>
+        </w:rPr>
+        <w:t>Marathoner</w:t>
+      </w:r>
+      <w:r>
+        <w:t>;</w:t>
+      </w:r>
+    </w:p>
+    <w:p>
+      <w:pPr>
+        <w:pStyle w:val="4"/>
+        <w:keepNext w:val="0"/>
+        <w:keepLines w:val="0"/>
+        <w:widowControl/>
+        <w:suppressLineNumbers w:val="0"/>
+        <w:spacing w:before="0" w:beforeAutospacing="0" w:after="0" w:afterAutospacing="0"/>
+        <w:ind w:left="0" w:right="0" w:firstLine="0"/>
+      </w:pPr>
+      <w:r>
+        <w:rPr>
+          <w:color w:val="C0C0C0"/>
+        </w:rPr>
+        <w:t xml:space="preserve">    </w:t>
+      </w:r>
+      <w:r>
+        <w:rPr>
+          <w:color w:val="808000"/>
+        </w:rPr>
+        <w:t>throw</w:t>
+      </w:r>
+      <w:r>
+        <w:rPr>
+          <w:color w:val="C0C0C0"/>
+        </w:rPr>
+        <w:t xml:space="preserve"> </w:t>
+      </w:r>
+      <w:r>
+        <w:rPr>
+          <w:color w:val="800080"/>
+        </w:rPr>
+        <w:t>std</w:t>
+      </w:r>
+      <w:r>
+        <w:t>::</w:t>
+      </w:r>
+      <w:r>
+        <w:rPr>
+          <w:color w:val="800080"/>
+        </w:rPr>
+        <w:t>invalid_argument</w:t>
+      </w:r>
+      <w:r>
+        <w:t>(</w:t>
+      </w:r>
+      <w:r>
+        <w:rPr>
+          <w:color w:val="008000"/>
+        </w:rPr>
+        <w:t>"Invalid</w:t>
+      </w:r>
+      <w:r>
+        <w:rPr>
+          <w:color w:val="C0C0C0"/>
+        </w:rPr>
+        <w:t xml:space="preserve"> </w:t>
+      </w:r>
+      <w:r>
+        <w:rPr>
+          <w:color w:val="008000"/>
+        </w:rPr>
+        <w:t>medal</w:t>
+      </w:r>
+      <w:r>
+        <w:rPr>
+          <w:color w:val="C0C0C0"/>
+        </w:rPr>
+        <w:t xml:space="preserve"> </w:t>
+      </w:r>
+      <w:r>
+        <w:rPr>
+          <w:color w:val="008000"/>
+        </w:rPr>
+        <w:t>string"</w:t>
+      </w:r>
+      <w:r>
+        <w:t>);</w:t>
+      </w:r>
+    </w:p>
+    <w:p>
+      <w:pPr>
+        <w:pStyle w:val="4"/>
+        <w:keepNext w:val="0"/>
+        <w:keepLines w:val="0"/>
+        <w:widowControl/>
+        <w:suppressLineNumbers w:val="0"/>
+        <w:spacing w:before="0" w:beforeAutospacing="0" w:after="0" w:afterAutospacing="0"/>
+        <w:ind w:left="0" w:right="0" w:firstLine="0"/>
+      </w:pPr>
+      <w:r>
+        <w:t>}</w:t>
+      </w:r>
+    </w:p>
+    <w:p>
+      <w:pPr>
+        <w:pStyle w:val="4"/>
+        <w:keepNext w:val="0"/>
+        <w:keepLines w:val="0"/>
+        <w:widowControl/>
+        <w:suppressLineNumbers w:val="0"/>
+        <w:spacing w:before="0" w:beforeAutospacing="0" w:after="0" w:afterAutospacing="0"/>
+        <w:ind w:left="0" w:right="0" w:firstLine="0"/>
+        <w:rPr>
+          <w:color w:val="008000"/>
+        </w:rPr>
+      </w:pPr>
+    </w:p>
+    <w:p>
+      <w:pPr>
+        <w:numPr>
+          <w:numId w:val="0"/>
+        </w:numPr>
+        <w:ind w:leftChars="0"/>
+        <w:rPr>
+          <w:rFonts w:hint="eastAsia"/>
+          <w:lang w:val="en-US" w:eastAsia="zh-CN"/>
+        </w:rPr>
+      </w:pPr>
+      <w:r>
+        <w:rPr>
+          <w:rFonts w:hint="eastAsia"/>
+          <w:lang w:val="en-US" w:eastAsia="zh-CN"/>
+        </w:rPr>
+        <w:t>通过设计伪类MedalType，以简洁的方式实现了基础的勋章类授予系统，且有较高的拓展性，未来可在此基础上添加对应的图标、音效、详细信息等元素。</w:t>
+      </w:r>
+    </w:p>
+    <w:p>
+      <w:pPr>
+        <w:numPr>
+          <w:numId w:val="0"/>
+        </w:numPr>
+        <w:ind w:leftChars="0"/>
+        <w:rPr>
+          <w:rFonts w:hint="default"/>
+          <w:lang w:val="en-US" w:eastAsia="zh-CN"/>
+        </w:rPr>
+      </w:pPr>
       <w:bookmarkStart w:id="0" w:name="_GoBack"/>
       <w:bookmarkEnd w:id="0"/>
       <w:r>
         <w:rPr>
+          <w:rFonts w:hint="eastAsia" w:asciiTheme="minorHAnsi" w:hAnsiTheme="minorHAnsi" w:eastAsiaTheme="minorEastAsia" w:cstheme="minorBidi"/>
+          <w:kern w:val="2"/>
+          <w:sz w:val="21"/>
+          <w:szCs w:val="24"/>
+          <w:lang w:val="en-US" w:eastAsia="zh-CN" w:bidi="ar-SA"/>
+        </w:rPr>
+        <w:t>三、</w:t>
+      </w:r>
+      <w:r>
+        <w:rPr>
+          <w:rFonts w:hint="default"/>
+          <w:lang w:val="en-US" w:eastAsia="zh-CN"/>
+        </w:rPr>
+        <w:t>辅助工具使用情况</w:t>
+      </w:r>
+    </w:p>
+    <w:p>
+      <w:pPr>
+        <w:rPr>
+          <w:rFonts w:hint="default" w:eastAsiaTheme="minorEastAsia"/>
+          <w:lang w:val="en-US" w:eastAsia="zh-CN"/>
+        </w:rPr>
+      </w:pPr>
+      <w:r>
+        <w:rPr>
           <w:rFonts w:hint="eastAsia"/>
           <w:lang w:val="en-US" w:eastAsia="zh-CN"/>
         </w:rPr>
-        <w:t>）情况汇报：</w:t>
-      </w:r>
-    </w:p>
-    <w:p/>
+        <w:t>使用Adobe Fireworks CS6进行图片编辑和设计，使用元宝优化实现细节，提高程序效率。</w:t>
+      </w:r>
+    </w:p>
     <w:sectPr>
       <w:pgSz w:w="11906" w:h="16838"/>
       <w:pgMar w:top="1440" w:right="1800" w:bottom="1440" w:left="1800" w:header="851" w:footer="992" w:gutter="0"/>
@@ -70,12 +6522,35 @@
 </w:document>
 </file>
 
+<file path=word/numbering.xml><?xml version="1.0" encoding="utf-8"?>
+<w:numbering xmlns:wpc="http://schemas.microsoft.com/office/word/2010/wordprocessingCanvas" xmlns:mc="http://schemas.openxmlformats.org/markup-compatibility/2006" xmlns:o="urn:schemas-microsoft-com:office:office" xmlns:r="http://schemas.openxmlformats.org/officeDocument/2006/relationships" xmlns:m="http://schemas.openxmlformats.org/officeDocument/2006/math" xmlns:v="urn:schemas-microsoft-com:vml" xmlns:wp14="http://schemas.microsoft.com/office/word/2010/wordprocessingDrawing" xmlns:wp="http://schemas.openxmlformats.org/drawingml/2006/wordprocessingDrawing" xmlns:w10="urn:schemas-microsoft-com:office:word" xmlns:w="http://schemas.openxmlformats.org/wordprocessingml/2006/main" xmlns:w14="http://schemas.microsoft.com/office/word/2010/wordml" xmlns:wpg="http://schemas.microsoft.com/office/word/2010/wordprocessingGroup" xmlns:wpi="http://schemas.microsoft.com/office/word/2010/wordprocessingInk" xmlns:wne="http://schemas.microsoft.com/office/word/2006/wordml" xmlns:wps="http://schemas.microsoft.com/office/word/2010/wordprocessingShape" xmlns:wpsCustomData="http://www.wps.cn/officeDocument/2013/wpsCustomData" mc:Ignorable="w14 wp14">
+  <w:abstractNum w:abstractNumId="0">
+    <w:nsid w:val="AC5069CE"/>
+    <w:multiLevelType w:val="singleLevel"/>
+    <w:tmpl w:val="AC5069CE"/>
+    <w:lvl w:ilvl="0" w:tentative="0">
+      <w:start w:val="2"/>
+      <w:numFmt w:val="chineseCounting"/>
+      <w:suff w:val="nothing"/>
+      <w:lvlText w:val="%1、"/>
+      <w:lvlJc w:val="left"/>
+      <w:rPr>
+        <w:rFonts w:hint="eastAsia"/>
+      </w:rPr>
+    </w:lvl>
+  </w:abstractNum>
+  <w:num w:numId="1">
+    <w:abstractNumId w:val="0"/>
+  </w:num>
+</w:numbering>
+</file>
+
 <file path=word/styles.xml><?xml version="1.0" encoding="utf-8"?>
 <w:styles xmlns:mc="http://schemas.openxmlformats.org/markup-compatibility/2006" xmlns:o="urn:schemas-microsoft-com:office:office" xmlns:r="http://schemas.openxmlformats.org/officeDocument/2006/relationships" xmlns:m="http://schemas.openxmlformats.org/officeDocument/2006/math" xmlns:v="urn:schemas-microsoft-com:vml" xmlns:w="http://schemas.openxmlformats.org/wordprocessingml/2006/main" xmlns:w14="http://schemas.microsoft.com/office/word/2010/wordml" xmlns:w10="urn:schemas-microsoft-com:office:word" xmlns:sl="http://schemas.openxmlformats.org/schemaLibrary/2006/main" xmlns:wpsCustomData="http://www.wps.cn/officeDocument/2013/wpsCustomData" mc:Ignorable="w14">
   <w:docDefaults>
     <w:rPrDefault>
       <w:rPr>
-        <w:rFonts w:asciiTheme="minorHAnsi" w:hAnsiTheme="minorHAnsi" w:eastAsiaTheme="minorEastAsia" w:cstheme="minorBidi"/>
+        <w:rFonts w:ascii="Times New Roman" w:hAnsi="Times New Roman" w:eastAsia="宋体" w:cs="Times New Roman"/>
       </w:rPr>
     </w:rPrDefault>
     <w:pPrDefault/>
@@ -146,7 +6621,7 @@
     <w:lsdException w:qFormat="1" w:unhideWhenUsed="0" w:uiPriority="0" w:semiHidden="0" w:name="Title"/>
     <w:lsdException w:unhideWhenUsed="0" w:uiPriority="0" w:semiHidden="0" w:name="Closing"/>
     <w:lsdException w:unhideWhenUsed="0" w:uiPriority="0" w:semiHidden="0" w:name="Signature"/>
-    <w:lsdException w:unhideWhenUsed="0" w:uiPriority="0" w:name="Default Paragraph Font"/>
+    <w:lsdException w:unhideWhenUsed="0" w:uiPriority="0" w:semiHidden="0" w:name="Default Paragraph Font"/>
     <w:lsdException w:unhideWhenUsed="0" w:uiPriority="0" w:semiHidden="0" w:name="Body Text"/>
     <w:lsdException w:unhideWhenUsed="0" w:uiPriority="0" w:semiHidden="0" w:name="Body Text Indent"/>
     <w:lsdException w:unhideWhenUsed="0" w:uiPriority="0" w:semiHidden="0" w:name="List Continue"/>
@@ -184,7 +6659,7 @@
     <w:lsdException w:unhideWhenUsed="0" w:uiPriority="0" w:semiHidden="0" w:name="HTML Sample"/>
     <w:lsdException w:unhideWhenUsed="0" w:uiPriority="0" w:semiHidden="0" w:name="HTML Typewriter"/>
     <w:lsdException w:unhideWhenUsed="0" w:uiPriority="0" w:semiHidden="0" w:name="HTML Variable"/>
-    <w:lsdException w:unhideWhenUsed="0" w:uiPriority="0" w:name="Normal Table"/>
+    <w:lsdException w:qFormat="1" w:unhideWhenUsed="0" w:uiPriority="0" w:name="Normal Table"/>
     <w:lsdException w:unhideWhenUsed="0" w:uiPriority="0" w:semiHidden="0" w:name="annotation subject"/>
     <w:lsdException w:unhideWhenUsed="0" w:uiPriority="0" w:semiHidden="0" w:name="Table Simple 1"/>
     <w:lsdException w:unhideWhenUsed="0" w:uiPriority="0" w:semiHidden="0" w:name="Table Simple 2"/>
@@ -383,14 +6858,14 @@
       <w:sz w:val="32"/>
     </w:rPr>
   </w:style>
-  <w:style w:type="character" w:default="1" w:styleId="5">
+  <w:style w:type="character" w:default="1" w:styleId="6">
     <w:name w:val="Default Paragraph Font"/>
-    <w:semiHidden/>
     <w:uiPriority w:val="0"/>
   </w:style>
-  <w:style w:type="table" w:default="1" w:styleId="4">
+  <w:style w:type="table" w:default="1" w:styleId="5">
     <w:name w:val="Normal Table"/>
     <w:semiHidden/>
+    <w:qFormat/>
     <w:uiPriority w:val="0"/>
     <w:tblPr>
       <w:tblCellMar>
@@ -400,6 +6875,39 @@
         <w:right w:w="108" w:type="dxa"/>
       </w:tblCellMar>
     </w:tblPr>
+  </w:style>
+  <w:style w:type="paragraph" w:styleId="4">
+    <w:name w:val="HTML Preformatted"/>
+    <w:basedOn w:val="1"/>
+    <w:uiPriority w:val="0"/>
+    <w:pPr>
+      <w:tabs>
+        <w:tab w:val="left" w:pos="916"/>
+        <w:tab w:val="left" w:pos="1832"/>
+        <w:tab w:val="left" w:pos="2748"/>
+        <w:tab w:val="left" w:pos="3664"/>
+        <w:tab w:val="left" w:pos="4580"/>
+        <w:tab w:val="left" w:pos="5496"/>
+        <w:tab w:val="left" w:pos="6412"/>
+        <w:tab w:val="left" w:pos="7328"/>
+        <w:tab w:val="left" w:pos="8244"/>
+        <w:tab w:val="left" w:pos="9160"/>
+        <w:tab w:val="left" w:pos="10076"/>
+        <w:tab w:val="left" w:pos="10992"/>
+        <w:tab w:val="left" w:pos="11908"/>
+        <w:tab w:val="left" w:pos="12824"/>
+        <w:tab w:val="left" w:pos="13740"/>
+        <w:tab w:val="left" w:pos="14656"/>
+      </w:tabs>
+      <w:jc w:val="left"/>
+    </w:pPr>
+    <w:rPr>
+      <w:rFonts w:hint="eastAsia" w:ascii="宋体" w:hAnsi="宋体" w:eastAsia="宋体" w:cs="宋体"/>
+      <w:kern w:val="0"/>
+      <w:sz w:val="24"/>
+      <w:szCs w:val="24"/>
+      <w:lang w:val="en-US" w:eastAsia="zh-CN" w:bidi="ar"/>
+    </w:rPr>
   </w:style>
 </w:styles>
 </file>

--- a/C++程序设计/C++实训/实训工作报告/202430551135马启凡第三次工作报告.docx
+++ b/C++程序设计/C++实训/实训工作报告/202430551135马启凡第三次工作报告.docx
@@ -170,6 +170,7 @@
     <w:p>
       <w:pPr>
         <w:numPr>
+          <w:ilvl w:val="0"/>
           <w:numId w:val="0"/>
         </w:numPr>
         <w:ind w:leftChars="0"/>
@@ -183,13 +184,23 @@
       <w:pPr>
         <w:numPr>
           <w:ilvl w:val="0"/>
-          <w:numId w:val="1"/>
+          <w:numId w:val="0"/>
         </w:numPr>
         <w:rPr>
           <w:rFonts w:hint="default"/>
           <w:lang w:val="en-US" w:eastAsia="zh-CN"/>
         </w:rPr>
       </w:pPr>
+      <w:r>
+        <w:rPr>
+          <w:rFonts w:hint="eastAsia" w:asciiTheme="minorHAnsi" w:hAnsiTheme="minorHAnsi" w:eastAsiaTheme="minorEastAsia" w:cstheme="minorBidi"/>
+          <w:kern w:val="2"/>
+          <w:sz w:val="21"/>
+          <w:szCs w:val="24"/>
+          <w:lang w:val="en-US" w:eastAsia="zh-CN" w:bidi="ar-SA"/>
+        </w:rPr>
+        <w:t>二、</w:t>
+      </w:r>
       <w:r>
         <w:rPr>
           <w:rFonts w:hint="default"/>
@@ -4343,6 +4354,7 @@
     <w:p>
       <w:pPr>
         <w:numPr>
+          <w:ilvl w:val="0"/>
           <w:numId w:val="0"/>
         </w:numPr>
         <w:ind w:leftChars="0"/>
@@ -6450,6 +6462,7 @@
     <w:p>
       <w:pPr>
         <w:numPr>
+          <w:ilvl w:val="0"/>
           <w:numId w:val="0"/>
         </w:numPr>
         <w:ind w:leftChars="0"/>
@@ -6469,6 +6482,7 @@
     <w:p>
       <w:pPr>
         <w:numPr>
+          <w:ilvl w:val="0"/>
           <w:numId w:val="0"/>
         </w:numPr>
         <w:ind w:leftChars="0"/>
@@ -6477,25 +6491,25 @@
           <w:lang w:val="en-US" w:eastAsia="zh-CN"/>
         </w:rPr>
       </w:pPr>
+      <w:r>
+        <w:rPr>
+          <w:rFonts w:hint="eastAsia" w:asciiTheme="minorHAnsi" w:hAnsiTheme="minorHAnsi" w:eastAsiaTheme="minorEastAsia" w:cstheme="minorBidi"/>
+          <w:kern w:val="2"/>
+          <w:sz w:val="21"/>
+          <w:szCs w:val="24"/>
+          <w:lang w:val="en-US" w:eastAsia="zh-CN" w:bidi="ar-SA"/>
+        </w:rPr>
+        <w:t>三、</w:t>
+      </w:r>
+      <w:r>
+        <w:rPr>
+          <w:rFonts w:hint="default"/>
+          <w:lang w:val="en-US" w:eastAsia="zh-CN"/>
+        </w:rPr>
+        <w:t>辅助工具使用情况</w:t>
+      </w:r>
       <w:bookmarkStart w:id="0" w:name="_GoBack"/>
       <w:bookmarkEnd w:id="0"/>
-      <w:r>
-        <w:rPr>
-          <w:rFonts w:hint="eastAsia" w:asciiTheme="minorHAnsi" w:hAnsiTheme="minorHAnsi" w:eastAsiaTheme="minorEastAsia" w:cstheme="minorBidi"/>
-          <w:kern w:val="2"/>
-          <w:sz w:val="21"/>
-          <w:szCs w:val="24"/>
-          <w:lang w:val="en-US" w:eastAsia="zh-CN" w:bidi="ar-SA"/>
-        </w:rPr>
-        <w:t>三、</w:t>
-      </w:r>
-      <w:r>
-        <w:rPr>
-          <w:rFonts w:hint="default"/>
-          <w:lang w:val="en-US" w:eastAsia="zh-CN"/>
-        </w:rPr>
-        <w:t>辅助工具使用情况</w:t>
-      </w:r>
     </w:p>
     <w:p>
       <w:pPr>
@@ -6520,29 +6534,6 @@
     </w:sectPr>
   </w:body>
 </w:document>
-</file>
-
-<file path=word/numbering.xml><?xml version="1.0" encoding="utf-8"?>
-<w:numbering xmlns:wpc="http://schemas.microsoft.com/office/word/2010/wordprocessingCanvas" xmlns:mc="http://schemas.openxmlformats.org/markup-compatibility/2006" xmlns:o="urn:schemas-microsoft-com:office:office" xmlns:r="http://schemas.openxmlformats.org/officeDocument/2006/relationships" xmlns:m="http://schemas.openxmlformats.org/officeDocument/2006/math" xmlns:v="urn:schemas-microsoft-com:vml" xmlns:wp14="http://schemas.microsoft.com/office/word/2010/wordprocessingDrawing" xmlns:wp="http://schemas.openxmlformats.org/drawingml/2006/wordprocessingDrawing" xmlns:w10="urn:schemas-microsoft-com:office:word" xmlns:w="http://schemas.openxmlformats.org/wordprocessingml/2006/main" xmlns:w14="http://schemas.microsoft.com/office/word/2010/wordml" xmlns:wpg="http://schemas.microsoft.com/office/word/2010/wordprocessingGroup" xmlns:wpi="http://schemas.microsoft.com/office/word/2010/wordprocessingInk" xmlns:wne="http://schemas.microsoft.com/office/word/2006/wordml" xmlns:wps="http://schemas.microsoft.com/office/word/2010/wordprocessingShape" xmlns:wpsCustomData="http://www.wps.cn/officeDocument/2013/wpsCustomData" mc:Ignorable="w14 wp14">
-  <w:abstractNum w:abstractNumId="0">
-    <w:nsid w:val="AC5069CE"/>
-    <w:multiLevelType w:val="singleLevel"/>
-    <w:tmpl w:val="AC5069CE"/>
-    <w:lvl w:ilvl="0" w:tentative="0">
-      <w:start w:val="2"/>
-      <w:numFmt w:val="chineseCounting"/>
-      <w:suff w:val="nothing"/>
-      <w:lvlText w:val="%1、"/>
-      <w:lvlJc w:val="left"/>
-      <w:rPr>
-        <w:rFonts w:hint="eastAsia"/>
-      </w:rPr>
-    </w:lvl>
-  </w:abstractNum>
-  <w:num w:numId="1">
-    <w:abstractNumId w:val="0"/>
-  </w:num>
-</w:numbering>
 </file>
 
 <file path=word/styles.xml><?xml version="1.0" encoding="utf-8"?>
